--- a/Kelroy-James-CV.docx
+++ b/Kelroy-James-CV.docx
@@ -1514,7 +1514,7 @@
           <w:bCs/>
           <w:b/>
         </w:rPr>
-        <w:t xml:space="preserve">Available from 2028 (resettlement)</w:t>
+        <w:t xml:space="preserve">Available from April 2028 (resettlement)</w:t>
       </w:r>
     </w:p>
     <w:p>

--- a/Kelroy-James-CV.docx
+++ b/Kelroy-James-CV.docx
@@ -543,13 +543,13 @@
           <w:bCs/>
           <w:b/>
         </w:rPr>
-        <w:t xml:space="preserve">MSc Supply Chain and Logistics Management</w:t>
-      </w:r>
-      <w:r>
-        <w:t xml:space="preserve"> </w:t>
-      </w:r>
-      <w:r>
-        <w:t xml:space="preserve">| University of Lincoln | In Progress (Distinction track), Dissertation 2027</w:t>
+        <w:t xml:space="preserve">MSc Supply Chain and Logistics Management (Defence Logistics Staff Course)</w:t>
+      </w:r>
+      <w:r>
+        <w:t xml:space="preserve"> </w:t>
+      </w:r>
+      <w:r>
+        <w:t xml:space="preserve">| University of Lincoln | In Progress (Distinction track), Apr 2025 – Apr 2027</w:t>
       </w:r>
     </w:p>
     <w:p>
@@ -565,13 +565,13 @@
           <w:bCs/>
           <w:b/>
         </w:rPr>
-        <w:t xml:space="preserve">MITx MicroMasters in Supply Chain Management</w:t>
-      </w:r>
-      <w:r>
-        <w:t xml:space="preserve"> </w:t>
-      </w:r>
-      <w:r>
-        <w:t xml:space="preserve">| SC0x–SC4x complete, Final exam 2026</w:t>
+        <w:t xml:space="preserve">MicroMasters, Supply Chain Management &amp; Advanced Network Design</w:t>
+      </w:r>
+      <w:r>
+        <w:t xml:space="preserve"> </w:t>
+      </w:r>
+      <w:r>
+        <w:t xml:space="preserve">| MIT Center for Transportation &amp; Logistics | Completed 2024</w:t>
       </w:r>
     </w:p>
     <w:p>
@@ -587,13 +587,13 @@
           <w:bCs/>
           <w:b/>
         </w:rPr>
-        <w:t xml:space="preserve">BSc (Hons) Logistics and Operations Management</w:t>
-      </w:r>
-      <w:r>
-        <w:t xml:space="preserve"> </w:t>
-      </w:r>
-      <w:r>
-        <w:t xml:space="preserve">| Completed</w:t>
+        <w:t xml:space="preserve">Professional Award in Cyber Security &amp; OSINT</w:t>
+      </w:r>
+      <w:r>
+        <w:t xml:space="preserve"> </w:t>
+      </w:r>
+      <w:r>
+        <w:t xml:space="preserve">| Abertay University | Distinction, 2023–2025</w:t>
       </w:r>
     </w:p>
     <w:p>
@@ -609,13 +609,13 @@
           <w:bCs/>
           <w:b/>
         </w:rPr>
-        <w:t xml:space="preserve">FdSc Logistics Management</w:t>
-      </w:r>
-      <w:r>
-        <w:t xml:space="preserve"> </w:t>
-      </w:r>
-      <w:r>
-        <w:t xml:space="preserve">| University of Lincoln</w:t>
+        <w:t xml:space="preserve">MicroMasters, Predictive Analytics using Python</w:t>
+      </w:r>
+      <w:r>
+        <w:t xml:space="preserve"> </w:t>
+      </w:r>
+      <w:r>
+        <w:t xml:space="preserve">| University of Edinburgh | 2021–2022</w:t>
       </w:r>
     </w:p>
     <w:p>
@@ -631,13 +631,13 @@
           <w:bCs/>
           <w:b/>
         </w:rPr>
-        <w:t xml:space="preserve">Professional Award in Cyber Security &amp; OSINT</w:t>
-      </w:r>
-      <w:r>
-        <w:t xml:space="preserve"> </w:t>
-      </w:r>
-      <w:r>
-        <w:t xml:space="preserve">| University of Abertay | 2023–2025</w:t>
+        <w:t xml:space="preserve">DeFi Talents Program, Blockchain Strategy &amp; Tokenisation</w:t>
+      </w:r>
+      <w:r>
+        <w:t xml:space="preserve"> </w:t>
+      </w:r>
+      <w:r>
+        <w:t xml:space="preserve">| Frankfurt School of Finance &amp; Management | 2022</w:t>
       </w:r>
     </w:p>
     <w:p>
@@ -653,13 +653,57 @@
           <w:bCs/>
           <w:b/>
         </w:rPr>
-        <w:t xml:space="preserve">Professional Certificate in Web3</w:t>
-      </w:r>
-      <w:r>
-        <w:t xml:space="preserve"> </w:t>
-      </w:r>
-      <w:r>
-        <w:t xml:space="preserve">| University of Nicosia | 2024–2025</w:t>
+        <w:t xml:space="preserve">Professional Certificate in Web3 (DeFi, CBDCs &amp; Tokenisation)</w:t>
+      </w:r>
+      <w:r>
+        <w:t xml:space="preserve"> </w:t>
+      </w:r>
+      <w:r>
+        <w:t xml:space="preserve">| University of Nicosia | Distinction, 2024–2025</w:t>
+      </w:r>
+    </w:p>
+    <w:p>
+      <w:pPr>
+        <w:numPr>
+          <w:ilvl w:val="0"/>
+          <w:numId w:val="1002"/>
+        </w:numPr>
+        <w:pStyle w:val="Compact"/>
+      </w:pPr>
+      <w:r>
+        <w:rPr>
+          <w:bCs/>
+          <w:b/>
+        </w:rPr>
+        <w:t xml:space="preserve">BSc (Hons) Logistics, Materials and Supply Chain Management</w:t>
+      </w:r>
+      <w:r>
+        <w:t xml:space="preserve"> </w:t>
+      </w:r>
+      <w:r>
+        <w:t xml:space="preserve">| Aston University | 2017–2019</w:t>
+      </w:r>
+    </w:p>
+    <w:p>
+      <w:pPr>
+        <w:numPr>
+          <w:ilvl w:val="0"/>
+          <w:numId w:val="1002"/>
+        </w:numPr>
+        <w:pStyle w:val="Compact"/>
+      </w:pPr>
+      <w:r>
+        <w:rPr>
+          <w:bCs/>
+          <w:b/>
+        </w:rPr>
+        <w:t xml:space="preserve">FdSc Logistics Management</w:t>
+      </w:r>
+      <w:r>
+        <w:t xml:space="preserve"> </w:t>
+      </w:r>
+      <w:r>
+        <w:t xml:space="preserve">| University of Lincoln</w:t>
       </w:r>
     </w:p>
     <w:bookmarkEnd w:id="27"/>

--- a/Kelroy-James-CV.docx
+++ b/Kelroy-James-CV.docx
@@ -718,6 +718,18 @@
     </w:p>
     <w:p>
       <w:pPr>
+        <w:pStyle w:val="BodyText"/>
+      </w:pPr>
+      <w:r>
+        <w:rPr>
+          <w:bCs/>
+          <w:b/>
+        </w:rPr>
+        <w:t xml:space="preserve">Governance, Risk &amp; Compliance</w:t>
+      </w:r>
+    </w:p>
+    <w:p>
+      <w:pPr>
         <w:numPr>
           <w:ilvl w:val="0"/>
           <w:numId w:val="1003"/>
@@ -729,13 +741,13 @@
           <w:bCs/>
           <w:b/>
         </w:rPr>
-        <w:t xml:space="preserve">ISO/IEC 27001, 42001, 27701 Lead Auditor</w:t>
-      </w:r>
-      <w:r>
-        <w:t xml:space="preserve"> </w:t>
-      </w:r>
-      <w:r>
-        <w:t xml:space="preserve">| Information Security, AI Management, Privacy</w:t>
+        <w:t xml:space="preserve">ISO/IEC 27001:2022 Lead Auditor</w:t>
+      </w:r>
+      <w:r>
+        <w:t xml:space="preserve"> </w:t>
+      </w:r>
+      <w:r>
+        <w:t xml:space="preserve">| Mastermind</w:t>
       </w:r>
     </w:p>
     <w:p>
@@ -751,13 +763,57 @@
           <w:bCs/>
           <w:b/>
         </w:rPr>
+        <w:t xml:space="preserve">ISO/IEC 42001:2023 Lead Auditor</w:t>
+      </w:r>
+      <w:r>
+        <w:t xml:space="preserve"> </w:t>
+      </w:r>
+      <w:r>
+        <w:t xml:space="preserve">| Mastermind</w:t>
+      </w:r>
+    </w:p>
+    <w:p>
+      <w:pPr>
+        <w:numPr>
+          <w:ilvl w:val="0"/>
+          <w:numId w:val="1003"/>
+        </w:numPr>
+        <w:pStyle w:val="Compact"/>
+      </w:pPr>
+      <w:r>
+        <w:rPr>
+          <w:bCs/>
+          <w:b/>
+        </w:rPr>
+        <w:t xml:space="preserve">ISO/IEC 27701:2025 Lead Auditor</w:t>
+      </w:r>
+      <w:r>
+        <w:t xml:space="preserve"> </w:t>
+      </w:r>
+      <w:r>
+        <w:t xml:space="preserve">| Mastermind</w:t>
+      </w:r>
+    </w:p>
+    <w:p>
+      <w:pPr>
+        <w:numPr>
+          <w:ilvl w:val="0"/>
+          <w:numId w:val="1003"/>
+        </w:numPr>
+        <w:pStyle w:val="Compact"/>
+      </w:pPr>
+      <w:r>
+        <w:rPr>
+          <w:bCs/>
+          <w:b/>
+        </w:rPr>
         <w:t xml:space="preserve">Fellow of Management Systems Auditing (FellowMSA)</w:t>
       </w:r>
       <w:r>
         <w:t xml:space="preserve"> </w:t>
       </w:r>
       <w:r>
-        <w:t xml:space="preserve">| Professional recognition in audit practice</w:t>
+        <w:t xml:space="preserve">| Mastermind</w:t>
       </w:r>
     </w:p>
     <w:p>
@@ -773,13 +829,567 @@
           <w:bCs/>
           <w:b/>
         </w:rPr>
-        <w:t xml:space="preserve">CompTIA PenTest+</w:t>
-      </w:r>
-      <w:r>
-        <w:t xml:space="preserve"> </w:t>
-      </w:r>
-      <w:r>
-        <w:t xml:space="preserve">| Valid to 2027 | Offensive security and vulnerability assessment</w:t>
+        <w:t xml:space="preserve">CompTIA PenTest+ ce</w:t>
+      </w:r>
+      <w:r>
+        <w:t xml:space="preserve"> </w:t>
+      </w:r>
+      <w:r>
+        <w:t xml:space="preserve">| Valid to 2027</w:t>
+      </w:r>
+    </w:p>
+    <w:p>
+      <w:pPr>
+        <w:numPr>
+          <w:ilvl w:val="0"/>
+          <w:numId w:val="1003"/>
+        </w:numPr>
+        <w:pStyle w:val="Compact"/>
+      </w:pPr>
+      <w:r>
+        <w:rPr>
+          <w:bCs/>
+          <w:b/>
+        </w:rPr>
+        <w:t xml:space="preserve">Tech Risk and Compliance Management</w:t>
+      </w:r>
+      <w:r>
+        <w:t xml:space="preserve"> </w:t>
+      </w:r>
+      <w:r>
+        <w:t xml:space="preserve">| OneTrust, 2025</w:t>
+      </w:r>
+    </w:p>
+    <w:p>
+      <w:pPr>
+        <w:pStyle w:val="BodyText"/>
+      </w:pPr>
+      <w:r>
+        <w:rPr>
+          <w:bCs/>
+          <w:b/>
+        </w:rPr>
+        <w:t xml:space="preserve">Executive &amp; Professional Development</w:t>
+      </w:r>
+    </w:p>
+    <w:p>
+      <w:pPr>
+        <w:numPr>
+          <w:ilvl w:val="0"/>
+          <w:numId w:val="1003"/>
+        </w:numPr>
+        <w:pStyle w:val="Compact"/>
+      </w:pPr>
+      <w:r>
+        <w:rPr>
+          <w:bCs/>
+          <w:b/>
+        </w:rPr>
+        <w:t xml:space="preserve">Forward Program (Advanced Professional Development)</w:t>
+      </w:r>
+      <w:r>
+        <w:t xml:space="preserve"> </w:t>
+      </w:r>
+      <w:r>
+        <w:t xml:space="preserve">| McKinsey &amp; Company, 2024</w:t>
+      </w:r>
+    </w:p>
+    <w:p>
+      <w:pPr>
+        <w:numPr>
+          <w:ilvl w:val="0"/>
+          <w:numId w:val="1003"/>
+        </w:numPr>
+        <w:pStyle w:val="Compact"/>
+      </w:pPr>
+      <w:r>
+        <w:rPr>
+          <w:bCs/>
+          <w:b/>
+        </w:rPr>
+        <w:t xml:space="preserve">Cyber Security – Technology and Governance Specialization</w:t>
+      </w:r>
+      <w:r>
+        <w:t xml:space="preserve"> </w:t>
+      </w:r>
+      <w:r>
+        <w:t xml:space="preserve">| Royal Holloway, University of London, 2026</w:t>
+      </w:r>
+    </w:p>
+    <w:p>
+      <w:pPr>
+        <w:numPr>
+          <w:ilvl w:val="0"/>
+          <w:numId w:val="1003"/>
+        </w:numPr>
+        <w:pStyle w:val="Compact"/>
+      </w:pPr>
+      <w:r>
+        <w:rPr>
+          <w:bCs/>
+          <w:b/>
+        </w:rPr>
+        <w:t xml:space="preserve">AI and Digital Transformation in Government</w:t>
+      </w:r>
+      <w:r>
+        <w:t xml:space="preserve"> </w:t>
+      </w:r>
+      <w:r>
+        <w:t xml:space="preserve">| Saïd Business School, University of Oxford, 2026</w:t>
+      </w:r>
+    </w:p>
+    <w:p>
+      <w:pPr>
+        <w:numPr>
+          <w:ilvl w:val="0"/>
+          <w:numId w:val="1003"/>
+        </w:numPr>
+        <w:pStyle w:val="Compact"/>
+      </w:pPr>
+      <w:r>
+        <w:rPr>
+          <w:bCs/>
+          <w:b/>
+        </w:rPr>
+        <w:t xml:space="preserve">Information Assurance Analysis</w:t>
+      </w:r>
+      <w:r>
+        <w:t xml:space="preserve"> </w:t>
+      </w:r>
+      <w:r>
+        <w:t xml:space="preserve">| The Johns Hopkins University, 2026</w:t>
+      </w:r>
+    </w:p>
+    <w:p>
+      <w:pPr>
+        <w:pStyle w:val="BodyText"/>
+      </w:pPr>
+      <w:r>
+        <w:rPr>
+          <w:bCs/>
+          <w:b/>
+        </w:rPr>
+        <w:t xml:space="preserve">Supply Chain, Finance &amp; Data</w:t>
+      </w:r>
+    </w:p>
+    <w:p>
+      <w:pPr>
+        <w:numPr>
+          <w:ilvl w:val="0"/>
+          <w:numId w:val="1003"/>
+        </w:numPr>
+        <w:pStyle w:val="Compact"/>
+      </w:pPr>
+      <w:r>
+        <w:rPr>
+          <w:bCs/>
+          <w:b/>
+        </w:rPr>
+        <w:t xml:space="preserve">Advanced Supply Chain Systems Planning and Network Design</w:t>
+      </w:r>
+      <w:r>
+        <w:t xml:space="preserve"> </w:t>
+      </w:r>
+      <w:r>
+        <w:t xml:space="preserve">| MITx MicroMasters, 2024</w:t>
+      </w:r>
+    </w:p>
+    <w:p>
+      <w:pPr>
+        <w:numPr>
+          <w:ilvl w:val="0"/>
+          <w:numId w:val="1003"/>
+        </w:numPr>
+        <w:pStyle w:val="Compact"/>
+      </w:pPr>
+      <w:r>
+        <w:rPr>
+          <w:bCs/>
+          <w:b/>
+        </w:rPr>
+        <w:t xml:space="preserve">AI in Financial Services: Foundations Through Future Trends</w:t>
+      </w:r>
+      <w:r>
+        <w:t xml:space="preserve"> </w:t>
+      </w:r>
+      <w:r>
+        <w:t xml:space="preserve">| Saïd Business School, University of Oxford, 2025</w:t>
+      </w:r>
+    </w:p>
+    <w:p>
+      <w:pPr>
+        <w:numPr>
+          <w:ilvl w:val="0"/>
+          <w:numId w:val="1003"/>
+        </w:numPr>
+        <w:pStyle w:val="Compact"/>
+      </w:pPr>
+      <w:r>
+        <w:rPr>
+          <w:bCs/>
+          <w:b/>
+        </w:rPr>
+        <w:t xml:space="preserve">Supply Chain Finance and Blockchain Technology Specialization</w:t>
+      </w:r>
+      <w:r>
+        <w:t xml:space="preserve"> </w:t>
+      </w:r>
+      <w:r>
+        <w:t xml:space="preserve">| New York Institute of Finance, 2025</w:t>
+      </w:r>
+    </w:p>
+    <w:p>
+      <w:pPr>
+        <w:numPr>
+          <w:ilvl w:val="0"/>
+          <w:numId w:val="1003"/>
+        </w:numPr>
+        <w:pStyle w:val="Compact"/>
+      </w:pPr>
+      <w:r>
+        <w:rPr>
+          <w:bCs/>
+          <w:b/>
+        </w:rPr>
+        <w:t xml:space="preserve">Applied Corporate Finance</w:t>
+      </w:r>
+      <w:r>
+        <w:t xml:space="preserve"> </w:t>
+      </w:r>
+      <w:r>
+        <w:t xml:space="preserve">| University of Cambridge, 2023</w:t>
+      </w:r>
+    </w:p>
+    <w:p>
+      <w:pPr>
+        <w:numPr>
+          <w:ilvl w:val="0"/>
+          <w:numId w:val="1003"/>
+        </w:numPr>
+        <w:pStyle w:val="Compact"/>
+      </w:pPr>
+      <w:r>
+        <w:rPr>
+          <w:bCs/>
+          <w:b/>
+        </w:rPr>
+        <w:t xml:space="preserve">MBA Essentials (Santander Scholarship)</w:t>
+      </w:r>
+      <w:r>
+        <w:t xml:space="preserve"> </w:t>
+      </w:r>
+      <w:r>
+        <w:t xml:space="preserve">| London School of Economics, 2025</w:t>
+      </w:r>
+    </w:p>
+    <w:p>
+      <w:pPr>
+        <w:numPr>
+          <w:ilvl w:val="0"/>
+          <w:numId w:val="1003"/>
+        </w:numPr>
+        <w:pStyle w:val="Compact"/>
+      </w:pPr>
+      <w:r>
+        <w:rPr>
+          <w:bCs/>
+          <w:b/>
+        </w:rPr>
+        <w:t xml:space="preserve">XM Cyber – Exposure Management Expert</w:t>
+      </w:r>
+      <w:r>
+        <w:t xml:space="preserve"> </w:t>
+      </w:r>
+      <w:r>
+        <w:t xml:space="preserve">| 2025</w:t>
+      </w:r>
+    </w:p>
+    <w:p>
+      <w:pPr>
+        <w:numPr>
+          <w:ilvl w:val="0"/>
+          <w:numId w:val="1003"/>
+        </w:numPr>
+        <w:pStyle w:val="Compact"/>
+      </w:pPr>
+      <w:r>
+        <w:rPr>
+          <w:bCs/>
+          <w:b/>
+        </w:rPr>
+        <w:t xml:space="preserve">Blockchain Applications in Fintech</w:t>
+      </w:r>
+      <w:r>
+        <w:t xml:space="preserve"> </w:t>
+      </w:r>
+      <w:r>
+        <w:t xml:space="preserve">| INSEAD, 2025</w:t>
+      </w:r>
+    </w:p>
+    <w:p>
+      <w:pPr>
+        <w:numPr>
+          <w:ilvl w:val="0"/>
+          <w:numId w:val="1003"/>
+        </w:numPr>
+        <w:pStyle w:val="Compact"/>
+      </w:pPr>
+      <w:r>
+        <w:rPr>
+          <w:bCs/>
+          <w:b/>
+        </w:rPr>
+        <w:t xml:space="preserve">AI and Blockchain for Business Leaders: Cardano Edition</w:t>
+      </w:r>
+      <w:r>
+        <w:t xml:space="preserve"> </w:t>
+      </w:r>
+      <w:r>
+        <w:t xml:space="preserve">| INSEAD, 2026</w:t>
+      </w:r>
+    </w:p>
+    <w:p>
+      <w:pPr>
+        <w:pStyle w:val="BodyText"/>
+      </w:pPr>
+      <w:r>
+        <w:rPr>
+          <w:bCs/>
+          <w:b/>
+        </w:rPr>
+        <w:t xml:space="preserve">Technical &amp; Tools</w:t>
+      </w:r>
+    </w:p>
+    <w:p>
+      <w:pPr>
+        <w:numPr>
+          <w:ilvl w:val="0"/>
+          <w:numId w:val="1003"/>
+        </w:numPr>
+        <w:pStyle w:val="Compact"/>
+      </w:pPr>
+      <w:r>
+        <w:rPr>
+          <w:bCs/>
+          <w:b/>
+        </w:rPr>
+        <w:t xml:space="preserve">Google AI Professional Certificate</w:t>
+      </w:r>
+      <w:r>
+        <w:t xml:space="preserve"> </w:t>
+      </w:r>
+      <w:r>
+        <w:t xml:space="preserve">| Coursera, 2026</w:t>
+      </w:r>
+    </w:p>
+    <w:p>
+      <w:pPr>
+        <w:numPr>
+          <w:ilvl w:val="0"/>
+          <w:numId w:val="1003"/>
+        </w:numPr>
+        <w:pStyle w:val="Compact"/>
+      </w:pPr>
+      <w:r>
+        <w:rPr>
+          <w:bCs/>
+          <w:b/>
+        </w:rPr>
+        <w:t xml:space="preserve">Alteryx Designer Core Certified</w:t>
+      </w:r>
+      <w:r>
+        <w:t xml:space="preserve"> </w:t>
+      </w:r>
+      <w:r>
+        <w:t xml:space="preserve">| 2024</w:t>
+      </w:r>
+    </w:p>
+    <w:p>
+      <w:pPr>
+        <w:numPr>
+          <w:ilvl w:val="0"/>
+          <w:numId w:val="1003"/>
+        </w:numPr>
+        <w:pStyle w:val="Compact"/>
+      </w:pPr>
+      <w:r>
+        <w:rPr>
+          <w:bCs/>
+          <w:b/>
+        </w:rPr>
+        <w:t xml:space="preserve">Anaplan Certified Model Builder</w:t>
+      </w:r>
+      <w:r>
+        <w:t xml:space="preserve"> </w:t>
+      </w:r>
+      <w:r>
+        <w:t xml:space="preserve">| Valid to 2028</w:t>
+      </w:r>
+    </w:p>
+    <w:p>
+      <w:pPr>
+        <w:numPr>
+          <w:ilvl w:val="0"/>
+          <w:numId w:val="1003"/>
+        </w:numPr>
+        <w:pStyle w:val="Compact"/>
+      </w:pPr>
+      <w:r>
+        <w:rPr>
+          <w:bCs/>
+          <w:b/>
+        </w:rPr>
+        <w:t xml:space="preserve">Identity in the Digital Age (LFS178x)</w:t>
+      </w:r>
+      <w:r>
+        <w:t xml:space="preserve"> </w:t>
+      </w:r>
+      <w:r>
+        <w:t xml:space="preserve">| The Linux Foundation, 2022</w:t>
+      </w:r>
+    </w:p>
+    <w:p>
+      <w:pPr>
+        <w:numPr>
+          <w:ilvl w:val="0"/>
+          <w:numId w:val="1003"/>
+        </w:numPr>
+        <w:pStyle w:val="Compact"/>
+      </w:pPr>
+      <w:r>
+        <w:rPr>
+          <w:bCs/>
+          <w:b/>
+        </w:rPr>
+        <w:t xml:space="preserve">Developing Industrial Internet of Things</w:t>
+      </w:r>
+      <w:r>
+        <w:t xml:space="preserve"> </w:t>
+      </w:r>
+      <w:r>
+        <w:t xml:space="preserve">| University of Colorado Boulder, 2025</w:t>
+      </w:r>
+    </w:p>
+    <w:p>
+      <w:pPr>
+        <w:numPr>
+          <w:ilvl w:val="0"/>
+          <w:numId w:val="1003"/>
+        </w:numPr>
+        <w:pStyle w:val="Compact"/>
+      </w:pPr>
+      <w:r>
+        <w:rPr>
+          <w:bCs/>
+          <w:b/>
+        </w:rPr>
+        <w:t xml:space="preserve">Mastering Blockchain and Distributed Ledger Technologies</w:t>
+      </w:r>
+      <w:r>
+        <w:t xml:space="preserve"> </w:t>
+      </w:r>
+      <w:r>
+        <w:t xml:space="preserve">| CHAISE_EU, 2023</w:t>
+      </w:r>
+    </w:p>
+    <w:p>
+      <w:pPr>
+        <w:pStyle w:val="BodyText"/>
+      </w:pPr>
+      <w:r>
+        <w:rPr>
+          <w:bCs/>
+          <w:b/>
+        </w:rPr>
+        <w:t xml:space="preserve">Foundational</w:t>
+      </w:r>
+    </w:p>
+    <w:p>
+      <w:pPr>
+        <w:numPr>
+          <w:ilvl w:val="0"/>
+          <w:numId w:val="1003"/>
+        </w:numPr>
+        <w:pStyle w:val="Compact"/>
+      </w:pPr>
+      <w:r>
+        <w:rPr>
+          <w:bCs/>
+          <w:b/>
+        </w:rPr>
+        <w:t xml:space="preserve">Fundamentals of Predictive Project Management</w:t>
+      </w:r>
+      <w:r>
+        <w:t xml:space="preserve"> </w:t>
+      </w:r>
+      <w:r>
+        <w:t xml:space="preserve">| PMI, 2022</w:t>
+      </w:r>
+    </w:p>
+    <w:p>
+      <w:pPr>
+        <w:numPr>
+          <w:ilvl w:val="0"/>
+          <w:numId w:val="1003"/>
+        </w:numPr>
+        <w:pStyle w:val="Compact"/>
+      </w:pPr>
+      <w:r>
+        <w:rPr>
+          <w:bCs/>
+          <w:b/>
+        </w:rPr>
+        <w:t xml:space="preserve">Fundamentals of Agile Project Management</w:t>
+      </w:r>
+      <w:r>
+        <w:t xml:space="preserve"> </w:t>
+      </w:r>
+      <w:r>
+        <w:t xml:space="preserve">| PMI, 2022</w:t>
+      </w:r>
+    </w:p>
+    <w:p>
+      <w:pPr>
+        <w:numPr>
+          <w:ilvl w:val="0"/>
+          <w:numId w:val="1003"/>
+        </w:numPr>
+        <w:pStyle w:val="Compact"/>
+      </w:pPr>
+      <w:r>
+        <w:rPr>
+          <w:bCs/>
+          <w:b/>
+        </w:rPr>
+        <w:t xml:space="preserve">Level 3 Award in Education and Training (6502-31)</w:t>
+      </w:r>
+      <w:r>
+        <w:t xml:space="preserve"> </w:t>
+      </w:r>
+      <w:r>
+        <w:t xml:space="preserve">| City &amp; Guilds, 2026</w:t>
+      </w:r>
+    </w:p>
+    <w:p>
+      <w:pPr>
+        <w:numPr>
+          <w:ilvl w:val="0"/>
+          <w:numId w:val="1003"/>
+        </w:numPr>
+        <w:pStyle w:val="Compact"/>
+      </w:pPr>
+      <w:r>
+        <w:rPr>
+          <w:bCs/>
+          <w:b/>
+        </w:rPr>
+        <w:t xml:space="preserve">Member, Institute of Leadership</w:t>
+      </w:r>
+      <w:r>
+        <w:t xml:space="preserve"> </w:t>
+      </w:r>
+      <w:r>
+        <w:t xml:space="preserve">| 2025–2026</w:t>
       </w:r>
     </w:p>
     <w:bookmarkEnd w:id="28"/>

--- a/Kelroy-James-CV.docx
+++ b/Kelroy-James-CV.docx
@@ -55,7 +55,7 @@
           <w:rPr>
             <w:rStyle w:val="Hyperlink"/>
           </w:rPr>
-          <w:t xml:space="preserve">kelroyjames.github.io</w:t>
+          <w:t xml:space="preserve">kelroyjames.com</w:t>
         </w:r>
       </w:hyperlink>
     </w:p>
@@ -164,7 +164,7 @@
         <w:t xml:space="preserve"> </w:t>
       </w:r>
       <w:r>
-        <w:t xml:space="preserve">| 2022 – Present</w:t>
+        <w:t xml:space="preserve">| May 2024 – Present</w:t>
       </w:r>
     </w:p>
     <w:p>
@@ -277,7 +277,7 @@
       </w:r>
     </w:p>
     <w:bookmarkEnd w:id="23"/>
-    <w:bookmarkStart w:id="24" w:name="X302bdb55c2384fa2b006f104cd5bddf085e86eb"/>
+    <w:bookmarkStart w:id="47" w:name="petty-officer-stores-office-manager"/>
     <w:p>
       <w:pPr>
         <w:pStyle w:val="Heading3"/>
@@ -287,7 +287,7 @@
           <w:bCs/>
           <w:b/>
         </w:rPr>
-        <w:t xml:space="preserve">Supply Chain Specialist / Logistics Inspector</w:t>
+        <w:t xml:space="preserve">Petty Officer (Stores Office Manager)</w:t>
       </w:r>
     </w:p>
     <w:p>
@@ -299,13 +299,13 @@
           <w:bCs/>
           <w:b/>
         </w:rPr>
-        <w:t xml:space="preserve">Royal Navy, Various Postings</w:t>
-      </w:r>
-      <w:r>
-        <w:t xml:space="preserve"> </w:t>
-      </w:r>
-      <w:r>
-        <w:t xml:space="preserve">| 2008 – 2022</w:t>
+        <w:t xml:space="preserve">Royal Navy, Wildcat Maritime Force</w:t>
+      </w:r>
+      <w:r>
+        <w:t xml:space="preserve"> </w:t>
+      </w:r>
+      <w:r>
+        <w:t xml:space="preserve">| Apr 2022 – May 2024</w:t>
       </w:r>
     </w:p>
     <w:p>
@@ -317,49 +317,19 @@
           <w:bCs/>
           <w:b/>
         </w:rPr>
-        <w:t xml:space="preserve">Fleet Diving Squadron Headquarters</w:t>
-      </w:r>
-      <w:r>
-        <w:t xml:space="preserve"> </w:t>
-      </w:r>
-      <w:r>
-        <w:t xml:space="preserve">- Led logistics support for multi-service diving operations across UK and international locations</w:t>
-      </w:r>
-      <w:r>
-        <w:t xml:space="preserve"> </w:t>
-      </w:r>
-      <w:r>
-        <w:t xml:space="preserve">- Managed cross-functional stakeholder engagement (RN, Army, RAF, allied nations)</w:t>
-      </w:r>
-      <w:r>
-        <w:t xml:space="preserve"> </w:t>
-      </w:r>
-      <w:r>
-        <w:t xml:space="preserve">- Applied defence procurement model to deliver critical equipment and supplies with zero failures</w:t>
-      </w:r>
-      <w:r>
-        <w:t xml:space="preserve"> </w:t>
-      </w:r>
-      <w:r>
-        <w:t xml:space="preserve">- Praised by OIC as top logistics specialist across 12 years:</w:t>
-      </w:r>
-      <w:r>
-        <w:t xml:space="preserve"> </w:t>
-      </w:r>
-      <w:r>
-        <w:t xml:space="preserve">“</w:t>
-      </w:r>
-      <w:r>
-        <w:t xml:space="preserve">second to none</w:t>
-      </w:r>
-      <w:r>
-        <w:t xml:space="preserve">”</w:t>
-      </w:r>
-      <w:r>
-        <w:t xml:space="preserve"> </w:t>
-      </w:r>
-      <w:r>
-        <w:t xml:space="preserve">in stakeholder networking and task delivery</w:t>
+        <w:t xml:space="preserve">Asset Accountability &amp; Investigation Closure</w:t>
+      </w:r>
+      <w:r>
+        <w:t xml:space="preserve"> </w:t>
+      </w:r>
+      <w:r>
+        <w:t xml:space="preserve">- Consolidated dispersed Force Mobile Equipment from Accounting-in-Use control into a single accountable stock holding site, delivering a Tier 3 audit recommendation</w:t>
+      </w:r>
+      <w:r>
+        <w:t xml:space="preserve"> </w:t>
+      </w:r>
+      <w:r>
+        <w:t xml:space="preserve">- Closed 14 major loss investigations, recovering the majority of previously unaccounted items rather than writing them off</w:t>
       </w:r>
     </w:p>
     <w:p>
@@ -371,49 +341,19 @@
           <w:bCs/>
           <w:b/>
         </w:rPr>
-        <w:t xml:space="preserve">Engineering Support Group &amp; Fleet Logistics</w:t>
-      </w:r>
-      <w:r>
-        <w:t xml:space="preserve"> </w:t>
-      </w:r>
-      <w:r>
-        <w:t xml:space="preserve">- Conducted fleet logistics inspections, stocktaking, and remedial action planning</w:t>
-      </w:r>
-      <w:r>
-        <w:t xml:space="preserve"> </w:t>
-      </w:r>
-      <w:r>
-        <w:t xml:space="preserve">- Managed supersession processes, handover protocols, and custody transfer documentation</w:t>
-      </w:r>
-      <w:r>
-        <w:t xml:space="preserve"> </w:t>
-      </w:r>
-      <w:r>
-        <w:t xml:space="preserve">- Founded junior rates development programme, adopted as standing programme; awarded RN Inclusivity Award for Innovation (2023)</w:t>
-      </w:r>
-    </w:p>
-    <w:p>
-      <w:pPr>
-        <w:pStyle w:val="BodyText"/>
-      </w:pPr>
-      <w:r>
-        <w:rPr>
-          <w:bCs/>
-          <w:b/>
-        </w:rPr>
-        <w:t xml:space="preserve">Lean Maintenance Trial Leadership</w:t>
-      </w:r>
-      <w:r>
-        <w:t xml:space="preserve"> </w:t>
-      </w:r>
-      <w:r>
-        <w:t xml:space="preserve">- Led £250K cost-saving lean maintenance initiative through inventory optimization and process streamlining</w:t>
-      </w:r>
-      <w:r>
-        <w:t xml:space="preserve"> </w:t>
-      </w:r>
-      <w:r>
-        <w:t xml:space="preserve">- Designed stock-holding reduction strategy while maintaining operational readiness</w:t>
+        <w:t xml:space="preserve">Expeditionary Logistics Under Deadline Pressure</w:t>
+      </w:r>
+      <w:r>
+        <w:t xml:space="preserve"> </w:t>
+      </w:r>
+      <w:r>
+        <w:t xml:space="preserve">- Turned round a rejected consignment in 3 days to meet a fixed flight slot, sustaining a Gibraltar logistics support arrangement for a Ship Helicopter Operating Limit (SHOL) trial for the Future Anti-Surface Guided Weapon (FASGW) capability, valued at approximately £5M</w:t>
+      </w:r>
+      <w:r>
+        <w:t xml:space="preserve"> </w:t>
+      </w:r>
+      <w:r>
+        <w:t xml:space="preserve">- Coordinated packing and cross-border movement of 7 containers of equipment for Exercise Tamber Shield (Joint Expeditionary Force); recovered a critical equipment shortfall mid-exercise, closing with 3 hours to spare against the return flight and delivery deadline</w:t>
       </w:r>
     </w:p>
     <w:p>
@@ -423,8 +363,8 @@
         </w:pict>
       </w:r>
     </w:p>
-    <w:bookmarkEnd w:id="24"/>
-    <w:bookmarkStart w:id="25" w:name="gis-analyst-infrastructure-planner"/>
+    <w:bookmarkEnd w:id="47"/>
+    <w:bookmarkStart w:id="24" w:name="X302bdb55c2384fa2b006f104cd5bddf085e86eb"/>
     <w:p>
       <w:pPr>
         <w:pStyle w:val="Heading3"/>
@@ -434,7 +374,7 @@
           <w:bCs/>
           <w:b/>
         </w:rPr>
-        <w:t xml:space="preserve">GIS Analyst &amp; Infrastructure Planner</w:t>
+        <w:t xml:space="preserve">Supply Chain Specialist / Logistics Inspector</w:t>
       </w:r>
     </w:p>
     <w:p>
@@ -446,61 +386,121 @@
           <w:bCs/>
           <w:b/>
         </w:rPr>
-        <w:t xml:space="preserve">St Vincent Electricity Services (VINLEC)</w:t>
-      </w:r>
-      <w:r>
-        <w:t xml:space="preserve"> </w:t>
-      </w:r>
-      <w:r>
-        <w:t xml:space="preserve">| 1996 – 2008</w:t>
-      </w:r>
-    </w:p>
-    <w:p>
-      <w:pPr>
-        <w:numPr>
-          <w:ilvl w:val="0"/>
-          <w:numId w:val="1001"/>
-        </w:numPr>
-        <w:pStyle w:val="Compact"/>
-      </w:pPr>
-      <w:r>
-        <w:t xml:space="preserve">Led GPS geo-tagging of national grid infrastructure (12,000+ assets across island)</w:t>
-      </w:r>
-    </w:p>
-    <w:p>
-      <w:pPr>
-        <w:numPr>
-          <w:ilvl w:val="0"/>
-          <w:numId w:val="1001"/>
-        </w:numPr>
-        <w:pStyle w:val="Compact"/>
-      </w:pPr>
-      <w:r>
-        <w:t xml:space="preserve">Developed enterprise GIS mapping system; won Esri Special Achievement in GIS Award</w:t>
-      </w:r>
-    </w:p>
-    <w:p>
-      <w:pPr>
-        <w:numPr>
-          <w:ilvl w:val="0"/>
-          <w:numId w:val="1001"/>
-        </w:numPr>
-        <w:pStyle w:val="Compact"/>
-      </w:pPr>
-      <w:r>
-        <w:t xml:space="preserve">Advanced from meter reader to planning specialist through self-directed capability development</w:t>
-      </w:r>
-    </w:p>
-    <w:p>
-      <w:pPr>
-        <w:numPr>
-          <w:ilvl w:val="0"/>
-          <w:numId w:val="1001"/>
-        </w:numPr>
-        <w:pStyle w:val="Compact"/>
-      </w:pPr>
-      <w:r>
-        <w:t xml:space="preserve">Awarded Employee of the Year for operational excellence</w:t>
+        <w:t xml:space="preserve">Royal Navy, Various Postings</w:t>
+      </w:r>
+      <w:r>
+        <w:t xml:space="preserve"> </w:t>
+      </w:r>
+      <w:r>
+        <w:t xml:space="preserve">| 2008 – 2022</w:t>
+      </w:r>
+    </w:p>
+    <w:p>
+      <w:pPr>
+        <w:pStyle w:val="BodyText"/>
+      </w:pPr>
+      <w:r>
+        <w:rPr>
+          <w:bCs/>
+          <w:b/>
+        </w:rPr>
+        <w:t xml:space="preserve">Fleet Diving Squadron Headquarters</w:t>
+      </w:r>
+      <w:r>
+        <w:t xml:space="preserve"> </w:t>
+      </w:r>
+      <w:r>
+        <w:t xml:space="preserve">- Led logistics support for multi-service diving operations across UK and international locations</w:t>
+      </w:r>
+      <w:r>
+        <w:t xml:space="preserve"> </w:t>
+      </w:r>
+      <w:r>
+        <w:t xml:space="preserve">- Managed cross-functional stakeholder engagement (RN, Army, RAF, allied nations)</w:t>
+      </w:r>
+      <w:r>
+        <w:t xml:space="preserve"> </w:t>
+      </w:r>
+      <w:r>
+        <w:t xml:space="preserve">- Applied defence procurement model to deliver critical equipment and supplies with zero failures</w:t>
+      </w:r>
+      <w:r>
+        <w:t xml:space="preserve"> </w:t>
+      </w:r>
+      <w:r>
+        <w:t xml:space="preserve">- Praised by OIC as top logistics specialist across 12 years:</w:t>
+      </w:r>
+      <w:r>
+        <w:t xml:space="preserve"> </w:t>
+      </w:r>
+      <w:r>
+        <w:t xml:space="preserve">“</w:t>
+      </w:r>
+      <w:r>
+        <w:t xml:space="preserve">second to none</w:t>
+      </w:r>
+      <w:r>
+        <w:t xml:space="preserve">”</w:t>
+      </w:r>
+      <w:r>
+        <w:t xml:space="preserve"> </w:t>
+      </w:r>
+      <w:r>
+        <w:t xml:space="preserve">in stakeholder networking and task delivery</w:t>
+      </w:r>
+    </w:p>
+    <w:p>
+      <w:pPr>
+        <w:pStyle w:val="BodyText"/>
+      </w:pPr>
+      <w:r>
+        <w:rPr>
+          <w:bCs/>
+          <w:b/>
+        </w:rPr>
+        <w:t xml:space="preserve">Engineering Support Group &amp; Fleet Logistics</w:t>
+      </w:r>
+      <w:r>
+        <w:t xml:space="preserve"> </w:t>
+      </w:r>
+      <w:r>
+        <w:t xml:space="preserve">- Conducted fleet logistics inspections, stocktaking, and remedial action planning</w:t>
+      </w:r>
+      <w:r>
+        <w:t xml:space="preserve"> </w:t>
+      </w:r>
+      <w:r>
+        <w:t xml:space="preserve">- Managed supersession processes, handover protocols, and custody transfer documentation</w:t>
+      </w:r>
+      <w:r>
+        <w:t xml:space="preserve"> </w:t>
+      </w:r>
+      <w:r>
+        <w:t xml:space="preserve">- Founded junior rates development programme, adopted as standing programme; awarded RN Inclusivity Award for Innovation (2023)</w:t>
+      </w:r>
+    </w:p>
+    <w:p>
+      <w:pPr>
+        <w:pStyle w:val="BodyText"/>
+      </w:pPr>
+      <w:r>
+        <w:rPr>
+          <w:bCs/>
+          <w:b/>
+        </w:rPr>
+        <w:t xml:space="preserve">Lean Maintenance Trial Leadership</w:t>
+      </w:r>
+      <w:r>
+        <w:t xml:space="preserve"> </w:t>
+      </w:r>
+      <w:r>
+        <w:t xml:space="preserve">- Led £250K cost-saving lean maintenance initiative through inventory optimization and process streamlining</w:t>
+      </w:r>
+      <w:r>
+        <w:t xml:space="preserve"> </w:t>
+      </w:r>
+      <w:r>
+        <w:t xml:space="preserve">- Designed stock-holding reduction strategy while maintaining operational readiness</w:t>
       </w:r>
     </w:p>
     <w:p>
@@ -510,6 +510,93 @@
         </w:pict>
       </w:r>
     </w:p>
+    <w:bookmarkEnd w:id="24"/>
+    <w:bookmarkStart w:id="25" w:name="gis-analyst-infrastructure-planner"/>
+    <w:p>
+      <w:pPr>
+        <w:pStyle w:val="Heading3"/>
+      </w:pPr>
+      <w:r>
+        <w:rPr>
+          <w:bCs/>
+          <w:b/>
+        </w:rPr>
+        <w:t xml:space="preserve">GIS Analyst &amp; Infrastructure Planner</w:t>
+      </w:r>
+    </w:p>
+    <w:p>
+      <w:pPr>
+        <w:pStyle w:val="FirstParagraph"/>
+      </w:pPr>
+      <w:r>
+        <w:rPr>
+          <w:bCs/>
+          <w:b/>
+        </w:rPr>
+        <w:t xml:space="preserve">St Vincent Electricity Services (VINLEC)</w:t>
+      </w:r>
+      <w:r>
+        <w:t xml:space="preserve"> </w:t>
+      </w:r>
+      <w:r>
+        <w:t xml:space="preserve">| 1996 – 2008</w:t>
+      </w:r>
+    </w:p>
+    <w:p>
+      <w:pPr>
+        <w:numPr>
+          <w:ilvl w:val="0"/>
+          <w:numId w:val="1001"/>
+        </w:numPr>
+        <w:pStyle w:val="Compact"/>
+      </w:pPr>
+      <w:r>
+        <w:t xml:space="preserve">Led GPS geo-tagging of national grid infrastructure (12,000+ assets across island)</w:t>
+      </w:r>
+    </w:p>
+    <w:p>
+      <w:pPr>
+        <w:numPr>
+          <w:ilvl w:val="0"/>
+          <w:numId w:val="1001"/>
+        </w:numPr>
+        <w:pStyle w:val="Compact"/>
+      </w:pPr>
+      <w:r>
+        <w:t xml:space="preserve">Developed enterprise GIS mapping system; won Esri Special Achievement in GIS Award</w:t>
+      </w:r>
+    </w:p>
+    <w:p>
+      <w:pPr>
+        <w:numPr>
+          <w:ilvl w:val="0"/>
+          <w:numId w:val="1001"/>
+        </w:numPr>
+        <w:pStyle w:val="Compact"/>
+      </w:pPr>
+      <w:r>
+        <w:t xml:space="preserve">Advanced from meter reader to planning specialist through self-directed capability development</w:t>
+      </w:r>
+    </w:p>
+    <w:p>
+      <w:pPr>
+        <w:numPr>
+          <w:ilvl w:val="0"/>
+          <w:numId w:val="1001"/>
+        </w:numPr>
+        <w:pStyle w:val="Compact"/>
+      </w:pPr>
+      <w:r>
+        <w:t xml:space="preserve">Awarded Employee of the Year for operational excellence</w:t>
+      </w:r>
+    </w:p>
+    <w:p>
+      <w:r>
+        <w:pict>
+          <v:rect style="width:0;height:1.5pt" o:hralign="center" o:hrstd="t" o:hr="t"/>
+        </w:pict>
+      </w:r>
+    </w:p>
     <w:bookmarkEnd w:id="25"/>
     <w:bookmarkEnd w:id="26"/>
     <w:bookmarkStart w:id="30" w:name="education-qualifications"/>
@@ -1695,7 +1782,7 @@
         <w:pStyle w:val="FirstParagraph"/>
       </w:pPr>
       <w:r>
-        <w:t xml:space="preserve">PRINCE2 principles | Agile methodologies | Stakeholder analysis | Change impact assessment | Business case development | Lessons learned capture | CMI Level 3 Coaching &amp; Mentoring</w:t>
+        <w:t xml:space="preserve">PRINCE2 principles | Agile methodologies | Stakeholder analysis | Change impact assessment | Business case development | Lessons learned capture | Level 3 Coaching &amp; Mentoring (course completed)</w:t>
       </w:r>
     </w:p>
     <w:p>
@@ -1735,7 +1822,7 @@
           <w:rPr>
             <w:rStyle w:val="Hyperlink"/>
           </w:rPr>
-          <w:t xml:space="preserve">kelroyjames.github.io</w:t>
+          <w:t xml:space="preserve">kelroyjames.com</w:t>
         </w:r>
       </w:hyperlink>
     </w:p>
@@ -2291,7 +2378,7 @@
           <w:rPr>
             <w:rStyle w:val="Hyperlink"/>
           </w:rPr>
-          <w:t xml:space="preserve">kelroyjames.github.io</w:t>
+          <w:t xml:space="preserve">kelroyjames.com</w:t>
         </w:r>
       </w:hyperlink>
     </w:p>

--- a/Kelroy-James-CV.docx
+++ b/Kelroy-James-CV.docx
@@ -2352,7 +2352,7 @@
         <w:t xml:space="preserve"> </w:t>
       </w:r>
       <w:r>
-        <w:t xml:space="preserve">January 2026</w:t>
+        <w:t xml:space="preserve">September 2026</w:t>
       </w:r>
       <w:r>
         <w:br/>

--- a/Kelroy-James-CV.docx
+++ b/Kelroy-James-CV.docx
@@ -67,7 +67,7 @@
     </w:p>
     <w:p>
       <w:r>
-        <w:pict w14:anchorId="5002C634">
+        <w:pict w14:anchorId="0E3AEC48">
           <v:rect id="_x0000_i1025" style="width:0;height:1.5pt" o:hralign="center" o:hrstd="t" o:hr="t"/>
         </w:pict>
       </w:r>
@@ -124,7 +124,7 @@
     </w:p>
     <w:p>
       <w:r>
-        <w:pict w14:anchorId="157AAA69">
+        <w:pict w14:anchorId="05872D7F">
           <v:rect id="_x0000_i1026" style="width:0;height:1.5pt" o:hralign="center" o:hrstd="t" o:hr="t"/>
         </w:pict>
       </w:r>
@@ -223,7 +223,7 @@
     </w:p>
     <w:p>
       <w:r>
-        <w:pict w14:anchorId="1DE838BE">
+        <w:pict w14:anchorId="2DE9227A">
           <v:rect id="_x0000_i1027" style="width:0;height:1.5pt" o:hralign="center" o:hrstd="t" o:hr="t"/>
         </w:pict>
       </w:r>
@@ -291,7 +291,7 @@
     </w:p>
     <w:p>
       <w:r>
-        <w:pict w14:anchorId="70D58625">
+        <w:pict w14:anchorId="63DC64C8">
           <v:rect id="_x0000_i1028" style="width:0;height:1.5pt" o:hralign="center" o:hrstd="t" o:hr="t"/>
         </w:pict>
       </w:r>
@@ -347,7 +347,7 @@
     </w:p>
     <w:p>
       <w:r>
-        <w:pict w14:anchorId="4A883154">
+        <w:pict w14:anchorId="19132AEB">
           <v:rect id="_x0000_i1029" style="width:0;height:1.5pt" o:hralign="center" o:hrstd="t" o:hr="t"/>
         </w:pict>
       </w:r>
@@ -404,7 +404,7 @@
     <w:p>
       <w:r>
         <w:lastRenderedPageBreak/>
-        <w:pict w14:anchorId="65D92EF7">
+        <w:pict w14:anchorId="0F62402E">
           <v:rect id="_x0000_i1030" style="width:0;height:1.5pt" o:hralign="center" o:hrstd="t" o:hr="t"/>
         </w:pict>
       </w:r>
@@ -636,7 +636,7 @@
     </w:p>
     <w:p>
       <w:r>
-        <w:pict w14:anchorId="57EBB68F">
+        <w:pict w14:anchorId="4744F123">
           <v:rect id="_x0000_i1031" style="width:0;height:1.5pt" o:hralign="center" o:hrstd="t" o:hr="t"/>
         </w:pict>
       </w:r>
@@ -733,7 +733,7 @@
     </w:p>
     <w:p>
       <w:r>
-        <w:pict w14:anchorId="08C77D52">
+        <w:pict w14:anchorId="3AE3B00B">
           <v:rect id="_x0000_i1032" style="width:0;height:1.5pt" o:hralign="center" o:hrstd="t" o:hr="t"/>
         </w:pict>
       </w:r>
@@ -805,7 +805,7 @@
     </w:p>
     <w:p>
       <w:r>
-        <w:pict w14:anchorId="681F5F72">
+        <w:pict w14:anchorId="4BE57827">
           <v:rect id="_x0000_i1033" style="width:0;height:1.5pt" o:hralign="center" o:hrstd="t" o:hr="t"/>
         </w:pict>
       </w:r>
@@ -843,7 +843,7 @@
         </w:r>
       </w:hyperlink>
       <w:r>
-        <w:t xml:space="preserve"> — full case studies with quantified outcomes, two published open-source frameworks, and articles in preparation</w:t>
+        <w:t xml:space="preserve"> — full case studies with quantified outcomes, three published open-source frameworks, and articles in preparation</w:t>
       </w:r>
     </w:p>
     <w:p>
@@ -895,6 +895,25 @@
     </w:p>
     <w:p>
       <w:pPr>
+        <w:pStyle w:val="Compact"/>
+        <w:numPr>
+          <w:ilvl w:val="0"/>
+          <w:numId w:val="7"/>
+        </w:numPr>
+      </w:pPr>
+      <w:r>
+        <w:rPr>
+          <w:b/>
+          <w:bCs/>
+        </w:rPr>
+        <w:t>The Three Lines of Defence: From Warships to AI</w:t>
+      </w:r>
+      <w:r>
+        <w:t xml:space="preserve"> | Royal Navy BRd 93 mapped against ISO/IEC 42001 AI governance; presented to the Global Skill Development Council</w:t>
+      </w:r>
+    </w:p>
+    <w:p>
+      <w:pPr>
         <w:pStyle w:val="BodyText"/>
       </w:pPr>
       <w:bookmarkStart w:id="15" w:name="articles-in-preparation"/>
@@ -903,12 +922,12 @@
         <w:rPr>
           <w:i/>
         </w:rPr>
-        <w:t>Also in preparation: a two-part series on defence skills taxonomy and veteran employability, and an assurance piece on export control gaps between supply chain and IT teams — see site for details.</w:t>
-      </w:r>
-    </w:p>
-    <w:p>
-      <w:r>
-        <w:pict w14:anchorId="169D7C25">
+        <w:t>Also in preparation: defence skills taxonomy (2-part series) and export control gaps between supply chain and IT teams — see site.</w:t>
+      </w:r>
+    </w:p>
+    <w:p>
+      <w:r>
+        <w:pict w14:anchorId="3D3F480F">
           <v:rect id="_x0000_i1034" style="width:0;height:1.5pt" o:hralign="center" o:hrstd="t" o:hr="t"/>
         </w:pict>
       </w:r>
@@ -936,7 +955,10 @@
         <w:t>Rob Jones CEng MIET FCMI</w:t>
       </w:r>
       <w:r>
-        <w:t xml:space="preserve"> | Project Manager, Thales (Former Officer in Charge, Fleet Diving Squadron HQ)</w:t>
+        <w:t xml:space="preserve"> </w:t>
+      </w:r>
+      <w:r>
+        <w:t>| Project Manager, Thales (Former Officer in Charge, Fleet Diving Squadron HQ)</w:t>
       </w:r>
     </w:p>
     <w:p>
@@ -944,15 +966,12 @@
         <w:pStyle w:val="BlockText"/>
       </w:pPr>
       <w:r>
-        <w:t>“</w:t>
-      </w:r>
-      <w:r>
-        <w:t>Of all the logistics specialists I worked with over 12 years if I could select one to support my engineers on the ground it would be Kelroy. His application of the defence procurement model and capability to network with all stakeholders to achieve the required outcome is second to none. If you have critical logistics needs, this is the man you need to manage it!”</w:t>
-      </w:r>
-    </w:p>
-    <w:p>
-      <w:r>
-        <w:pict w14:anchorId="32B06837">
+        <w:t>“Of all the logistics specialists I worked with over 12 years if I could select one to support my engineers on the ground it would be Kelroy. His application of the defence procurement model and capability to network with all stakeholders to achieve the required outcome is second to none. If you have critical logistics needs, this is the man you need to manage it!”</w:t>
+      </w:r>
+    </w:p>
+    <w:p>
+      <w:r>
+        <w:pict w14:anchorId="3FBC43C3">
           <v:rect id="_x0000_i1035" style="width:0;height:1.5pt" o:hralign="center" o:hrstd="t" o:hr="t"/>
         </w:pict>
       </w:r>
@@ -1021,22 +1040,18 @@
         <w:t xml:space="preserve">Available from April 2028 (resettlement). </w:t>
       </w:r>
       <w:r>
-        <w:t>Fellow of Management Systems Auditing (FellowMSA) | AWS Community Builder (Data &amp; Analytics) | CompTIA Professional Member.</w:t>
+        <w:t xml:space="preserve">Fellow of Management Systems Auditing </w:t>
+      </w:r>
+      <w:r>
+        <w:lastRenderedPageBreak/>
+        <w:t>(FellowMSA) | AWS Community Builder (Data &amp; Analytics) | CompTIA Professional Member.</w:t>
       </w:r>
       <w:r>
         <w:rPr>
           <w:i/>
           <w:iCs/>
         </w:rPr>
-        <w:t xml:space="preserve"> Views expressed in portfolio and publications are personal and do not represent the </w:t>
-      </w:r>
-      <w:r>
-        <w:rPr>
-          <w:i/>
-          <w:iCs/>
-        </w:rPr>
-        <w:lastRenderedPageBreak/>
-        <w:t>position of the Royal Navy, Ministry of Defence, or any organization with which I work.</w:t>
+        <w:t xml:space="preserve"> Views expressed are personal and do not represent the Royal Navy, MOD, or any organisation I work with.</w:t>
       </w:r>
       <w:r>
         <w:t xml:space="preserve"> </w:t>
@@ -1141,7 +1156,7 @@
   <w:abstractNum w:abstractNumId="0" w15:restartNumberingAfterBreak="0">
     <w:nsid w:val="0000A990"/>
     <w:multiLevelType w:val="multilevel"/>
-    <w:tmpl w:val="890E873C"/>
+    <w:tmpl w:val="D786D20E"/>
     <w:lvl w:ilvl="0">
       <w:numFmt w:val="bullet"/>
       <w:lvlText w:val=" "/>
@@ -1218,7 +1233,7 @@
   <w:abstractNum w:abstractNumId="1" w15:restartNumberingAfterBreak="0">
     <w:nsid w:val="0000A991"/>
     <w:multiLevelType w:val="multilevel"/>
-    <w:tmpl w:val="9F4C9822"/>
+    <w:tmpl w:val="857C7788"/>
     <w:lvl w:ilvl="0">
       <w:numFmt w:val="bullet"/>
       <w:lvlText w:val="•"/>
@@ -1292,31 +1307,31 @@
       </w:pPr>
     </w:lvl>
   </w:abstractNum>
-  <w:num w:numId="1" w16cid:durableId="491876666">
+  <w:num w:numId="1" w16cid:durableId="1086607994">
     <w:abstractNumId w:val="0"/>
   </w:num>
-  <w:num w:numId="2" w16cid:durableId="737560096">
+  <w:num w:numId="2" w16cid:durableId="1357539088">
     <w:abstractNumId w:val="1"/>
   </w:num>
-  <w:num w:numId="3" w16cid:durableId="659966990">
+  <w:num w:numId="3" w16cid:durableId="1402017623">
     <w:abstractNumId w:val="1"/>
   </w:num>
-  <w:num w:numId="4" w16cid:durableId="313141521">
+  <w:num w:numId="4" w16cid:durableId="218788655">
     <w:abstractNumId w:val="1"/>
   </w:num>
-  <w:num w:numId="5" w16cid:durableId="2034845460">
+  <w:num w:numId="5" w16cid:durableId="1636179261">
     <w:abstractNumId w:val="1"/>
   </w:num>
-  <w:num w:numId="6" w16cid:durableId="1334378873">
+  <w:num w:numId="6" w16cid:durableId="459693033">
     <w:abstractNumId w:val="1"/>
   </w:num>
-  <w:num w:numId="7" w16cid:durableId="1088774020">
+  <w:num w:numId="7" w16cid:durableId="1996907184">
     <w:abstractNumId w:val="1"/>
   </w:num>
-  <w:num w:numId="8" w16cid:durableId="881482759">
+  <w:num w:numId="8" w16cid:durableId="589972021">
     <w:abstractNumId w:val="1"/>
   </w:num>
-  <w:num w:numId="9" w16cid:durableId="1715930832">
+  <w:num w:numId="9" w16cid:durableId="1894391982">
     <w:abstractNumId w:val="1"/>
   </w:num>
 </w:numbering>

--- a/Kelroy-James-CV.docx
+++ b/Kelroy-James-CV.docx
@@ -202,83 +202,45 @@
           <w:sz w:val="21"/>
           <w:szCs w:val="21"/>
         </w:rPr>
-        <w:t>Took over an unsatisfactory supply chain account and designed first-line controls achieving full compliance within 12 months</w:t>
-      </w:r>
-    </w:p>
-    <w:p>
-      <w:pPr>
-        <w:pStyle w:val="ListParagraph"/>
-        <w:numPr>
-          <w:ilvl w:val="0"/>
-          <w:numId w:val="1"/>
-        </w:numPr>
-        <w:spacing w:after="60"/>
-      </w:pPr>
-      <w:r>
-        <w:rPr>
-          <w:rFonts w:ascii="Calibri" w:eastAsia="Calibri" w:hAnsi="Calibri" w:cs="Calibri"/>
-          <w:color w:val="1A1A1A"/>
-          <w:sz w:val="21"/>
-          <w:szCs w:val="21"/>
-        </w:rPr>
-        <w:t>Identified and corrected £2.4M in misallocated expenditure through systematic financial control analysis, triggering a Navy-wide policy instruction to prevent recurrence</w:t>
-      </w:r>
-    </w:p>
-    <w:p>
-      <w:pPr>
-        <w:pStyle w:val="ListParagraph"/>
-        <w:numPr>
-          <w:ilvl w:val="0"/>
-          <w:numId w:val="1"/>
-        </w:numPr>
-        <w:spacing w:after="60"/>
-      </w:pPr>
-      <w:r>
-        <w:rPr>
-          <w:rFonts w:ascii="Calibri" w:eastAsia="Calibri" w:hAnsi="Calibri" w:cs="Calibri"/>
-          <w:color w:val="1A1A1A"/>
-          <w:sz w:val="21"/>
-          <w:szCs w:val="21"/>
-        </w:rPr>
-        <w:t>Co-developed a fleet-wide inventory interrogation application in Palantir Foundry with DE&amp;S and prime contractor teams, enabling real-time visibility and ground-truth validation</w:t>
-      </w:r>
-    </w:p>
-    <w:p>
-      <w:pPr>
-        <w:pStyle w:val="ListParagraph"/>
-        <w:numPr>
-          <w:ilvl w:val="0"/>
-          <w:numId w:val="1"/>
-        </w:numPr>
-        <w:spacing w:after="60"/>
-      </w:pPr>
-      <w:r>
-        <w:rPr>
-          <w:rFonts w:ascii="Calibri" w:eastAsia="Calibri" w:hAnsi="Calibri" w:cs="Calibri"/>
-          <w:color w:val="1A1A1A"/>
-          <w:sz w:val="21"/>
-          <w:szCs w:val="21"/>
-        </w:rPr>
-        <w:t>Reduced financial liability by 80% and developed 3 control artefacts adopted fleet-wide across the Type 45 class</w:t>
-      </w:r>
-    </w:p>
-    <w:p>
-      <w:pPr>
-        <w:pStyle w:val="ListParagraph"/>
-        <w:numPr>
-          <w:ilvl w:val="0"/>
-          <w:numId w:val="1"/>
-        </w:numPr>
-        <w:spacing w:after="60"/>
-      </w:pPr>
-      <w:r>
-        <w:rPr>
-          <w:rFonts w:ascii="Calibri" w:eastAsia="Calibri" w:hAnsi="Calibri" w:cs="Calibri"/>
-          <w:color w:val="1A1A1A"/>
-          <w:sz w:val="21"/>
-          <w:szCs w:val="21"/>
-        </w:rPr>
-        <w:t>Manage dangerous goods compliance (IMDG Code, ADR, IATA DGR) and third-party supplier due diligence using OSINT techniques</w:t>
+        <w:t>Took over an account graded unsatisfactory at Fleet Logistics Inspection; identified and corrected £2.4M in misallocated expenditure through systematic financial control analysis, restoring full compliance within 12 months and triggering a Navy-wide policy instruction to prevent recurrence</w:t>
+      </w:r>
+    </w:p>
+    <w:p>
+      <w:pPr>
+        <w:pStyle w:val="ListParagraph"/>
+        <w:numPr>
+          <w:ilvl w:val="0"/>
+          <w:numId w:val="1"/>
+        </w:numPr>
+        <w:spacing w:after="60"/>
+      </w:pPr>
+      <w:r>
+        <w:rPr>
+          <w:rFonts w:ascii="Calibri" w:eastAsia="Calibri" w:hAnsi="Calibri" w:cs="Calibri"/>
+          <w:color w:val="1A1A1A"/>
+          <w:sz w:val="21"/>
+          <w:szCs w:val="21"/>
+        </w:rPr>
+        <w:t>Co-developed the STOROB inventory interrogation application in Palantir Foundry with BAE Systems and DE&amp;S, delivering enterprise-grade data validation and real-time visibility scoped for fleet-wide rollout</w:t>
+      </w:r>
+    </w:p>
+    <w:p>
+      <w:pPr>
+        <w:pStyle w:val="ListParagraph"/>
+        <w:numPr>
+          <w:ilvl w:val="0"/>
+          <w:numId w:val="1"/>
+        </w:numPr>
+        <w:spacing w:after="60"/>
+      </w:pPr>
+      <w:r>
+        <w:rPr>
+          <w:rFonts w:ascii="Calibri" w:eastAsia="Calibri" w:hAnsi="Calibri" w:cs="Calibri"/>
+          <w:color w:val="1A1A1A"/>
+          <w:sz w:val="21"/>
+          <w:szCs w:val="21"/>
+        </w:rPr>
+        <w:t>Ranked in the top 3 of 79 peer supply chain senior rates across Surface Flotilla HQ; reduced financial liability by 80% through asset verification and documentation remediation</w:t>
       </w:r>
     </w:p>
     <w:p>
@@ -508,6 +470,25 @@
           <w:szCs w:val="21"/>
         </w:rPr>
         <w:t>Led GPS geo-tagging of national grid infrastructure (12,000+ assets), underpinning an Esri Special Achievement in GIS Award-winning enterprise mapping system</w:t>
+      </w:r>
+    </w:p>
+    <w:p>
+      <w:pPr>
+        <w:pStyle w:val="ListParagraph"/>
+        <w:numPr>
+          <w:ilvl w:val="0"/>
+          <w:numId w:val="1"/>
+        </w:numPr>
+        <w:spacing w:after="60"/>
+      </w:pPr>
+      <w:r>
+        <w:rPr>
+          <w:rFonts w:ascii="Calibri" w:eastAsia="Calibri" w:hAnsi="Calibri" w:cs="Calibri"/>
+          <w:color w:val="1A1A1A"/>
+          <w:sz w:val="21"/>
+          <w:szCs w:val="21"/>
+        </w:rPr>
+        <w:t>Advanced from meter reader to planning specialist through self-directed capability development; awarded Employee of the Year for operational excellence</w:t>
       </w:r>
     </w:p>
     <w:p>
@@ -845,10 +826,10 @@
 <file path=word/numbering.xml><?xml version="1.0" encoding="utf-8"?>
 <w:numbering xmlns:wpc="http://schemas.microsoft.com/office/word/2010/wordprocessingCanvas" xmlns:cx="http://schemas.microsoft.com/office/drawing/2014/chartex" xmlns:cx1="http://schemas.microsoft.com/office/drawing/2015/9/8/chartex" xmlns:cx2="http://schemas.microsoft.com/office/drawing/2015/10/21/chartex" xmlns:cx3="http://schemas.microsoft.com/office/drawing/2016/5/9/chartex" xmlns:cx4="http://schemas.microsoft.com/office/drawing/2016/5/10/chartex" xmlns:cx5="http://schemas.microsoft.com/office/drawing/2016/5/11/chartex" xmlns:cx6="http://schemas.microsoft.com/office/drawing/2016/5/12/chartex" xmlns:cx7="http://schemas.microsoft.com/office/drawing/2016/5/13/chartex" xmlns:cx8="http://schemas.microsoft.com/office/drawing/2016/5/14/chartex" xmlns:mc="http://schemas.openxmlformats.org/markup-compatibility/2006" xmlns:aink="http://schemas.microsoft.com/office/drawing/2016/ink" xmlns:am3d="http://schemas.microsoft.com/office/drawing/2017/model3d" xmlns:o="urn:schemas-microsoft-com:office:office" xmlns:oel="http://schemas.microsoft.com/office/2019/extlst" xmlns:r="http://schemas.openxmlformats.org/officeDocument/2006/relationships" xmlns:m="http://schemas.openxmlformats.org/officeDocument/2006/math" xmlns:v="urn:schemas-microsoft-com:vml" xmlns:wp14="http://schemas.microsoft.com/office/word/2010/wordprocessingDrawing" xmlns:wp="http://schemas.openxmlformats.org/drawingml/2006/wordprocessingDrawing" xmlns:w10="urn:schemas-microsoft-com:office:word" xmlns:w="http://schemas.openxmlformats.org/wordprocessingml/2006/main" xmlns:w14="http://schemas.microsoft.com/office/word/2010/wordml" xmlns:w15="http://schemas.microsoft.com/office/word/2012/wordml" xmlns:w16cex="http://schemas.microsoft.com/office/word/2018/wordml/cex" xmlns:w16cid="http://schemas.microsoft.com/office/word/2016/wordml/cid" xmlns:w16="http://schemas.microsoft.com/office/word/2018/wordml" xmlns:w16du="http://schemas.microsoft.com/office/word/2023/wordml/word16du" xmlns:w16sdtdh="http://schemas.microsoft.com/office/word/2020/wordml/sdtdatahash" xmlns:w16sdtfl="http://schemas.microsoft.com/office/word/2024/wordml/sdtformatlock" xmlns:w16se="http://schemas.microsoft.com/office/word/2015/wordml/symex" xmlns:wpg="http://schemas.microsoft.com/office/word/2010/wordprocessingGroup" xmlns:wpi="http://schemas.microsoft.com/office/word/2010/wordprocessingInk" xmlns:wne="http://schemas.microsoft.com/office/word/2006/wordml" xmlns:wps="http://schemas.microsoft.com/office/word/2010/wordprocessingShape" mc:Ignorable="w14 w15 w16se w16cid w16 w16cex w16sdtdh w16sdtfl w16du wp14">
   <w:abstractNum w:abstractNumId="0" w15:restartNumberingAfterBreak="0">
-    <w:nsid w:val="6CBC31F3"/>
+    <w:nsid w:val="2A6236B2"/>
     <w:multiLevelType w:val="hybridMultilevel"/>
-    <w:tmpl w:val="2452C964"/>
-    <w:lvl w:ilvl="0" w:tplc="8F949178">
+    <w:tmpl w:val="D53AAC36"/>
+    <w:lvl w:ilvl="0" w:tplc="12BACDBA">
       <w:start w:val="1"/>
       <w:numFmt w:val="bullet"/>
       <w:lvlText w:val="●"/>
@@ -857,7 +838,7 @@
         <w:ind w:left="720" w:hanging="360"/>
       </w:pPr>
     </w:lvl>
-    <w:lvl w:ilvl="1" w:tplc="3FB0D82A">
+    <w:lvl w:ilvl="1" w:tplc="16E23CE2">
       <w:start w:val="1"/>
       <w:numFmt w:val="bullet"/>
       <w:lvlText w:val="○"/>
@@ -866,7 +847,7 @@
         <w:ind w:left="1440" w:hanging="360"/>
       </w:pPr>
     </w:lvl>
-    <w:lvl w:ilvl="2" w:tplc="62280AF6">
+    <w:lvl w:ilvl="2" w:tplc="F72AAE30">
       <w:start w:val="1"/>
       <w:numFmt w:val="bullet"/>
       <w:lvlText w:val="■"/>
@@ -875,7 +856,7 @@
         <w:ind w:left="2160" w:hanging="360"/>
       </w:pPr>
     </w:lvl>
-    <w:lvl w:ilvl="3" w:tplc="E5C2E442">
+    <w:lvl w:ilvl="3" w:tplc="0ED8D5B8">
       <w:start w:val="1"/>
       <w:numFmt w:val="bullet"/>
       <w:lvlText w:val="●"/>
@@ -884,7 +865,7 @@
         <w:ind w:left="2880" w:hanging="360"/>
       </w:pPr>
     </w:lvl>
-    <w:lvl w:ilvl="4" w:tplc="5E287776">
+    <w:lvl w:ilvl="4" w:tplc="8C4CCA56">
       <w:start w:val="1"/>
       <w:numFmt w:val="bullet"/>
       <w:lvlText w:val="○"/>
@@ -893,7 +874,7 @@
         <w:ind w:left="3600" w:hanging="360"/>
       </w:pPr>
     </w:lvl>
-    <w:lvl w:ilvl="5" w:tplc="73445940">
+    <w:lvl w:ilvl="5" w:tplc="FA4027A6">
       <w:start w:val="1"/>
       <w:numFmt w:val="bullet"/>
       <w:lvlText w:val="■"/>
@@ -902,7 +883,7 @@
         <w:ind w:left="4320" w:hanging="360"/>
       </w:pPr>
     </w:lvl>
-    <w:lvl w:ilvl="6" w:tplc="44C002A2">
+    <w:lvl w:ilvl="6" w:tplc="9616392A">
       <w:start w:val="1"/>
       <w:numFmt w:val="bullet"/>
       <w:lvlText w:val="●"/>
@@ -911,7 +892,7 @@
         <w:ind w:left="5040" w:hanging="360"/>
       </w:pPr>
     </w:lvl>
-    <w:lvl w:ilvl="7" w:tplc="4F5E3270">
+    <w:lvl w:ilvl="7" w:tplc="5DECB90C">
       <w:start w:val="1"/>
       <w:numFmt w:val="bullet"/>
       <w:lvlText w:val="●"/>
@@ -920,7 +901,7 @@
         <w:ind w:left="5760" w:hanging="360"/>
       </w:pPr>
     </w:lvl>
-    <w:lvl w:ilvl="8" w:tplc="56E4E3EC">
+    <w:lvl w:ilvl="8" w:tplc="8BB41B6E">
       <w:start w:val="1"/>
       <w:numFmt w:val="bullet"/>
       <w:lvlText w:val="●"/>
@@ -930,7 +911,7 @@
       </w:pPr>
     </w:lvl>
   </w:abstractNum>
-  <w:num w:numId="1" w16cid:durableId="519127056">
+  <w:num w:numId="1" w16cid:durableId="2028291472">
     <w:abstractNumId w:val="0"/>
     <w:lvlOverride w:ilvl="0">
       <w:startOverride w:val="1"/>

--- a/Kelroy-James-CV.docx
+++ b/Kelroy-James-CV.docx
@@ -245,6 +245,25 @@
     </w:p>
     <w:p>
       <w:pPr>
+        <w:pStyle w:val="ListParagraph"/>
+        <w:numPr>
+          <w:ilvl w:val="0"/>
+          <w:numId w:val="1"/>
+        </w:numPr>
+        <w:spacing w:after="60"/>
+      </w:pPr>
+      <w:r>
+        <w:rPr>
+          <w:rFonts w:ascii="Calibri" w:eastAsia="Calibri" w:hAnsi="Calibri" w:cs="Calibri"/>
+          <w:color w:val="1A1A1A"/>
+          <w:sz w:val="21"/>
+          <w:szCs w:val="21"/>
+        </w:rPr>
+        <w:t>Founded "Empowerment Day" within Engineering Support Group 1 to build junior rates' self-awareness and career development, adopted as a standing programme</w:t>
+      </w:r>
+    </w:p>
+    <w:p>
+      <w:pPr>
         <w:spacing w:before="160" w:after="20"/>
       </w:pPr>
       <w:r>
@@ -310,26 +329,26 @@
           <w:sz w:val="21"/>
           <w:szCs w:val="21"/>
         </w:rPr>
-        <w:t>Turned round a rejected consignment in 3 days to sustain a weapons trial valued at approximately £5M against a fixed flight deadline</w:t>
-      </w:r>
-    </w:p>
-    <w:p>
-      <w:pPr>
-        <w:pStyle w:val="ListParagraph"/>
-        <w:numPr>
-          <w:ilvl w:val="0"/>
-          <w:numId w:val="1"/>
-        </w:numPr>
-        <w:spacing w:after="60"/>
-      </w:pPr>
-      <w:r>
-        <w:rPr>
-          <w:rFonts w:ascii="Calibri" w:eastAsia="Calibri" w:hAnsi="Calibri" w:cs="Calibri"/>
-          <w:color w:val="1A1A1A"/>
-          <w:sz w:val="21"/>
-          <w:szCs w:val="21"/>
-        </w:rPr>
-        <w:t>Coordinated cross-border movement of 7 containers of equipment for a multinational exercise, recovering a mid-exercise equipment shortfall with 3 hours to spare</w:t>
+        <w:t>Led a team of 7 through the unit's Gibraltar weapons trial and Exercise Tamber Shield deployments, turning round a rejected consignment in 3 days for a trial valued at approximately £5M and recovering a mid-exercise equipment shortfall with 3 hours to spare; recognised with the Royal Navy Inclusivity Award for Innovation (2023)</w:t>
+      </w:r>
+    </w:p>
+    <w:p>
+      <w:pPr>
+        <w:pStyle w:val="ListParagraph"/>
+        <w:numPr>
+          <w:ilvl w:val="0"/>
+          <w:numId w:val="1"/>
+        </w:numPr>
+        <w:spacing w:after="60"/>
+      </w:pPr>
+      <w:r>
+        <w:rPr>
+          <w:rFonts w:ascii="Calibri" w:eastAsia="Calibri" w:hAnsi="Calibri" w:cs="Calibri"/>
+          <w:color w:val="1A1A1A"/>
+          <w:sz w:val="21"/>
+          <w:szCs w:val="21"/>
+        </w:rPr>
+        <w:t>Completed a strategic innovation course and introduced Mission Model Canvas training to build the team's strategic awareness of innovation; 5 of 7 team members have since been promoted</w:t>
       </w:r>
     </w:p>
     <w:p>
@@ -400,25 +419,6 @@
           <w:szCs w:val="21"/>
         </w:rPr>
         <w:t>Delivered a £250K cost-saving lean maintenance initiative through inventory optimization and stock-holding reduction</w:t>
-      </w:r>
-    </w:p>
-    <w:p>
-      <w:pPr>
-        <w:pStyle w:val="ListParagraph"/>
-        <w:numPr>
-          <w:ilvl w:val="0"/>
-          <w:numId w:val="1"/>
-        </w:numPr>
-        <w:spacing w:after="60"/>
-      </w:pPr>
-      <w:r>
-        <w:rPr>
-          <w:rFonts w:ascii="Calibri" w:eastAsia="Calibri" w:hAnsi="Calibri" w:cs="Calibri"/>
-          <w:color w:val="1A1A1A"/>
-          <w:sz w:val="21"/>
-          <w:szCs w:val="21"/>
-        </w:rPr>
-        <w:t>Founded a junior rates development programme adopted as a standing programme; Royal Navy Inclusivity Award for Innovation (2023)</w:t>
       </w:r>
     </w:p>
     <w:p>
@@ -724,7 +724,7 @@
           <w:sz w:val="21"/>
           <w:szCs w:val="21"/>
         </w:rPr>
-        <w:t>Royal Navy Inclusivity Award for Innovation — 2023, inaugural recipient</w:t>
+        <w:t>Royal Navy Inclusivity Award for Innovation — 2023, Wildcat Maritime Force, for leading a 7-person team through operational deployments</w:t>
       </w:r>
     </w:p>
     <w:p>
@@ -826,10 +826,10 @@
 <file path=word/numbering.xml><?xml version="1.0" encoding="utf-8"?>
 <w:numbering xmlns:wpc="http://schemas.microsoft.com/office/word/2010/wordprocessingCanvas" xmlns:cx="http://schemas.microsoft.com/office/drawing/2014/chartex" xmlns:cx1="http://schemas.microsoft.com/office/drawing/2015/9/8/chartex" xmlns:cx2="http://schemas.microsoft.com/office/drawing/2015/10/21/chartex" xmlns:cx3="http://schemas.microsoft.com/office/drawing/2016/5/9/chartex" xmlns:cx4="http://schemas.microsoft.com/office/drawing/2016/5/10/chartex" xmlns:cx5="http://schemas.microsoft.com/office/drawing/2016/5/11/chartex" xmlns:cx6="http://schemas.microsoft.com/office/drawing/2016/5/12/chartex" xmlns:cx7="http://schemas.microsoft.com/office/drawing/2016/5/13/chartex" xmlns:cx8="http://schemas.microsoft.com/office/drawing/2016/5/14/chartex" xmlns:mc="http://schemas.openxmlformats.org/markup-compatibility/2006" xmlns:aink="http://schemas.microsoft.com/office/drawing/2016/ink" xmlns:am3d="http://schemas.microsoft.com/office/drawing/2017/model3d" xmlns:o="urn:schemas-microsoft-com:office:office" xmlns:oel="http://schemas.microsoft.com/office/2019/extlst" xmlns:r="http://schemas.openxmlformats.org/officeDocument/2006/relationships" xmlns:m="http://schemas.openxmlformats.org/officeDocument/2006/math" xmlns:v="urn:schemas-microsoft-com:vml" xmlns:wp14="http://schemas.microsoft.com/office/word/2010/wordprocessingDrawing" xmlns:wp="http://schemas.openxmlformats.org/drawingml/2006/wordprocessingDrawing" xmlns:w10="urn:schemas-microsoft-com:office:word" xmlns:w="http://schemas.openxmlformats.org/wordprocessingml/2006/main" xmlns:w14="http://schemas.microsoft.com/office/word/2010/wordml" xmlns:w15="http://schemas.microsoft.com/office/word/2012/wordml" xmlns:w16cex="http://schemas.microsoft.com/office/word/2018/wordml/cex" xmlns:w16cid="http://schemas.microsoft.com/office/word/2016/wordml/cid" xmlns:w16="http://schemas.microsoft.com/office/word/2018/wordml" xmlns:w16du="http://schemas.microsoft.com/office/word/2023/wordml/word16du" xmlns:w16sdtdh="http://schemas.microsoft.com/office/word/2020/wordml/sdtdatahash" xmlns:w16sdtfl="http://schemas.microsoft.com/office/word/2024/wordml/sdtformatlock" xmlns:w16se="http://schemas.microsoft.com/office/word/2015/wordml/symex" xmlns:wpg="http://schemas.microsoft.com/office/word/2010/wordprocessingGroup" xmlns:wpi="http://schemas.microsoft.com/office/word/2010/wordprocessingInk" xmlns:wne="http://schemas.microsoft.com/office/word/2006/wordml" xmlns:wps="http://schemas.microsoft.com/office/word/2010/wordprocessingShape" mc:Ignorable="w14 w15 w16se w16cid w16 w16cex w16sdtdh w16sdtfl w16du wp14">
   <w:abstractNum w:abstractNumId="0" w15:restartNumberingAfterBreak="0">
-    <w:nsid w:val="2A6236B2"/>
+    <w:nsid w:val="72C01327"/>
     <w:multiLevelType w:val="hybridMultilevel"/>
-    <w:tmpl w:val="D53AAC36"/>
-    <w:lvl w:ilvl="0" w:tplc="12BACDBA">
+    <w:tmpl w:val="9C5847EA"/>
+    <w:lvl w:ilvl="0" w:tplc="2B4EA128">
       <w:start w:val="1"/>
       <w:numFmt w:val="bullet"/>
       <w:lvlText w:val="●"/>
@@ -838,7 +838,7 @@
         <w:ind w:left="720" w:hanging="360"/>
       </w:pPr>
     </w:lvl>
-    <w:lvl w:ilvl="1" w:tplc="16E23CE2">
+    <w:lvl w:ilvl="1" w:tplc="E3D4D418">
       <w:start w:val="1"/>
       <w:numFmt w:val="bullet"/>
       <w:lvlText w:val="○"/>
@@ -847,7 +847,7 @@
         <w:ind w:left="1440" w:hanging="360"/>
       </w:pPr>
     </w:lvl>
-    <w:lvl w:ilvl="2" w:tplc="F72AAE30">
+    <w:lvl w:ilvl="2" w:tplc="508C63A8">
       <w:start w:val="1"/>
       <w:numFmt w:val="bullet"/>
       <w:lvlText w:val="■"/>
@@ -856,7 +856,7 @@
         <w:ind w:left="2160" w:hanging="360"/>
       </w:pPr>
     </w:lvl>
-    <w:lvl w:ilvl="3" w:tplc="0ED8D5B8">
+    <w:lvl w:ilvl="3" w:tplc="9E629CD0">
       <w:start w:val="1"/>
       <w:numFmt w:val="bullet"/>
       <w:lvlText w:val="●"/>
@@ -865,7 +865,7 @@
         <w:ind w:left="2880" w:hanging="360"/>
       </w:pPr>
     </w:lvl>
-    <w:lvl w:ilvl="4" w:tplc="8C4CCA56">
+    <w:lvl w:ilvl="4" w:tplc="46ACB150">
       <w:start w:val="1"/>
       <w:numFmt w:val="bullet"/>
       <w:lvlText w:val="○"/>
@@ -874,7 +874,7 @@
         <w:ind w:left="3600" w:hanging="360"/>
       </w:pPr>
     </w:lvl>
-    <w:lvl w:ilvl="5" w:tplc="FA4027A6">
+    <w:lvl w:ilvl="5" w:tplc="EE2A5D36">
       <w:start w:val="1"/>
       <w:numFmt w:val="bullet"/>
       <w:lvlText w:val="■"/>
@@ -883,7 +883,7 @@
         <w:ind w:left="4320" w:hanging="360"/>
       </w:pPr>
     </w:lvl>
-    <w:lvl w:ilvl="6" w:tplc="9616392A">
+    <w:lvl w:ilvl="6" w:tplc="67D8680C">
       <w:start w:val="1"/>
       <w:numFmt w:val="bullet"/>
       <w:lvlText w:val="●"/>
@@ -892,7 +892,7 @@
         <w:ind w:left="5040" w:hanging="360"/>
       </w:pPr>
     </w:lvl>
-    <w:lvl w:ilvl="7" w:tplc="5DECB90C">
+    <w:lvl w:ilvl="7" w:tplc="19448D6C">
       <w:start w:val="1"/>
       <w:numFmt w:val="bullet"/>
       <w:lvlText w:val="●"/>
@@ -901,7 +901,7 @@
         <w:ind w:left="5760" w:hanging="360"/>
       </w:pPr>
     </w:lvl>
-    <w:lvl w:ilvl="8" w:tplc="8BB41B6E">
+    <w:lvl w:ilvl="8" w:tplc="060AE674">
       <w:start w:val="1"/>
       <w:numFmt w:val="bullet"/>
       <w:lvlText w:val="●"/>
@@ -911,7 +911,7 @@
       </w:pPr>
     </w:lvl>
   </w:abstractNum>
-  <w:num w:numId="1" w16cid:durableId="2028291472">
+  <w:num w:numId="1" w16cid:durableId="1201552570">
     <w:abstractNumId w:val="0"/>
     <w:lvlOverride w:ilvl="0">
       <w:startOverride w:val="1"/>

--- a/Kelroy-James-CV.docx
+++ b/Kelroy-James-CV.docx
@@ -688,6 +688,39 @@
           <w:t>kelroyjames.com/skills-expertise.html</w:t>
         </w:r>
       </w:hyperlink>
+    </w:p>
+    <w:p>
+      <w:pPr>
+        <w:pBdr>
+          <w:bottom w:val="single" w:sz="4" w:space="4" w:color="1F3864"/>
+        </w:pBdr>
+        <w:spacing w:before="260" w:after="100"/>
+      </w:pPr>
+      <w:r>
+        <w:rPr>
+          <w:rFonts w:ascii="Calibri" w:eastAsia="Calibri" w:hAnsi="Calibri" w:cs="Calibri"/>
+          <w:b/>
+          <w:bCs/>
+          <w:color w:val="1F3864"/>
+          <w:sz w:val="24"/>
+          <w:szCs w:val="24"/>
+        </w:rPr>
+        <w:t>PUBLISHED FRAMEWORKS</w:t>
+      </w:r>
+    </w:p>
+    <w:p>
+      <w:pPr>
+        <w:spacing w:after="40"/>
+      </w:pPr>
+      <w:r>
+        <w:rPr>
+          <w:rFonts w:ascii="Calibri" w:eastAsia="Calibri" w:hAnsi="Calibri" w:cs="Calibri"/>
+          <w:color w:val="1A1A1A"/>
+          <w:sz w:val="21"/>
+          <w:szCs w:val="21"/>
+        </w:rPr>
+        <w:t>OSINT Supplier Verification Framework | Same Control, Two Vocabularies | The Three Lines of Defence: From Warships to AI | Change Management in a Rank Hierarchy — full case studies at kelroyjames.com</w:t>
+      </w:r>
     </w:p>
     <w:p>
       <w:pPr>
@@ -826,10 +859,10 @@
 <file path=word/numbering.xml><?xml version="1.0" encoding="utf-8"?>
 <w:numbering xmlns:wpc="http://schemas.microsoft.com/office/word/2010/wordprocessingCanvas" xmlns:cx="http://schemas.microsoft.com/office/drawing/2014/chartex" xmlns:cx1="http://schemas.microsoft.com/office/drawing/2015/9/8/chartex" xmlns:cx2="http://schemas.microsoft.com/office/drawing/2015/10/21/chartex" xmlns:cx3="http://schemas.microsoft.com/office/drawing/2016/5/9/chartex" xmlns:cx4="http://schemas.microsoft.com/office/drawing/2016/5/10/chartex" xmlns:cx5="http://schemas.microsoft.com/office/drawing/2016/5/11/chartex" xmlns:cx6="http://schemas.microsoft.com/office/drawing/2016/5/12/chartex" xmlns:cx7="http://schemas.microsoft.com/office/drawing/2016/5/13/chartex" xmlns:cx8="http://schemas.microsoft.com/office/drawing/2016/5/14/chartex" xmlns:mc="http://schemas.openxmlformats.org/markup-compatibility/2006" xmlns:aink="http://schemas.microsoft.com/office/drawing/2016/ink" xmlns:am3d="http://schemas.microsoft.com/office/drawing/2017/model3d" xmlns:o="urn:schemas-microsoft-com:office:office" xmlns:oel="http://schemas.microsoft.com/office/2019/extlst" xmlns:r="http://schemas.openxmlformats.org/officeDocument/2006/relationships" xmlns:m="http://schemas.openxmlformats.org/officeDocument/2006/math" xmlns:v="urn:schemas-microsoft-com:vml" xmlns:wp14="http://schemas.microsoft.com/office/word/2010/wordprocessingDrawing" xmlns:wp="http://schemas.openxmlformats.org/drawingml/2006/wordprocessingDrawing" xmlns:w10="urn:schemas-microsoft-com:office:word" xmlns:w="http://schemas.openxmlformats.org/wordprocessingml/2006/main" xmlns:w14="http://schemas.microsoft.com/office/word/2010/wordml" xmlns:w15="http://schemas.microsoft.com/office/word/2012/wordml" xmlns:w16cex="http://schemas.microsoft.com/office/word/2018/wordml/cex" xmlns:w16cid="http://schemas.microsoft.com/office/word/2016/wordml/cid" xmlns:w16="http://schemas.microsoft.com/office/word/2018/wordml" xmlns:w16du="http://schemas.microsoft.com/office/word/2023/wordml/word16du" xmlns:w16sdtdh="http://schemas.microsoft.com/office/word/2020/wordml/sdtdatahash" xmlns:w16sdtfl="http://schemas.microsoft.com/office/word/2024/wordml/sdtformatlock" xmlns:w16se="http://schemas.microsoft.com/office/word/2015/wordml/symex" xmlns:wpg="http://schemas.microsoft.com/office/word/2010/wordprocessingGroup" xmlns:wpi="http://schemas.microsoft.com/office/word/2010/wordprocessingInk" xmlns:wne="http://schemas.microsoft.com/office/word/2006/wordml" xmlns:wps="http://schemas.microsoft.com/office/word/2010/wordprocessingShape" mc:Ignorable="w14 w15 w16se w16cid w16 w16cex w16sdtdh w16sdtfl w16du wp14">
   <w:abstractNum w:abstractNumId="0" w15:restartNumberingAfterBreak="0">
-    <w:nsid w:val="72C01327"/>
+    <w:nsid w:val="311E0B9D"/>
     <w:multiLevelType w:val="hybridMultilevel"/>
-    <w:tmpl w:val="9C5847EA"/>
-    <w:lvl w:ilvl="0" w:tplc="2B4EA128">
+    <w:tmpl w:val="68E0C3A8"/>
+    <w:lvl w:ilvl="0" w:tplc="78CED59C">
       <w:start w:val="1"/>
       <w:numFmt w:val="bullet"/>
       <w:lvlText w:val="●"/>
@@ -838,7 +871,7 @@
         <w:ind w:left="720" w:hanging="360"/>
       </w:pPr>
     </w:lvl>
-    <w:lvl w:ilvl="1" w:tplc="E3D4D418">
+    <w:lvl w:ilvl="1" w:tplc="7576C626">
       <w:start w:val="1"/>
       <w:numFmt w:val="bullet"/>
       <w:lvlText w:val="○"/>
@@ -847,7 +880,7 @@
         <w:ind w:left="1440" w:hanging="360"/>
       </w:pPr>
     </w:lvl>
-    <w:lvl w:ilvl="2" w:tplc="508C63A8">
+    <w:lvl w:ilvl="2" w:tplc="36BA103A">
       <w:start w:val="1"/>
       <w:numFmt w:val="bullet"/>
       <w:lvlText w:val="■"/>
@@ -856,7 +889,7 @@
         <w:ind w:left="2160" w:hanging="360"/>
       </w:pPr>
     </w:lvl>
-    <w:lvl w:ilvl="3" w:tplc="9E629CD0">
+    <w:lvl w:ilvl="3" w:tplc="D5885D42">
       <w:start w:val="1"/>
       <w:numFmt w:val="bullet"/>
       <w:lvlText w:val="●"/>
@@ -865,7 +898,7 @@
         <w:ind w:left="2880" w:hanging="360"/>
       </w:pPr>
     </w:lvl>
-    <w:lvl w:ilvl="4" w:tplc="46ACB150">
+    <w:lvl w:ilvl="4" w:tplc="30127AD2">
       <w:start w:val="1"/>
       <w:numFmt w:val="bullet"/>
       <w:lvlText w:val="○"/>
@@ -874,7 +907,7 @@
         <w:ind w:left="3600" w:hanging="360"/>
       </w:pPr>
     </w:lvl>
-    <w:lvl w:ilvl="5" w:tplc="EE2A5D36">
+    <w:lvl w:ilvl="5" w:tplc="33080C54">
       <w:start w:val="1"/>
       <w:numFmt w:val="bullet"/>
       <w:lvlText w:val="■"/>
@@ -883,7 +916,7 @@
         <w:ind w:left="4320" w:hanging="360"/>
       </w:pPr>
     </w:lvl>
-    <w:lvl w:ilvl="6" w:tplc="67D8680C">
+    <w:lvl w:ilvl="6" w:tplc="417A7722">
       <w:start w:val="1"/>
       <w:numFmt w:val="bullet"/>
       <w:lvlText w:val="●"/>
@@ -892,7 +925,7 @@
         <w:ind w:left="5040" w:hanging="360"/>
       </w:pPr>
     </w:lvl>
-    <w:lvl w:ilvl="7" w:tplc="19448D6C">
+    <w:lvl w:ilvl="7" w:tplc="F75AD206">
       <w:start w:val="1"/>
       <w:numFmt w:val="bullet"/>
       <w:lvlText w:val="●"/>
@@ -901,7 +934,7 @@
         <w:ind w:left="5760" w:hanging="360"/>
       </w:pPr>
     </w:lvl>
-    <w:lvl w:ilvl="8" w:tplc="060AE674">
+    <w:lvl w:ilvl="8" w:tplc="DBCE1ADC">
       <w:start w:val="1"/>
       <w:numFmt w:val="bullet"/>
       <w:lvlText w:val="●"/>
@@ -911,7 +944,7 @@
       </w:pPr>
     </w:lvl>
   </w:abstractNum>
-  <w:num w:numId="1" w16cid:durableId="1201552570">
+  <w:num w:numId="1" w16cid:durableId="899484226">
     <w:abstractNumId w:val="0"/>
     <w:lvlOverride w:ilvl="0">
       <w:startOverride w:val="1"/>

--- a/Kelroy-James-CV.docx
+++ b/Kelroy-James-CV.docx
@@ -832,7 +832,7 @@
           <w:rFonts w:ascii="Calibri" w:eastAsia="Calibri" w:hAnsi="Calibri" w:cs="Calibri"/>
           <w:color w:val="555555"/>
         </w:rPr>
-        <w:t>Available now for advisory conversations, NED-style engagements, and Reserve or fixed-term contract work. Available for full-time roles from April 2028 (resettlement).</w:t>
+        <w:t>Available now for advisory conversations and professional networking while serving. Available for full-time roles from April 2028 (resettlement).</w:t>
       </w:r>
     </w:p>
     <w:p>
@@ -859,10 +859,10 @@
 <file path=word/numbering.xml><?xml version="1.0" encoding="utf-8"?>
 <w:numbering xmlns:wpc="http://schemas.microsoft.com/office/word/2010/wordprocessingCanvas" xmlns:cx="http://schemas.microsoft.com/office/drawing/2014/chartex" xmlns:cx1="http://schemas.microsoft.com/office/drawing/2015/9/8/chartex" xmlns:cx2="http://schemas.microsoft.com/office/drawing/2015/10/21/chartex" xmlns:cx3="http://schemas.microsoft.com/office/drawing/2016/5/9/chartex" xmlns:cx4="http://schemas.microsoft.com/office/drawing/2016/5/10/chartex" xmlns:cx5="http://schemas.microsoft.com/office/drawing/2016/5/11/chartex" xmlns:cx6="http://schemas.microsoft.com/office/drawing/2016/5/12/chartex" xmlns:cx7="http://schemas.microsoft.com/office/drawing/2016/5/13/chartex" xmlns:cx8="http://schemas.microsoft.com/office/drawing/2016/5/14/chartex" xmlns:mc="http://schemas.openxmlformats.org/markup-compatibility/2006" xmlns:aink="http://schemas.microsoft.com/office/drawing/2016/ink" xmlns:am3d="http://schemas.microsoft.com/office/drawing/2017/model3d" xmlns:o="urn:schemas-microsoft-com:office:office" xmlns:oel="http://schemas.microsoft.com/office/2019/extlst" xmlns:r="http://schemas.openxmlformats.org/officeDocument/2006/relationships" xmlns:m="http://schemas.openxmlformats.org/officeDocument/2006/math" xmlns:v="urn:schemas-microsoft-com:vml" xmlns:wp14="http://schemas.microsoft.com/office/word/2010/wordprocessingDrawing" xmlns:wp="http://schemas.openxmlformats.org/drawingml/2006/wordprocessingDrawing" xmlns:w10="urn:schemas-microsoft-com:office:word" xmlns:w="http://schemas.openxmlformats.org/wordprocessingml/2006/main" xmlns:w14="http://schemas.microsoft.com/office/word/2010/wordml" xmlns:w15="http://schemas.microsoft.com/office/word/2012/wordml" xmlns:w16cex="http://schemas.microsoft.com/office/word/2018/wordml/cex" xmlns:w16cid="http://schemas.microsoft.com/office/word/2016/wordml/cid" xmlns:w16="http://schemas.microsoft.com/office/word/2018/wordml" xmlns:w16du="http://schemas.microsoft.com/office/word/2023/wordml/word16du" xmlns:w16sdtdh="http://schemas.microsoft.com/office/word/2020/wordml/sdtdatahash" xmlns:w16sdtfl="http://schemas.microsoft.com/office/word/2024/wordml/sdtformatlock" xmlns:w16se="http://schemas.microsoft.com/office/word/2015/wordml/symex" xmlns:wpg="http://schemas.microsoft.com/office/word/2010/wordprocessingGroup" xmlns:wpi="http://schemas.microsoft.com/office/word/2010/wordprocessingInk" xmlns:wne="http://schemas.microsoft.com/office/word/2006/wordml" xmlns:wps="http://schemas.microsoft.com/office/word/2010/wordprocessingShape" mc:Ignorable="w14 w15 w16se w16cid w16 w16cex w16sdtdh w16sdtfl w16du wp14">
   <w:abstractNum w:abstractNumId="0" w15:restartNumberingAfterBreak="0">
-    <w:nsid w:val="311E0B9D"/>
+    <w:nsid w:val="737F222A"/>
     <w:multiLevelType w:val="hybridMultilevel"/>
-    <w:tmpl w:val="68E0C3A8"/>
-    <w:lvl w:ilvl="0" w:tplc="78CED59C">
+    <w:tmpl w:val="20C4756A"/>
+    <w:lvl w:ilvl="0" w:tplc="DF72B044">
       <w:start w:val="1"/>
       <w:numFmt w:val="bullet"/>
       <w:lvlText w:val="●"/>
@@ -871,7 +871,7 @@
         <w:ind w:left="720" w:hanging="360"/>
       </w:pPr>
     </w:lvl>
-    <w:lvl w:ilvl="1" w:tplc="7576C626">
+    <w:lvl w:ilvl="1" w:tplc="AC782346">
       <w:start w:val="1"/>
       <w:numFmt w:val="bullet"/>
       <w:lvlText w:val="○"/>
@@ -880,7 +880,7 @@
         <w:ind w:left="1440" w:hanging="360"/>
       </w:pPr>
     </w:lvl>
-    <w:lvl w:ilvl="2" w:tplc="36BA103A">
+    <w:lvl w:ilvl="2" w:tplc="8B74787E">
       <w:start w:val="1"/>
       <w:numFmt w:val="bullet"/>
       <w:lvlText w:val="■"/>
@@ -889,7 +889,7 @@
         <w:ind w:left="2160" w:hanging="360"/>
       </w:pPr>
     </w:lvl>
-    <w:lvl w:ilvl="3" w:tplc="D5885D42">
+    <w:lvl w:ilvl="3" w:tplc="EF9CD270">
       <w:start w:val="1"/>
       <w:numFmt w:val="bullet"/>
       <w:lvlText w:val="●"/>
@@ -898,7 +898,7 @@
         <w:ind w:left="2880" w:hanging="360"/>
       </w:pPr>
     </w:lvl>
-    <w:lvl w:ilvl="4" w:tplc="30127AD2">
+    <w:lvl w:ilvl="4" w:tplc="9C4C7B74">
       <w:start w:val="1"/>
       <w:numFmt w:val="bullet"/>
       <w:lvlText w:val="○"/>
@@ -907,7 +907,7 @@
         <w:ind w:left="3600" w:hanging="360"/>
       </w:pPr>
     </w:lvl>
-    <w:lvl w:ilvl="5" w:tplc="33080C54">
+    <w:lvl w:ilvl="5" w:tplc="A65C986C">
       <w:start w:val="1"/>
       <w:numFmt w:val="bullet"/>
       <w:lvlText w:val="■"/>
@@ -916,7 +916,7 @@
         <w:ind w:left="4320" w:hanging="360"/>
       </w:pPr>
     </w:lvl>
-    <w:lvl w:ilvl="6" w:tplc="417A7722">
+    <w:lvl w:ilvl="6" w:tplc="D1E03608">
       <w:start w:val="1"/>
       <w:numFmt w:val="bullet"/>
       <w:lvlText w:val="●"/>
@@ -925,7 +925,7 @@
         <w:ind w:left="5040" w:hanging="360"/>
       </w:pPr>
     </w:lvl>
-    <w:lvl w:ilvl="7" w:tplc="F75AD206">
+    <w:lvl w:ilvl="7" w:tplc="4A82E308">
       <w:start w:val="1"/>
       <w:numFmt w:val="bullet"/>
       <w:lvlText w:val="●"/>
@@ -934,7 +934,7 @@
         <w:ind w:left="5760" w:hanging="360"/>
       </w:pPr>
     </w:lvl>
-    <w:lvl w:ilvl="8" w:tplc="DBCE1ADC">
+    <w:lvl w:ilvl="8" w:tplc="50CE3F7E">
       <w:start w:val="1"/>
       <w:numFmt w:val="bullet"/>
       <w:lvlText w:val="●"/>
@@ -944,7 +944,7 @@
       </w:pPr>
     </w:lvl>
   </w:abstractNum>
-  <w:num w:numId="1" w16cid:durableId="899484226">
+  <w:num w:numId="1" w16cid:durableId="552157747">
     <w:abstractNumId w:val="0"/>
     <w:lvlOverride w:ilvl="0">
       <w:startOverride w:val="1"/>

--- a/Kelroy-James-CV.docx
+++ b/Kelroy-James-CV.docx
@@ -107,7 +107,7 @@
           <w:sz w:val="21"/>
           <w:szCs w:val="21"/>
         </w:rPr>
-        <w:t>GRC and supply chain assurance specialist with 18 years of Defence logistics experience, targeting third-party risk, GRC consulting and internal audit roles at professional services firms, and supply chain assurance, export control or trade compliance roles at defence primes. Track record of closing the gap between records and physical reality through systematic controls, risk-based auditing and enterprise-level process improvement, with £2.7M+ in quantified business impact.</w:t>
+        <w:t>GRC and supply chain assurance specialist with 18 years of Defence logistics experience, targeting third-party risk, GRC consulting and internal audit roles at professional services firms and banks, and supply chain assurance, export control or trade compliance roles at defence primes. Track record of closing the gap between records and physical reality through systematic controls, risk-based auditing and enterprise-level process improvement, with £2.7M+ in quantified business impact.</w:t>
       </w:r>
     </w:p>
     <w:p>
@@ -527,7 +527,7 @@
           <w:szCs w:val="21"/>
         </w:rPr>
         <w:lastRenderedPageBreak/>
-        <w:t>MSc Supply Chain and Logistics Management (Defence Logistics Staff Course), University of Lincoln — In Progress (Distinction track), Apr 2025 – Apr 2027</w:t>
+        <w:t>MSc Supply Chain and Logistics Management (Defence Logistics Staff Course), University of Lincoln — In Progress (Distinction track), Apr 2025 – Apr 2027; route to MCIPS, eligible for CMILT on transition</w:t>
       </w:r>
     </w:p>
     <w:p>
@@ -859,10 +859,10 @@
 <file path=word/numbering.xml><?xml version="1.0" encoding="utf-8"?>
 <w:numbering xmlns:wpc="http://schemas.microsoft.com/office/word/2010/wordprocessingCanvas" xmlns:cx="http://schemas.microsoft.com/office/drawing/2014/chartex" xmlns:cx1="http://schemas.microsoft.com/office/drawing/2015/9/8/chartex" xmlns:cx2="http://schemas.microsoft.com/office/drawing/2015/10/21/chartex" xmlns:cx3="http://schemas.microsoft.com/office/drawing/2016/5/9/chartex" xmlns:cx4="http://schemas.microsoft.com/office/drawing/2016/5/10/chartex" xmlns:cx5="http://schemas.microsoft.com/office/drawing/2016/5/11/chartex" xmlns:cx6="http://schemas.microsoft.com/office/drawing/2016/5/12/chartex" xmlns:cx7="http://schemas.microsoft.com/office/drawing/2016/5/13/chartex" xmlns:cx8="http://schemas.microsoft.com/office/drawing/2016/5/14/chartex" xmlns:mc="http://schemas.openxmlformats.org/markup-compatibility/2006" xmlns:aink="http://schemas.microsoft.com/office/drawing/2016/ink" xmlns:am3d="http://schemas.microsoft.com/office/drawing/2017/model3d" xmlns:o="urn:schemas-microsoft-com:office:office" xmlns:oel="http://schemas.microsoft.com/office/2019/extlst" xmlns:r="http://schemas.openxmlformats.org/officeDocument/2006/relationships" xmlns:m="http://schemas.openxmlformats.org/officeDocument/2006/math" xmlns:v="urn:schemas-microsoft-com:vml" xmlns:wp14="http://schemas.microsoft.com/office/word/2010/wordprocessingDrawing" xmlns:wp="http://schemas.openxmlformats.org/drawingml/2006/wordprocessingDrawing" xmlns:w10="urn:schemas-microsoft-com:office:word" xmlns:w="http://schemas.openxmlformats.org/wordprocessingml/2006/main" xmlns:w14="http://schemas.microsoft.com/office/word/2010/wordml" xmlns:w15="http://schemas.microsoft.com/office/word/2012/wordml" xmlns:w16cex="http://schemas.microsoft.com/office/word/2018/wordml/cex" xmlns:w16cid="http://schemas.microsoft.com/office/word/2016/wordml/cid" xmlns:w16="http://schemas.microsoft.com/office/word/2018/wordml" xmlns:w16du="http://schemas.microsoft.com/office/word/2023/wordml/word16du" xmlns:w16sdtdh="http://schemas.microsoft.com/office/word/2020/wordml/sdtdatahash" xmlns:w16sdtfl="http://schemas.microsoft.com/office/word/2024/wordml/sdtformatlock" xmlns:w16se="http://schemas.microsoft.com/office/word/2015/wordml/symex" xmlns:wpg="http://schemas.microsoft.com/office/word/2010/wordprocessingGroup" xmlns:wpi="http://schemas.microsoft.com/office/word/2010/wordprocessingInk" xmlns:wne="http://schemas.microsoft.com/office/word/2006/wordml" xmlns:wps="http://schemas.microsoft.com/office/word/2010/wordprocessingShape" mc:Ignorable="w14 w15 w16se w16cid w16 w16cex w16sdtdh w16sdtfl w16du wp14">
   <w:abstractNum w:abstractNumId="0" w15:restartNumberingAfterBreak="0">
-    <w:nsid w:val="737F222A"/>
+    <w:nsid w:val="1A4B7673"/>
     <w:multiLevelType w:val="hybridMultilevel"/>
-    <w:tmpl w:val="20C4756A"/>
-    <w:lvl w:ilvl="0" w:tplc="DF72B044">
+    <w:tmpl w:val="348C3930"/>
+    <w:lvl w:ilvl="0" w:tplc="7326D348">
       <w:start w:val="1"/>
       <w:numFmt w:val="bullet"/>
       <w:lvlText w:val="●"/>
@@ -871,7 +871,7 @@
         <w:ind w:left="720" w:hanging="360"/>
       </w:pPr>
     </w:lvl>
-    <w:lvl w:ilvl="1" w:tplc="AC782346">
+    <w:lvl w:ilvl="1" w:tplc="09E018C4">
       <w:start w:val="1"/>
       <w:numFmt w:val="bullet"/>
       <w:lvlText w:val="○"/>
@@ -880,7 +880,7 @@
         <w:ind w:left="1440" w:hanging="360"/>
       </w:pPr>
     </w:lvl>
-    <w:lvl w:ilvl="2" w:tplc="8B74787E">
+    <w:lvl w:ilvl="2" w:tplc="84BA6002">
       <w:start w:val="1"/>
       <w:numFmt w:val="bullet"/>
       <w:lvlText w:val="■"/>
@@ -889,7 +889,7 @@
         <w:ind w:left="2160" w:hanging="360"/>
       </w:pPr>
     </w:lvl>
-    <w:lvl w:ilvl="3" w:tplc="EF9CD270">
+    <w:lvl w:ilvl="3" w:tplc="A2E0D700">
       <w:start w:val="1"/>
       <w:numFmt w:val="bullet"/>
       <w:lvlText w:val="●"/>
@@ -898,7 +898,7 @@
         <w:ind w:left="2880" w:hanging="360"/>
       </w:pPr>
     </w:lvl>
-    <w:lvl w:ilvl="4" w:tplc="9C4C7B74">
+    <w:lvl w:ilvl="4" w:tplc="DD0A4562">
       <w:start w:val="1"/>
       <w:numFmt w:val="bullet"/>
       <w:lvlText w:val="○"/>
@@ -907,7 +907,7 @@
         <w:ind w:left="3600" w:hanging="360"/>
       </w:pPr>
     </w:lvl>
-    <w:lvl w:ilvl="5" w:tplc="A65C986C">
+    <w:lvl w:ilvl="5" w:tplc="397A7B2C">
       <w:start w:val="1"/>
       <w:numFmt w:val="bullet"/>
       <w:lvlText w:val="■"/>
@@ -916,7 +916,7 @@
         <w:ind w:left="4320" w:hanging="360"/>
       </w:pPr>
     </w:lvl>
-    <w:lvl w:ilvl="6" w:tplc="D1E03608">
+    <w:lvl w:ilvl="6" w:tplc="E9C4C0B4">
       <w:start w:val="1"/>
       <w:numFmt w:val="bullet"/>
       <w:lvlText w:val="●"/>
@@ -925,7 +925,7 @@
         <w:ind w:left="5040" w:hanging="360"/>
       </w:pPr>
     </w:lvl>
-    <w:lvl w:ilvl="7" w:tplc="4A82E308">
+    <w:lvl w:ilvl="7" w:tplc="63FE6914">
       <w:start w:val="1"/>
       <w:numFmt w:val="bullet"/>
       <w:lvlText w:val="●"/>
@@ -934,7 +934,7 @@
         <w:ind w:left="5760" w:hanging="360"/>
       </w:pPr>
     </w:lvl>
-    <w:lvl w:ilvl="8" w:tplc="50CE3F7E">
+    <w:lvl w:ilvl="8" w:tplc="877056FA">
       <w:start w:val="1"/>
       <w:numFmt w:val="bullet"/>
       <w:lvlText w:val="●"/>
@@ -944,7 +944,7 @@
       </w:pPr>
     </w:lvl>
   </w:abstractNum>
-  <w:num w:numId="1" w16cid:durableId="552157747">
+  <w:num w:numId="1" w16cid:durableId="543717731">
     <w:abstractNumId w:val="0"/>
     <w:lvlOverride w:ilvl="0">
       <w:startOverride w:val="1"/>

--- a/Kelroy-James-CV.docx
+++ b/Kelroy-James-CV.docx
@@ -364,7 +364,7 @@
           <w:sz w:val="22"/>
           <w:szCs w:val="22"/>
         </w:rPr>
-        <w:t>Supply Chain Specialist / Logistics Inspector</w:t>
+        <w:t>Section Head, Supply Chain (Petty Officer)</w:t>
       </w:r>
     </w:p>
     <w:p>
@@ -380,26 +380,326 @@
           <w:iCs/>
           <w:color w:val="555555"/>
         </w:rPr>
-        <w:t>Royal Navy, Various Postings | 2008 – 2022</w:t>
-      </w:r>
-    </w:p>
-    <w:p>
-      <w:pPr>
-        <w:pStyle w:val="ListParagraph"/>
-        <w:numPr>
-          <w:ilvl w:val="0"/>
-          <w:numId w:val="1"/>
-        </w:numPr>
-        <w:spacing w:after="60"/>
-      </w:pPr>
-      <w:r>
-        <w:rPr>
-          <w:rFonts w:ascii="Calibri" w:eastAsia="Calibri" w:hAnsi="Calibri" w:cs="Calibri"/>
-          <w:color w:val="1A1A1A"/>
-          <w:sz w:val="21"/>
-          <w:szCs w:val="21"/>
-        </w:rPr>
-        <w:t>Designed and delivered an organic, PRINCE2-governed consignment tracking capability, eliminating a 200-mile round trip dependency and sustaining 4 multinational exercises</w:t>
+        <w:t>Royal Navy, Surface Flotilla Engineering Support (WLSG) | Jun 2021 – Apr 2022</w:t>
+      </w:r>
+    </w:p>
+    <w:p>
+      <w:pPr>
+        <w:pStyle w:val="ListParagraph"/>
+        <w:numPr>
+          <w:ilvl w:val="0"/>
+          <w:numId w:val="1"/>
+        </w:numPr>
+        <w:spacing w:after="60"/>
+      </w:pPr>
+      <w:r>
+        <w:rPr>
+          <w:rFonts w:ascii="Calibri" w:eastAsia="Calibri" w:hAnsi="Calibri" w:cs="Calibri"/>
+          <w:color w:val="1A1A1A"/>
+          <w:sz w:val="21"/>
+          <w:szCs w:val="21"/>
+        </w:rPr>
+        <w:t>Took on Section Head responsibilities immediately upon promotion to Petty Officer, delivering Tier 1 Compliance Management Tool assurance across the Type 45, Type 23 and Hunt-class mine countermeasures fleets</w:t>
+      </w:r>
+    </w:p>
+    <w:p>
+      <w:pPr>
+        <w:pStyle w:val="ListParagraph"/>
+        <w:numPr>
+          <w:ilvl w:val="0"/>
+          <w:numId w:val="1"/>
+        </w:numPr>
+        <w:spacing w:after="60"/>
+      </w:pPr>
+      <w:r>
+        <w:rPr>
+          <w:rFonts w:ascii="Calibri" w:eastAsia="Calibri" w:hAnsi="Calibri" w:cs="Calibri"/>
+          <w:color w:val="1A1A1A"/>
+          <w:sz w:val="21"/>
+          <w:szCs w:val="21"/>
+        </w:rPr>
+        <w:t>Selected for the Percy Hobart Innovation Fellowship, a 12-week digital transformation programme, developing a project on sustainable consignment tracking</w:t>
+      </w:r>
+    </w:p>
+    <w:p>
+      <w:pPr>
+        <w:spacing w:before="160" w:after="20"/>
+      </w:pPr>
+      <w:r>
+        <w:rPr>
+          <w:rFonts w:ascii="Calibri" w:eastAsia="Calibri" w:hAnsi="Calibri" w:cs="Calibri"/>
+          <w:b/>
+          <w:bCs/>
+          <w:color w:val="1A1A1A"/>
+          <w:sz w:val="22"/>
+          <w:szCs w:val="22"/>
+        </w:rPr>
+        <w:t>Leading Hand (Supply Chain)</w:t>
+      </w:r>
+    </w:p>
+    <w:p>
+      <w:pPr>
+        <w:spacing w:after="80"/>
+      </w:pPr>
+      <w:r>
+        <w:rPr>
+          <w:rFonts w:ascii="Calibri" w:eastAsia="Calibri" w:hAnsi="Calibri" w:cs="Calibri"/>
+          <w:b/>
+          <w:bCs/>
+          <w:i/>
+          <w:iCs/>
+          <w:color w:val="555555"/>
+        </w:rPr>
+        <w:t>Royal Navy, HMS Defender (Type 45 Destroyer) | Mar 2020 – Nov 2020</w:t>
+      </w:r>
+    </w:p>
+    <w:p>
+      <w:pPr>
+        <w:pStyle w:val="ListParagraph"/>
+        <w:numPr>
+          <w:ilvl w:val="0"/>
+          <w:numId w:val="1"/>
+        </w:numPr>
+        <w:spacing w:after="60"/>
+      </w:pPr>
+      <w:r>
+        <w:rPr>
+          <w:rFonts w:ascii="Calibri" w:eastAsia="Calibri" w:hAnsi="Calibri" w:cs="Calibri"/>
+          <w:color w:val="1A1A1A"/>
+          <w:sz w:val="21"/>
+          <w:szCs w:val="21"/>
+        </w:rPr>
+        <w:t>Deputised for the Section Head across the ship's Naval Stores Account throughout an intensive pre-deployment training work-up, maintaining full compliance under sustained operational pressure</w:t>
+      </w:r>
+    </w:p>
+    <w:p>
+      <w:pPr>
+        <w:pStyle w:val="ListParagraph"/>
+        <w:numPr>
+          <w:ilvl w:val="0"/>
+          <w:numId w:val="1"/>
+        </w:numPr>
+        <w:spacing w:after="60"/>
+      </w:pPr>
+      <w:r>
+        <w:rPr>
+          <w:rFonts w:ascii="Calibri" w:eastAsia="Calibri" w:hAnsi="Calibri" w:cs="Calibri"/>
+          <w:color w:val="1A1A1A"/>
+          <w:sz w:val="21"/>
+          <w:szCs w:val="21"/>
+        </w:rPr>
+        <w:t>Coordinated a de-ammunitioning evolution with Royal Navy and MOD stakeholders and no senior-rate oversight, delivering it safely ahead of a fleet exercise</w:t>
+      </w:r>
+    </w:p>
+    <w:p>
+      <w:pPr>
+        <w:spacing w:before="160" w:after="20"/>
+      </w:pPr>
+      <w:r>
+        <w:rPr>
+          <w:rFonts w:ascii="Calibri" w:eastAsia="Calibri" w:hAnsi="Calibri" w:cs="Calibri"/>
+          <w:b/>
+          <w:bCs/>
+          <w:color w:val="1A1A1A"/>
+          <w:sz w:val="22"/>
+          <w:szCs w:val="22"/>
+        </w:rPr>
+        <w:t>Leading Hand, Fleet Stores Coordination Cell</w:t>
+      </w:r>
+    </w:p>
+    <w:p>
+      <w:pPr>
+        <w:spacing w:after="80"/>
+      </w:pPr>
+      <w:r>
+        <w:rPr>
+          <w:rFonts w:ascii="Calibri" w:eastAsia="Calibri" w:hAnsi="Calibri" w:cs="Calibri"/>
+          <w:b/>
+          <w:bCs/>
+          <w:i/>
+          <w:iCs/>
+          <w:color w:val="555555"/>
+        </w:rPr>
+        <w:t>Royal Navy, Fleet Operations (Maritime Operations Centre) | Jul 2018 – Mar 2020</w:t>
+      </w:r>
+    </w:p>
+    <w:p>
+      <w:pPr>
+        <w:pStyle w:val="ListParagraph"/>
+        <w:numPr>
+          <w:ilvl w:val="0"/>
+          <w:numId w:val="1"/>
+        </w:numPr>
+        <w:spacing w:after="60"/>
+      </w:pPr>
+      <w:r>
+        <w:rPr>
+          <w:rFonts w:ascii="Calibri" w:eastAsia="Calibri" w:hAnsi="Calibri" w:cs="Calibri"/>
+          <w:color w:val="1A1A1A"/>
+          <w:sz w:val="21"/>
+          <w:szCs w:val="21"/>
+        </w:rPr>
+        <w:lastRenderedPageBreak/>
+        <w:t>Provided 24/7 watchkeeping cover for Fleet-wide operational-defect logistics, sustaining concurrent support to a carrier strike group deployment, a major Middle East exercise and a NATO High North exercise</w:t>
+      </w:r>
+    </w:p>
+    <w:p>
+      <w:pPr>
+        <w:pStyle w:val="ListParagraph"/>
+        <w:numPr>
+          <w:ilvl w:val="0"/>
+          <w:numId w:val="1"/>
+        </w:numPr>
+        <w:spacing w:after="60"/>
+      </w:pPr>
+      <w:r>
+        <w:rPr>
+          <w:rFonts w:ascii="Calibri" w:eastAsia="Calibri" w:hAnsi="Calibri" w:cs="Calibri"/>
+          <w:color w:val="1A1A1A"/>
+          <w:sz w:val="21"/>
+          <w:szCs w:val="21"/>
+        </w:rPr>
+        <w:t>Rated the strongest of more than 10 Leading Hands across two reporting periods; selected to understudy the Petty Officer billet</w:t>
+      </w:r>
+    </w:p>
+    <w:p>
+      <w:pPr>
+        <w:spacing w:before="160" w:after="20"/>
+      </w:pPr>
+      <w:r>
+        <w:rPr>
+          <w:rFonts w:ascii="Calibri" w:eastAsia="Calibri" w:hAnsi="Calibri" w:cs="Calibri"/>
+          <w:b/>
+          <w:bCs/>
+          <w:color w:val="1A1A1A"/>
+          <w:sz w:val="22"/>
+          <w:szCs w:val="22"/>
+        </w:rPr>
+        <w:t>Leading Hand (Supply Chain Supervisor)</w:t>
+      </w:r>
+    </w:p>
+    <w:p>
+      <w:pPr>
+        <w:spacing w:after="80"/>
+      </w:pPr>
+      <w:r>
+        <w:rPr>
+          <w:rFonts w:ascii="Calibri" w:eastAsia="Calibri" w:hAnsi="Calibri" w:cs="Calibri"/>
+          <w:b/>
+          <w:bCs/>
+          <w:i/>
+          <w:iCs/>
+          <w:color w:val="555555"/>
+        </w:rPr>
+        <w:t>Royal Navy, Fleet Diving Squadron HQ | Dec 2016 – Jul 2018</w:t>
+      </w:r>
+    </w:p>
+    <w:p>
+      <w:pPr>
+        <w:pStyle w:val="ListParagraph"/>
+        <w:numPr>
+          <w:ilvl w:val="0"/>
+          <w:numId w:val="1"/>
+        </w:numPr>
+        <w:spacing w:after="60"/>
+      </w:pPr>
+      <w:r>
+        <w:rPr>
+          <w:rFonts w:ascii="Calibri" w:eastAsia="Calibri" w:hAnsi="Calibri" w:cs="Calibri"/>
+          <w:color w:val="1A1A1A"/>
+          <w:sz w:val="21"/>
+          <w:szCs w:val="21"/>
+        </w:rPr>
+        <w:t>Sole logistician for Fleet Diving Squadron's Portsmouth-based units; designed and delivered an organic, PRINCE2-governed consignment tracking capability, eliminating a 200-mile round-trip dependency and sustaining exercises across 4 nations</w:t>
+      </w:r>
+    </w:p>
+    <w:p>
+      <w:pPr>
+        <w:pStyle w:val="ListParagraph"/>
+        <w:numPr>
+          <w:ilvl w:val="0"/>
+          <w:numId w:val="1"/>
+        </w:numPr>
+        <w:spacing w:after="60"/>
+      </w:pPr>
+      <w:r>
+        <w:rPr>
+          <w:rFonts w:ascii="Calibri" w:eastAsia="Calibri" w:hAnsi="Calibri" w:cs="Calibri"/>
+          <w:color w:val="1A1A1A"/>
+          <w:sz w:val="21"/>
+          <w:szCs w:val="21"/>
+        </w:rPr>
+        <w:t>Concurrently performed Warrant-Officer-level movements officer duties; awarded the Chief Naval Logistics Officer's Award for coaching and mentoring (2018)</w:t>
+      </w:r>
+    </w:p>
+    <w:p>
+      <w:pPr>
+        <w:spacing w:before="160" w:after="20"/>
+      </w:pPr>
+      <w:r>
+        <w:rPr>
+          <w:rFonts w:ascii="Calibri" w:eastAsia="Calibri" w:hAnsi="Calibri" w:cs="Calibri"/>
+          <w:b/>
+          <w:bCs/>
+          <w:color w:val="1A1A1A"/>
+          <w:sz w:val="22"/>
+          <w:szCs w:val="22"/>
+        </w:rPr>
+        <w:t>Supply Chain Specialist / Logistics Inspector</w:t>
+      </w:r>
+    </w:p>
+    <w:p>
+      <w:pPr>
+        <w:spacing w:after="80"/>
+      </w:pPr>
+      <w:r>
+        <w:rPr>
+          <w:rFonts w:ascii="Calibri" w:eastAsia="Calibri" w:hAnsi="Calibri" w:cs="Calibri"/>
+          <w:b/>
+          <w:bCs/>
+          <w:i/>
+          <w:iCs/>
+          <w:color w:val="555555"/>
+        </w:rPr>
+        <w:t>Royal Navy, Various Postings | 2008 – 2016</w:t>
+      </w:r>
+    </w:p>
+    <w:p>
+      <w:pPr>
+        <w:pStyle w:val="ListParagraph"/>
+        <w:numPr>
+          <w:ilvl w:val="0"/>
+          <w:numId w:val="1"/>
+        </w:numPr>
+        <w:spacing w:after="60"/>
+      </w:pPr>
+      <w:r>
+        <w:rPr>
+          <w:rFonts w:ascii="Calibri" w:eastAsia="Calibri" w:hAnsi="Calibri" w:cs="Calibri"/>
+          <w:color w:val="1A1A1A"/>
+          <w:sz w:val="21"/>
+          <w:szCs w:val="21"/>
+        </w:rPr>
+        <w:t>Sole logistics point of contact for a Joint Forces Logistics Unit in the Falkland Islands, managing a £30K monthly Government Procurement Card budget and cutting low-value purchase orders by 80%</w:t>
+      </w:r>
+    </w:p>
+    <w:p>
+      <w:pPr>
+        <w:pStyle w:val="ListParagraph"/>
+        <w:numPr>
+          <w:ilvl w:val="0"/>
+          <w:numId w:val="1"/>
+        </w:numPr>
+        <w:spacing w:after="60"/>
+      </w:pPr>
+      <w:r>
+        <w:rPr>
+          <w:rFonts w:ascii="Calibri" w:eastAsia="Calibri" w:hAnsi="Calibri" w:cs="Calibri"/>
+          <w:color w:val="1A1A1A"/>
+          <w:sz w:val="21"/>
+          <w:szCs w:val="21"/>
+        </w:rPr>
+        <w:t>Restructured Ministry of Defence inventory accounting (MJDI) across 31 NATO locations while posted to the European Joint Support Unit at SHAPE, Belgium</w:t>
       </w:r>
     </w:p>
     <w:p>
@@ -526,7 +826,6 @@
           <w:sz w:val="21"/>
           <w:szCs w:val="21"/>
         </w:rPr>
-        <w:lastRenderedPageBreak/>
         <w:t>MSc Supply Chain and Logistics Management (Defence Logistics Staff Course), University of Lincoln — In Progress (Distinction track), Apr 2025 – Apr 2027; route to MCIPS, eligible for CMILT on transition</w:t>
       </w:r>
     </w:p>
@@ -810,6 +1109,7 @@
           <w:rFonts w:ascii="Calibri" w:eastAsia="Calibri" w:hAnsi="Calibri" w:cs="Calibri"/>
           <w:color w:val="555555"/>
         </w:rPr>
+        <w:lastRenderedPageBreak/>
         <w:t xml:space="preserve">Portfolio with full case studies, published frameworks and case-study evidence for every metric above: </w:t>
       </w:r>
       <w:hyperlink r:id="rId8" w:history="1">
@@ -859,10 +1159,10 @@
 <file path=word/numbering.xml><?xml version="1.0" encoding="utf-8"?>
 <w:numbering xmlns:wpc="http://schemas.microsoft.com/office/word/2010/wordprocessingCanvas" xmlns:cx="http://schemas.microsoft.com/office/drawing/2014/chartex" xmlns:cx1="http://schemas.microsoft.com/office/drawing/2015/9/8/chartex" xmlns:cx2="http://schemas.microsoft.com/office/drawing/2015/10/21/chartex" xmlns:cx3="http://schemas.microsoft.com/office/drawing/2016/5/9/chartex" xmlns:cx4="http://schemas.microsoft.com/office/drawing/2016/5/10/chartex" xmlns:cx5="http://schemas.microsoft.com/office/drawing/2016/5/11/chartex" xmlns:cx6="http://schemas.microsoft.com/office/drawing/2016/5/12/chartex" xmlns:cx7="http://schemas.microsoft.com/office/drawing/2016/5/13/chartex" xmlns:cx8="http://schemas.microsoft.com/office/drawing/2016/5/14/chartex" xmlns:mc="http://schemas.openxmlformats.org/markup-compatibility/2006" xmlns:aink="http://schemas.microsoft.com/office/drawing/2016/ink" xmlns:am3d="http://schemas.microsoft.com/office/drawing/2017/model3d" xmlns:o="urn:schemas-microsoft-com:office:office" xmlns:oel="http://schemas.microsoft.com/office/2019/extlst" xmlns:r="http://schemas.openxmlformats.org/officeDocument/2006/relationships" xmlns:m="http://schemas.openxmlformats.org/officeDocument/2006/math" xmlns:v="urn:schemas-microsoft-com:vml" xmlns:wp14="http://schemas.microsoft.com/office/word/2010/wordprocessingDrawing" xmlns:wp="http://schemas.openxmlformats.org/drawingml/2006/wordprocessingDrawing" xmlns:w10="urn:schemas-microsoft-com:office:word" xmlns:w="http://schemas.openxmlformats.org/wordprocessingml/2006/main" xmlns:w14="http://schemas.microsoft.com/office/word/2010/wordml" xmlns:w15="http://schemas.microsoft.com/office/word/2012/wordml" xmlns:w16cex="http://schemas.microsoft.com/office/word/2018/wordml/cex" xmlns:w16cid="http://schemas.microsoft.com/office/word/2016/wordml/cid" xmlns:w16="http://schemas.microsoft.com/office/word/2018/wordml" xmlns:w16du="http://schemas.microsoft.com/office/word/2023/wordml/word16du" xmlns:w16sdtdh="http://schemas.microsoft.com/office/word/2020/wordml/sdtdatahash" xmlns:w16sdtfl="http://schemas.microsoft.com/office/word/2024/wordml/sdtformatlock" xmlns:w16se="http://schemas.microsoft.com/office/word/2015/wordml/symex" xmlns:wpg="http://schemas.microsoft.com/office/word/2010/wordprocessingGroup" xmlns:wpi="http://schemas.microsoft.com/office/word/2010/wordprocessingInk" xmlns:wne="http://schemas.microsoft.com/office/word/2006/wordml" xmlns:wps="http://schemas.microsoft.com/office/word/2010/wordprocessingShape" mc:Ignorable="w14 w15 w16se w16cid w16 w16cex w16sdtdh w16sdtfl w16du wp14">
   <w:abstractNum w:abstractNumId="0" w15:restartNumberingAfterBreak="0">
-    <w:nsid w:val="1A4B7673"/>
+    <w:nsid w:val="68194C89"/>
     <w:multiLevelType w:val="hybridMultilevel"/>
-    <w:tmpl w:val="348C3930"/>
-    <w:lvl w:ilvl="0" w:tplc="7326D348">
+    <w:tmpl w:val="C3D6A5DA"/>
+    <w:lvl w:ilvl="0" w:tplc="0F8475B4">
       <w:start w:val="1"/>
       <w:numFmt w:val="bullet"/>
       <w:lvlText w:val="●"/>
@@ -871,7 +1171,7 @@
         <w:ind w:left="720" w:hanging="360"/>
       </w:pPr>
     </w:lvl>
-    <w:lvl w:ilvl="1" w:tplc="09E018C4">
+    <w:lvl w:ilvl="1" w:tplc="FBF8FE40">
       <w:start w:val="1"/>
       <w:numFmt w:val="bullet"/>
       <w:lvlText w:val="○"/>
@@ -880,7 +1180,7 @@
         <w:ind w:left="1440" w:hanging="360"/>
       </w:pPr>
     </w:lvl>
-    <w:lvl w:ilvl="2" w:tplc="84BA6002">
+    <w:lvl w:ilvl="2" w:tplc="7EA89682">
       <w:start w:val="1"/>
       <w:numFmt w:val="bullet"/>
       <w:lvlText w:val="■"/>
@@ -889,7 +1189,7 @@
         <w:ind w:left="2160" w:hanging="360"/>
       </w:pPr>
     </w:lvl>
-    <w:lvl w:ilvl="3" w:tplc="A2E0D700">
+    <w:lvl w:ilvl="3" w:tplc="976CBA0E">
       <w:start w:val="1"/>
       <w:numFmt w:val="bullet"/>
       <w:lvlText w:val="●"/>
@@ -898,7 +1198,7 @@
         <w:ind w:left="2880" w:hanging="360"/>
       </w:pPr>
     </w:lvl>
-    <w:lvl w:ilvl="4" w:tplc="DD0A4562">
+    <w:lvl w:ilvl="4" w:tplc="5B0420EE">
       <w:start w:val="1"/>
       <w:numFmt w:val="bullet"/>
       <w:lvlText w:val="○"/>
@@ -907,7 +1207,7 @@
         <w:ind w:left="3600" w:hanging="360"/>
       </w:pPr>
     </w:lvl>
-    <w:lvl w:ilvl="5" w:tplc="397A7B2C">
+    <w:lvl w:ilvl="5" w:tplc="AC92F824">
       <w:start w:val="1"/>
       <w:numFmt w:val="bullet"/>
       <w:lvlText w:val="■"/>
@@ -916,7 +1216,7 @@
         <w:ind w:left="4320" w:hanging="360"/>
       </w:pPr>
     </w:lvl>
-    <w:lvl w:ilvl="6" w:tplc="E9C4C0B4">
+    <w:lvl w:ilvl="6" w:tplc="0E06511A">
       <w:start w:val="1"/>
       <w:numFmt w:val="bullet"/>
       <w:lvlText w:val="●"/>
@@ -925,7 +1225,7 @@
         <w:ind w:left="5040" w:hanging="360"/>
       </w:pPr>
     </w:lvl>
-    <w:lvl w:ilvl="7" w:tplc="63FE6914">
+    <w:lvl w:ilvl="7" w:tplc="E26AA8B8">
       <w:start w:val="1"/>
       <w:numFmt w:val="bullet"/>
       <w:lvlText w:val="●"/>
@@ -934,7 +1234,7 @@
         <w:ind w:left="5760" w:hanging="360"/>
       </w:pPr>
     </w:lvl>
-    <w:lvl w:ilvl="8" w:tplc="877056FA">
+    <w:lvl w:ilvl="8" w:tplc="40B282D0">
       <w:start w:val="1"/>
       <w:numFmt w:val="bullet"/>
       <w:lvlText w:val="●"/>
@@ -944,7 +1244,7 @@
       </w:pPr>
     </w:lvl>
   </w:abstractNum>
-  <w:num w:numId="1" w16cid:durableId="543717731">
+  <w:num w:numId="1" w16cid:durableId="2130052344">
     <w:abstractNumId w:val="0"/>
     <w:lvlOverride w:ilvl="0">
       <w:startOverride w:val="1"/>

--- a/Kelroy-James-CV.docx
+++ b/Kelroy-James-CV.docx
@@ -418,6 +418,25 @@
           <w:sz w:val="21"/>
           <w:szCs w:val="21"/>
         </w:rPr>
+        <w:t>Led the Garage Lite lean-maintenance trial, delivering £250K in cost savings through inventory optimisation and stock-holding reduction</w:t>
+      </w:r>
+    </w:p>
+    <w:p>
+      <w:pPr>
+        <w:pStyle w:val="ListParagraph"/>
+        <w:numPr>
+          <w:ilvl w:val="0"/>
+          <w:numId w:val="1"/>
+        </w:numPr>
+        <w:spacing w:after="60"/>
+      </w:pPr>
+      <w:r>
+        <w:rPr>
+          <w:rFonts w:ascii="Calibri" w:eastAsia="Calibri" w:hAnsi="Calibri" w:cs="Calibri"/>
+          <w:color w:val="1A1A1A"/>
+          <w:sz w:val="21"/>
+          <w:szCs w:val="21"/>
+        </w:rPr>
         <w:t>Selected for the Percy Hobart Innovation Fellowship, a 12-week digital transformation programme, developing a project on sustainable consignment tracking</w:t>
       </w:r>
     </w:p>
@@ -504,6 +523,7 @@
           <w:sz w:val="22"/>
           <w:szCs w:val="22"/>
         </w:rPr>
+        <w:lastRenderedPageBreak/>
         <w:t>Leading Hand, Fleet Stores Coordination Cell</w:t>
       </w:r>
     </w:p>
@@ -539,7 +559,6 @@
           <w:sz w:val="21"/>
           <w:szCs w:val="21"/>
         </w:rPr>
-        <w:lastRenderedPageBreak/>
         <w:t>Provided 24/7 watchkeeping cover for Fleet-wide operational-defect logistics, sustaining concurrent support to a carrier strike group deployment, a major Middle East exercise and a NATO High North exercise</w:t>
       </w:r>
     </w:p>
@@ -700,25 +719,6 @@
           <w:szCs w:val="21"/>
         </w:rPr>
         <w:t>Restructured Ministry of Defence inventory accounting (MJDI) across 31 NATO locations while posted to the European Joint Support Unit at SHAPE, Belgium</w:t>
-      </w:r>
-    </w:p>
-    <w:p>
-      <w:pPr>
-        <w:pStyle w:val="ListParagraph"/>
-        <w:numPr>
-          <w:ilvl w:val="0"/>
-          <w:numId w:val="1"/>
-        </w:numPr>
-        <w:spacing w:after="60"/>
-      </w:pPr>
-      <w:r>
-        <w:rPr>
-          <w:rFonts w:ascii="Calibri" w:eastAsia="Calibri" w:hAnsi="Calibri" w:cs="Calibri"/>
-          <w:color w:val="1A1A1A"/>
-          <w:sz w:val="21"/>
-          <w:szCs w:val="21"/>
-        </w:rPr>
-        <w:t>Delivered a £250K cost-saving lean maintenance initiative through inventory optimization and stock-holding reduction</w:t>
       </w:r>
     </w:p>
     <w:p>
@@ -1004,39 +1004,6 @@
           <w:sz w:val="24"/>
           <w:szCs w:val="24"/>
         </w:rPr>
-        <w:t>PUBLISHED FRAMEWORKS</w:t>
-      </w:r>
-    </w:p>
-    <w:p>
-      <w:pPr>
-        <w:spacing w:after="40"/>
-      </w:pPr>
-      <w:r>
-        <w:rPr>
-          <w:rFonts w:ascii="Calibri" w:eastAsia="Calibri" w:hAnsi="Calibri" w:cs="Calibri"/>
-          <w:color w:val="1A1A1A"/>
-          <w:sz w:val="21"/>
-          <w:szCs w:val="21"/>
-        </w:rPr>
-        <w:t>OSINT Supplier Verification Framework | Same Control, Two Vocabularies | The Three Lines of Defence: From Warships to AI | Change Management in a Rank Hierarchy — full case studies at kelroyjames.com</w:t>
-      </w:r>
-    </w:p>
-    <w:p>
-      <w:pPr>
-        <w:pBdr>
-          <w:bottom w:val="single" w:sz="4" w:space="4" w:color="1F3864"/>
-        </w:pBdr>
-        <w:spacing w:before="260" w:after="100"/>
-      </w:pPr>
-      <w:r>
-        <w:rPr>
-          <w:rFonts w:ascii="Calibri" w:eastAsia="Calibri" w:hAnsi="Calibri" w:cs="Calibri"/>
-          <w:b/>
-          <w:bCs/>
-          <w:color w:val="1F3864"/>
-          <w:sz w:val="24"/>
-          <w:szCs w:val="24"/>
-        </w:rPr>
         <w:t>AWARDS</w:t>
       </w:r>
     </w:p>
@@ -1109,7 +1076,6 @@
           <w:rFonts w:ascii="Calibri" w:eastAsia="Calibri" w:hAnsi="Calibri" w:cs="Calibri"/>
           <w:color w:val="555555"/>
         </w:rPr>
-        <w:lastRenderedPageBreak/>
         <w:t xml:space="preserve">Portfolio with full case studies, published frameworks and case-study evidence for every metric above: </w:t>
       </w:r>
       <w:hyperlink r:id="rId8" w:history="1">
@@ -1159,10 +1125,10 @@
 <file path=word/numbering.xml><?xml version="1.0" encoding="utf-8"?>
 <w:numbering xmlns:wpc="http://schemas.microsoft.com/office/word/2010/wordprocessingCanvas" xmlns:cx="http://schemas.microsoft.com/office/drawing/2014/chartex" xmlns:cx1="http://schemas.microsoft.com/office/drawing/2015/9/8/chartex" xmlns:cx2="http://schemas.microsoft.com/office/drawing/2015/10/21/chartex" xmlns:cx3="http://schemas.microsoft.com/office/drawing/2016/5/9/chartex" xmlns:cx4="http://schemas.microsoft.com/office/drawing/2016/5/10/chartex" xmlns:cx5="http://schemas.microsoft.com/office/drawing/2016/5/11/chartex" xmlns:cx6="http://schemas.microsoft.com/office/drawing/2016/5/12/chartex" xmlns:cx7="http://schemas.microsoft.com/office/drawing/2016/5/13/chartex" xmlns:cx8="http://schemas.microsoft.com/office/drawing/2016/5/14/chartex" xmlns:mc="http://schemas.openxmlformats.org/markup-compatibility/2006" xmlns:aink="http://schemas.microsoft.com/office/drawing/2016/ink" xmlns:am3d="http://schemas.microsoft.com/office/drawing/2017/model3d" xmlns:o="urn:schemas-microsoft-com:office:office" xmlns:oel="http://schemas.microsoft.com/office/2019/extlst" xmlns:r="http://schemas.openxmlformats.org/officeDocument/2006/relationships" xmlns:m="http://schemas.openxmlformats.org/officeDocument/2006/math" xmlns:v="urn:schemas-microsoft-com:vml" xmlns:wp14="http://schemas.microsoft.com/office/word/2010/wordprocessingDrawing" xmlns:wp="http://schemas.openxmlformats.org/drawingml/2006/wordprocessingDrawing" xmlns:w10="urn:schemas-microsoft-com:office:word" xmlns:w="http://schemas.openxmlformats.org/wordprocessingml/2006/main" xmlns:w14="http://schemas.microsoft.com/office/word/2010/wordml" xmlns:w15="http://schemas.microsoft.com/office/word/2012/wordml" xmlns:w16cex="http://schemas.microsoft.com/office/word/2018/wordml/cex" xmlns:w16cid="http://schemas.microsoft.com/office/word/2016/wordml/cid" xmlns:w16="http://schemas.microsoft.com/office/word/2018/wordml" xmlns:w16du="http://schemas.microsoft.com/office/word/2023/wordml/word16du" xmlns:w16sdtdh="http://schemas.microsoft.com/office/word/2020/wordml/sdtdatahash" xmlns:w16sdtfl="http://schemas.microsoft.com/office/word/2024/wordml/sdtformatlock" xmlns:w16se="http://schemas.microsoft.com/office/word/2015/wordml/symex" xmlns:wpg="http://schemas.microsoft.com/office/word/2010/wordprocessingGroup" xmlns:wpi="http://schemas.microsoft.com/office/word/2010/wordprocessingInk" xmlns:wne="http://schemas.microsoft.com/office/word/2006/wordml" xmlns:wps="http://schemas.microsoft.com/office/word/2010/wordprocessingShape" mc:Ignorable="w14 w15 w16se w16cid w16 w16cex w16sdtdh w16sdtfl w16du wp14">
   <w:abstractNum w:abstractNumId="0" w15:restartNumberingAfterBreak="0">
-    <w:nsid w:val="68194C89"/>
+    <w:nsid w:val="5A1B0730"/>
     <w:multiLevelType w:val="hybridMultilevel"/>
-    <w:tmpl w:val="C3D6A5DA"/>
-    <w:lvl w:ilvl="0" w:tplc="0F8475B4">
+    <w:tmpl w:val="6204AC58"/>
+    <w:lvl w:ilvl="0" w:tplc="3FBEACB8">
       <w:start w:val="1"/>
       <w:numFmt w:val="bullet"/>
       <w:lvlText w:val="●"/>
@@ -1171,7 +1137,7 @@
         <w:ind w:left="720" w:hanging="360"/>
       </w:pPr>
     </w:lvl>
-    <w:lvl w:ilvl="1" w:tplc="FBF8FE40">
+    <w:lvl w:ilvl="1" w:tplc="84AC3E8A">
       <w:start w:val="1"/>
       <w:numFmt w:val="bullet"/>
       <w:lvlText w:val="○"/>
@@ -1180,7 +1146,7 @@
         <w:ind w:left="1440" w:hanging="360"/>
       </w:pPr>
     </w:lvl>
-    <w:lvl w:ilvl="2" w:tplc="7EA89682">
+    <w:lvl w:ilvl="2" w:tplc="C3A2C6AC">
       <w:start w:val="1"/>
       <w:numFmt w:val="bullet"/>
       <w:lvlText w:val="■"/>
@@ -1189,7 +1155,7 @@
         <w:ind w:left="2160" w:hanging="360"/>
       </w:pPr>
     </w:lvl>
-    <w:lvl w:ilvl="3" w:tplc="976CBA0E">
+    <w:lvl w:ilvl="3" w:tplc="5B2E8514">
       <w:start w:val="1"/>
       <w:numFmt w:val="bullet"/>
       <w:lvlText w:val="●"/>
@@ -1198,7 +1164,7 @@
         <w:ind w:left="2880" w:hanging="360"/>
       </w:pPr>
     </w:lvl>
-    <w:lvl w:ilvl="4" w:tplc="5B0420EE">
+    <w:lvl w:ilvl="4" w:tplc="E76CD4D6">
       <w:start w:val="1"/>
       <w:numFmt w:val="bullet"/>
       <w:lvlText w:val="○"/>
@@ -1207,7 +1173,7 @@
         <w:ind w:left="3600" w:hanging="360"/>
       </w:pPr>
     </w:lvl>
-    <w:lvl w:ilvl="5" w:tplc="AC92F824">
+    <w:lvl w:ilvl="5" w:tplc="9FA4D74E">
       <w:start w:val="1"/>
       <w:numFmt w:val="bullet"/>
       <w:lvlText w:val="■"/>
@@ -1216,7 +1182,7 @@
         <w:ind w:left="4320" w:hanging="360"/>
       </w:pPr>
     </w:lvl>
-    <w:lvl w:ilvl="6" w:tplc="0E06511A">
+    <w:lvl w:ilvl="6" w:tplc="471EC9E0">
       <w:start w:val="1"/>
       <w:numFmt w:val="bullet"/>
       <w:lvlText w:val="●"/>
@@ -1225,7 +1191,7 @@
         <w:ind w:left="5040" w:hanging="360"/>
       </w:pPr>
     </w:lvl>
-    <w:lvl w:ilvl="7" w:tplc="E26AA8B8">
+    <w:lvl w:ilvl="7" w:tplc="434E97CE">
       <w:start w:val="1"/>
       <w:numFmt w:val="bullet"/>
       <w:lvlText w:val="●"/>
@@ -1234,7 +1200,7 @@
         <w:ind w:left="5760" w:hanging="360"/>
       </w:pPr>
     </w:lvl>
-    <w:lvl w:ilvl="8" w:tplc="40B282D0">
+    <w:lvl w:ilvl="8" w:tplc="41BA0D96">
       <w:start w:val="1"/>
       <w:numFmt w:val="bullet"/>
       <w:lvlText w:val="●"/>
@@ -1244,7 +1210,7 @@
       </w:pPr>
     </w:lvl>
   </w:abstractNum>
-  <w:num w:numId="1" w16cid:durableId="2130052344">
+  <w:num w:numId="1" w16cid:durableId="237206910">
     <w:abstractNumId w:val="0"/>
     <w:lvlOverride w:ilvl="0">
       <w:startOverride w:val="1"/>

--- a/Kelroy-James-CV.docx
+++ b/Kelroy-James-CV.docx
@@ -240,7 +240,7 @@
           <w:sz w:val="21"/>
           <w:szCs w:val="21"/>
         </w:rPr>
-        <w:t>Ranked in the top 3 of 79 peer supply chain senior rates across Surface Flotilla HQ; reduced financial liability by 80% through asset verification and documentation remediation</w:t>
+        <w:t>Ranked in the top 3 of 79 peer senior rates across Surface Flotilla HQ, assessed against the whole peer group rather than a single trade; reduced financial liability by 80% through asset verification and documentation remediation</w:t>
       </w:r>
     </w:p>
     <w:p>
@@ -1125,10 +1125,10 @@
 <file path=word/numbering.xml><?xml version="1.0" encoding="utf-8"?>
 <w:numbering xmlns:wpc="http://schemas.microsoft.com/office/word/2010/wordprocessingCanvas" xmlns:cx="http://schemas.microsoft.com/office/drawing/2014/chartex" xmlns:cx1="http://schemas.microsoft.com/office/drawing/2015/9/8/chartex" xmlns:cx2="http://schemas.microsoft.com/office/drawing/2015/10/21/chartex" xmlns:cx3="http://schemas.microsoft.com/office/drawing/2016/5/9/chartex" xmlns:cx4="http://schemas.microsoft.com/office/drawing/2016/5/10/chartex" xmlns:cx5="http://schemas.microsoft.com/office/drawing/2016/5/11/chartex" xmlns:cx6="http://schemas.microsoft.com/office/drawing/2016/5/12/chartex" xmlns:cx7="http://schemas.microsoft.com/office/drawing/2016/5/13/chartex" xmlns:cx8="http://schemas.microsoft.com/office/drawing/2016/5/14/chartex" xmlns:mc="http://schemas.openxmlformats.org/markup-compatibility/2006" xmlns:aink="http://schemas.microsoft.com/office/drawing/2016/ink" xmlns:am3d="http://schemas.microsoft.com/office/drawing/2017/model3d" xmlns:o="urn:schemas-microsoft-com:office:office" xmlns:oel="http://schemas.microsoft.com/office/2019/extlst" xmlns:r="http://schemas.openxmlformats.org/officeDocument/2006/relationships" xmlns:m="http://schemas.openxmlformats.org/officeDocument/2006/math" xmlns:v="urn:schemas-microsoft-com:vml" xmlns:wp14="http://schemas.microsoft.com/office/word/2010/wordprocessingDrawing" xmlns:wp="http://schemas.openxmlformats.org/drawingml/2006/wordprocessingDrawing" xmlns:w10="urn:schemas-microsoft-com:office:word" xmlns:w="http://schemas.openxmlformats.org/wordprocessingml/2006/main" xmlns:w14="http://schemas.microsoft.com/office/word/2010/wordml" xmlns:w15="http://schemas.microsoft.com/office/word/2012/wordml" xmlns:w16cex="http://schemas.microsoft.com/office/word/2018/wordml/cex" xmlns:w16cid="http://schemas.microsoft.com/office/word/2016/wordml/cid" xmlns:w16="http://schemas.microsoft.com/office/word/2018/wordml" xmlns:w16du="http://schemas.microsoft.com/office/word/2023/wordml/word16du" xmlns:w16sdtdh="http://schemas.microsoft.com/office/word/2020/wordml/sdtdatahash" xmlns:w16sdtfl="http://schemas.microsoft.com/office/word/2024/wordml/sdtformatlock" xmlns:w16se="http://schemas.microsoft.com/office/word/2015/wordml/symex" xmlns:wpg="http://schemas.microsoft.com/office/word/2010/wordprocessingGroup" xmlns:wpi="http://schemas.microsoft.com/office/word/2010/wordprocessingInk" xmlns:wne="http://schemas.microsoft.com/office/word/2006/wordml" xmlns:wps="http://schemas.microsoft.com/office/word/2010/wordprocessingShape" mc:Ignorable="w14 w15 w16se w16cid w16 w16cex w16sdtdh w16sdtfl w16du wp14">
   <w:abstractNum w:abstractNumId="0" w15:restartNumberingAfterBreak="0">
-    <w:nsid w:val="5A1B0730"/>
+    <w:nsid w:val="429E56D6"/>
     <w:multiLevelType w:val="hybridMultilevel"/>
-    <w:tmpl w:val="6204AC58"/>
-    <w:lvl w:ilvl="0" w:tplc="3FBEACB8">
+    <w:tmpl w:val="7368CE76"/>
+    <w:lvl w:ilvl="0" w:tplc="0AEC5286">
       <w:start w:val="1"/>
       <w:numFmt w:val="bullet"/>
       <w:lvlText w:val="●"/>
@@ -1137,7 +1137,7 @@
         <w:ind w:left="720" w:hanging="360"/>
       </w:pPr>
     </w:lvl>
-    <w:lvl w:ilvl="1" w:tplc="84AC3E8A">
+    <w:lvl w:ilvl="1" w:tplc="4ECEC734">
       <w:start w:val="1"/>
       <w:numFmt w:val="bullet"/>
       <w:lvlText w:val="○"/>
@@ -1146,7 +1146,7 @@
         <w:ind w:left="1440" w:hanging="360"/>
       </w:pPr>
     </w:lvl>
-    <w:lvl w:ilvl="2" w:tplc="C3A2C6AC">
+    <w:lvl w:ilvl="2" w:tplc="947C007C">
       <w:start w:val="1"/>
       <w:numFmt w:val="bullet"/>
       <w:lvlText w:val="■"/>
@@ -1155,7 +1155,7 @@
         <w:ind w:left="2160" w:hanging="360"/>
       </w:pPr>
     </w:lvl>
-    <w:lvl w:ilvl="3" w:tplc="5B2E8514">
+    <w:lvl w:ilvl="3" w:tplc="FF227248">
       <w:start w:val="1"/>
       <w:numFmt w:val="bullet"/>
       <w:lvlText w:val="●"/>
@@ -1164,7 +1164,7 @@
         <w:ind w:left="2880" w:hanging="360"/>
       </w:pPr>
     </w:lvl>
-    <w:lvl w:ilvl="4" w:tplc="E76CD4D6">
+    <w:lvl w:ilvl="4" w:tplc="A8EC1658">
       <w:start w:val="1"/>
       <w:numFmt w:val="bullet"/>
       <w:lvlText w:val="○"/>
@@ -1173,7 +1173,7 @@
         <w:ind w:left="3600" w:hanging="360"/>
       </w:pPr>
     </w:lvl>
-    <w:lvl w:ilvl="5" w:tplc="9FA4D74E">
+    <w:lvl w:ilvl="5" w:tplc="6F76901C">
       <w:start w:val="1"/>
       <w:numFmt w:val="bullet"/>
       <w:lvlText w:val="■"/>
@@ -1182,7 +1182,7 @@
         <w:ind w:left="4320" w:hanging="360"/>
       </w:pPr>
     </w:lvl>
-    <w:lvl w:ilvl="6" w:tplc="471EC9E0">
+    <w:lvl w:ilvl="6" w:tplc="220ECA1A">
       <w:start w:val="1"/>
       <w:numFmt w:val="bullet"/>
       <w:lvlText w:val="●"/>
@@ -1191,7 +1191,7 @@
         <w:ind w:left="5040" w:hanging="360"/>
       </w:pPr>
     </w:lvl>
-    <w:lvl w:ilvl="7" w:tplc="434E97CE">
+    <w:lvl w:ilvl="7" w:tplc="C244332C">
       <w:start w:val="1"/>
       <w:numFmt w:val="bullet"/>
       <w:lvlText w:val="●"/>
@@ -1200,7 +1200,7 @@
         <w:ind w:left="5760" w:hanging="360"/>
       </w:pPr>
     </w:lvl>
-    <w:lvl w:ilvl="8" w:tplc="41BA0D96">
+    <w:lvl w:ilvl="8" w:tplc="8758A5E4">
       <w:start w:val="1"/>
       <w:numFmt w:val="bullet"/>
       <w:lvlText w:val="●"/>
@@ -1210,7 +1210,7 @@
       </w:pPr>
     </w:lvl>
   </w:abstractNum>
-  <w:num w:numId="1" w16cid:durableId="237206910">
+  <w:num w:numId="1" w16cid:durableId="2139251375">
     <w:abstractNumId w:val="0"/>
     <w:lvlOverride w:ilvl="0">
       <w:startOverride w:val="1"/>

--- a/Kelroy-James-CV.docx
+++ b/Kelroy-James-CV.docx
@@ -826,45 +826,45 @@
           <w:sz w:val="21"/>
           <w:szCs w:val="21"/>
         </w:rPr>
-        <w:t>MSc Supply Chain and Logistics Management (Defence Logistics Staff Course), University of Lincoln — In Progress (Distinction track), Apr 2025 – Apr 2027; route to MCIPS, eligible for CMILT on transition</w:t>
-      </w:r>
-    </w:p>
-    <w:p>
-      <w:pPr>
-        <w:pStyle w:val="ListParagraph"/>
-        <w:numPr>
-          <w:ilvl w:val="0"/>
-          <w:numId w:val="1"/>
-        </w:numPr>
-        <w:spacing w:after="60"/>
-      </w:pPr>
-      <w:r>
-        <w:rPr>
-          <w:rFonts w:ascii="Calibri" w:eastAsia="Calibri" w:hAnsi="Calibri" w:cs="Calibri"/>
-          <w:color w:val="1A1A1A"/>
-          <w:sz w:val="21"/>
-          <w:szCs w:val="21"/>
-        </w:rPr>
-        <w:t>MicroMasters, Supply Chain Management &amp; Advanced Network Design, MIT Center for Transportation &amp; Logistics — Completed 2024</w:t>
-      </w:r>
-    </w:p>
-    <w:p>
-      <w:pPr>
-        <w:pStyle w:val="ListParagraph"/>
-        <w:numPr>
-          <w:ilvl w:val="0"/>
-          <w:numId w:val="1"/>
-        </w:numPr>
-        <w:spacing w:after="60"/>
-      </w:pPr>
-      <w:r>
-        <w:rPr>
-          <w:rFonts w:ascii="Calibri" w:eastAsia="Calibri" w:hAnsi="Calibri" w:cs="Calibri"/>
-          <w:color w:val="1A1A1A"/>
-          <w:sz w:val="21"/>
-          <w:szCs w:val="21"/>
-        </w:rPr>
-        <w:t>Professional Award in Cyber Security &amp; OSINT, Abertay University — Distinction, 2023–2025</w:t>
+        <w:t>MSc Supply Chain and Logistics Management (Defence Logistics Staff Course), University of Lincoln: In Progress (Distinction track), Apr 2025 – Apr 2027; route to MCIPS, eligible for CMILT on transition</w:t>
+      </w:r>
+    </w:p>
+    <w:p>
+      <w:pPr>
+        <w:pStyle w:val="ListParagraph"/>
+        <w:numPr>
+          <w:ilvl w:val="0"/>
+          <w:numId w:val="1"/>
+        </w:numPr>
+        <w:spacing w:after="60"/>
+      </w:pPr>
+      <w:r>
+        <w:rPr>
+          <w:rFonts w:ascii="Calibri" w:eastAsia="Calibri" w:hAnsi="Calibri" w:cs="Calibri"/>
+          <w:color w:val="1A1A1A"/>
+          <w:sz w:val="21"/>
+          <w:szCs w:val="21"/>
+        </w:rPr>
+        <w:t>MicroMasters, Supply Chain Management &amp; Advanced Network Design, MIT Center for Transportation &amp; Logistics: Completed 2024</w:t>
+      </w:r>
+    </w:p>
+    <w:p>
+      <w:pPr>
+        <w:pStyle w:val="ListParagraph"/>
+        <w:numPr>
+          <w:ilvl w:val="0"/>
+          <w:numId w:val="1"/>
+        </w:numPr>
+        <w:spacing w:after="60"/>
+      </w:pPr>
+      <w:r>
+        <w:rPr>
+          <w:rFonts w:ascii="Calibri" w:eastAsia="Calibri" w:hAnsi="Calibri" w:cs="Calibri"/>
+          <w:color w:val="1A1A1A"/>
+          <w:sz w:val="21"/>
+          <w:szCs w:val="21"/>
+        </w:rPr>
+        <w:t>Professional Award in Cyber Security &amp; OSINT, Abertay University: Distinction, 2023–2025</w:t>
       </w:r>
     </w:p>
     <w:p>
@@ -902,7 +902,7 @@
           <w:sz w:val="21"/>
           <w:szCs w:val="21"/>
         </w:rPr>
-        <w:t>ISO/IEC 27001:2022 / 42001:2023 / 27701:2025 Lead Auditor; Fellow of Management Systems Auditing (FellowMSA) — Mastermind</w:t>
+        <w:t>ISO/IEC 27001:2022 / 42001:2023 / 27701:2025 Lead Auditor; Fellow of Management Systems Auditing (FellowMSA): Mastermind</w:t>
       </w:r>
     </w:p>
     <w:p>
@@ -940,26 +940,26 @@
           <w:sz w:val="21"/>
           <w:szCs w:val="21"/>
         </w:rPr>
-        <w:t>Forward Program (Advanced Professional Development), McKinsey &amp; Company — 2024</w:t>
-      </w:r>
-    </w:p>
-    <w:p>
-      <w:pPr>
-        <w:pStyle w:val="ListParagraph"/>
-        <w:numPr>
-          <w:ilvl w:val="0"/>
-          <w:numId w:val="1"/>
-        </w:numPr>
-        <w:spacing w:after="60"/>
-      </w:pPr>
-      <w:r>
-        <w:rPr>
-          <w:rFonts w:ascii="Calibri" w:eastAsia="Calibri" w:hAnsi="Calibri" w:cs="Calibri"/>
-          <w:color w:val="1A1A1A"/>
-          <w:sz w:val="21"/>
-          <w:szCs w:val="21"/>
-        </w:rPr>
-        <w:t>1SL Richmond Fellowship, Royal Navy Strategic Studies Centre — 2025–2026</w:t>
+        <w:t>Forward Program (Advanced Professional Development), McKinsey &amp; Company: 2024</w:t>
+      </w:r>
+    </w:p>
+    <w:p>
+      <w:pPr>
+        <w:pStyle w:val="ListParagraph"/>
+        <w:numPr>
+          <w:ilvl w:val="0"/>
+          <w:numId w:val="1"/>
+        </w:numPr>
+        <w:spacing w:after="60"/>
+      </w:pPr>
+      <w:r>
+        <w:rPr>
+          <w:rFonts w:ascii="Calibri" w:eastAsia="Calibri" w:hAnsi="Calibri" w:cs="Calibri"/>
+          <w:color w:val="1A1A1A"/>
+          <w:sz w:val="21"/>
+          <w:szCs w:val="21"/>
+        </w:rPr>
+        <w:t>1SL Richmond Fellowship, Royal Navy Strategic Studies Centre: 2025–2026</w:t>
       </w:r>
     </w:p>
     <w:p>
@@ -1023,45 +1023,45 @@
           <w:sz w:val="21"/>
           <w:szCs w:val="21"/>
         </w:rPr>
-        <w:t>Royal Navy Inclusivity Award for Innovation — 2023, Wildcat Maritime Force, for leading a 7-person team through operational deployments</w:t>
-      </w:r>
-    </w:p>
-    <w:p>
-      <w:pPr>
-        <w:pStyle w:val="ListParagraph"/>
-        <w:numPr>
-          <w:ilvl w:val="0"/>
-          <w:numId w:val="1"/>
-        </w:numPr>
-        <w:spacing w:after="60"/>
-      </w:pPr>
-      <w:r>
-        <w:rPr>
-          <w:rFonts w:ascii="Calibri" w:eastAsia="Calibri" w:hAnsi="Calibri" w:cs="Calibri"/>
-          <w:color w:val="1A1A1A"/>
-          <w:sz w:val="21"/>
-          <w:szCs w:val="21"/>
-        </w:rPr>
-        <w:t>Chief Naval Logistics Officer's Award — 2018, Coaching, Mentoring &amp; Training</w:t>
-      </w:r>
-    </w:p>
-    <w:p>
-      <w:pPr>
-        <w:pStyle w:val="ListParagraph"/>
-        <w:numPr>
-          <w:ilvl w:val="0"/>
-          <w:numId w:val="1"/>
-        </w:numPr>
-        <w:spacing w:after="60"/>
-      </w:pPr>
-      <w:r>
-        <w:rPr>
-          <w:rFonts w:ascii="Calibri" w:eastAsia="Calibri" w:hAnsi="Calibri" w:cs="Calibri"/>
-          <w:color w:val="1A1A1A"/>
-          <w:sz w:val="21"/>
-          <w:szCs w:val="21"/>
-        </w:rPr>
-        <w:t>Herbert Lott Naval Trust Fund Efficiency Award — 2019, process improvement and operational excellence</w:t>
+        <w:t>Royal Navy Inclusivity Award for Innovation: 2023, Wildcat Maritime Force, for leading a 7-person team through operational deployments</w:t>
+      </w:r>
+    </w:p>
+    <w:p>
+      <w:pPr>
+        <w:pStyle w:val="ListParagraph"/>
+        <w:numPr>
+          <w:ilvl w:val="0"/>
+          <w:numId w:val="1"/>
+        </w:numPr>
+        <w:spacing w:after="60"/>
+      </w:pPr>
+      <w:r>
+        <w:rPr>
+          <w:rFonts w:ascii="Calibri" w:eastAsia="Calibri" w:hAnsi="Calibri" w:cs="Calibri"/>
+          <w:color w:val="1A1A1A"/>
+          <w:sz w:val="21"/>
+          <w:szCs w:val="21"/>
+        </w:rPr>
+        <w:t>Chief Naval Logistics Officer's Award: 2018, Coaching, Mentoring &amp; Training</w:t>
+      </w:r>
+    </w:p>
+    <w:p>
+      <w:pPr>
+        <w:pStyle w:val="ListParagraph"/>
+        <w:numPr>
+          <w:ilvl w:val="0"/>
+          <w:numId w:val="1"/>
+        </w:numPr>
+        <w:spacing w:after="60"/>
+      </w:pPr>
+      <w:r>
+        <w:rPr>
+          <w:rFonts w:ascii="Calibri" w:eastAsia="Calibri" w:hAnsi="Calibri" w:cs="Calibri"/>
+          <w:color w:val="1A1A1A"/>
+          <w:sz w:val="21"/>
+          <w:szCs w:val="21"/>
+        </w:rPr>
+        <w:t>Herbert Lott Naval Trust Fund Efficiency Award: 2019, process improvement and operational excellence</w:t>
       </w:r>
     </w:p>
     <w:p>
@@ -1125,10 +1125,10 @@
 <file path=word/numbering.xml><?xml version="1.0" encoding="utf-8"?>
 <w:numbering xmlns:wpc="http://schemas.microsoft.com/office/word/2010/wordprocessingCanvas" xmlns:cx="http://schemas.microsoft.com/office/drawing/2014/chartex" xmlns:cx1="http://schemas.microsoft.com/office/drawing/2015/9/8/chartex" xmlns:cx2="http://schemas.microsoft.com/office/drawing/2015/10/21/chartex" xmlns:cx3="http://schemas.microsoft.com/office/drawing/2016/5/9/chartex" xmlns:cx4="http://schemas.microsoft.com/office/drawing/2016/5/10/chartex" xmlns:cx5="http://schemas.microsoft.com/office/drawing/2016/5/11/chartex" xmlns:cx6="http://schemas.microsoft.com/office/drawing/2016/5/12/chartex" xmlns:cx7="http://schemas.microsoft.com/office/drawing/2016/5/13/chartex" xmlns:cx8="http://schemas.microsoft.com/office/drawing/2016/5/14/chartex" xmlns:mc="http://schemas.openxmlformats.org/markup-compatibility/2006" xmlns:aink="http://schemas.microsoft.com/office/drawing/2016/ink" xmlns:am3d="http://schemas.microsoft.com/office/drawing/2017/model3d" xmlns:o="urn:schemas-microsoft-com:office:office" xmlns:oel="http://schemas.microsoft.com/office/2019/extlst" xmlns:r="http://schemas.openxmlformats.org/officeDocument/2006/relationships" xmlns:m="http://schemas.openxmlformats.org/officeDocument/2006/math" xmlns:v="urn:schemas-microsoft-com:vml" xmlns:wp14="http://schemas.microsoft.com/office/word/2010/wordprocessingDrawing" xmlns:wp="http://schemas.openxmlformats.org/drawingml/2006/wordprocessingDrawing" xmlns:w10="urn:schemas-microsoft-com:office:word" xmlns:w="http://schemas.openxmlformats.org/wordprocessingml/2006/main" xmlns:w14="http://schemas.microsoft.com/office/word/2010/wordml" xmlns:w15="http://schemas.microsoft.com/office/word/2012/wordml" xmlns:w16cex="http://schemas.microsoft.com/office/word/2018/wordml/cex" xmlns:w16cid="http://schemas.microsoft.com/office/word/2016/wordml/cid" xmlns:w16="http://schemas.microsoft.com/office/word/2018/wordml" xmlns:w16du="http://schemas.microsoft.com/office/word/2023/wordml/word16du" xmlns:w16sdtdh="http://schemas.microsoft.com/office/word/2020/wordml/sdtdatahash" xmlns:w16sdtfl="http://schemas.microsoft.com/office/word/2024/wordml/sdtformatlock" xmlns:w16se="http://schemas.microsoft.com/office/word/2015/wordml/symex" xmlns:wpg="http://schemas.microsoft.com/office/word/2010/wordprocessingGroup" xmlns:wpi="http://schemas.microsoft.com/office/word/2010/wordprocessingInk" xmlns:wne="http://schemas.microsoft.com/office/word/2006/wordml" xmlns:wps="http://schemas.microsoft.com/office/word/2010/wordprocessingShape" mc:Ignorable="w14 w15 w16se w16cid w16 w16cex w16sdtdh w16sdtfl w16du wp14">
   <w:abstractNum w:abstractNumId="0" w15:restartNumberingAfterBreak="0">
-    <w:nsid w:val="429E56D6"/>
+    <w:nsid w:val="3BF02429"/>
     <w:multiLevelType w:val="hybridMultilevel"/>
-    <w:tmpl w:val="7368CE76"/>
-    <w:lvl w:ilvl="0" w:tplc="0AEC5286">
+    <w:tmpl w:val="0B88B9DA"/>
+    <w:lvl w:ilvl="0" w:tplc="9654BA3A">
       <w:start w:val="1"/>
       <w:numFmt w:val="bullet"/>
       <w:lvlText w:val="●"/>
@@ -1137,7 +1137,7 @@
         <w:ind w:left="720" w:hanging="360"/>
       </w:pPr>
     </w:lvl>
-    <w:lvl w:ilvl="1" w:tplc="4ECEC734">
+    <w:lvl w:ilvl="1" w:tplc="B2005DF0">
       <w:start w:val="1"/>
       <w:numFmt w:val="bullet"/>
       <w:lvlText w:val="○"/>
@@ -1146,7 +1146,7 @@
         <w:ind w:left="1440" w:hanging="360"/>
       </w:pPr>
     </w:lvl>
-    <w:lvl w:ilvl="2" w:tplc="947C007C">
+    <w:lvl w:ilvl="2" w:tplc="3ABA7B6C">
       <w:start w:val="1"/>
       <w:numFmt w:val="bullet"/>
       <w:lvlText w:val="■"/>
@@ -1155,7 +1155,7 @@
         <w:ind w:left="2160" w:hanging="360"/>
       </w:pPr>
     </w:lvl>
-    <w:lvl w:ilvl="3" w:tplc="FF227248">
+    <w:lvl w:ilvl="3" w:tplc="4EA0D374">
       <w:start w:val="1"/>
       <w:numFmt w:val="bullet"/>
       <w:lvlText w:val="●"/>
@@ -1164,7 +1164,7 @@
         <w:ind w:left="2880" w:hanging="360"/>
       </w:pPr>
     </w:lvl>
-    <w:lvl w:ilvl="4" w:tplc="A8EC1658">
+    <w:lvl w:ilvl="4" w:tplc="C388D218">
       <w:start w:val="1"/>
       <w:numFmt w:val="bullet"/>
       <w:lvlText w:val="○"/>
@@ -1173,7 +1173,7 @@
         <w:ind w:left="3600" w:hanging="360"/>
       </w:pPr>
     </w:lvl>
-    <w:lvl w:ilvl="5" w:tplc="6F76901C">
+    <w:lvl w:ilvl="5" w:tplc="7FEAAFA4">
       <w:start w:val="1"/>
       <w:numFmt w:val="bullet"/>
       <w:lvlText w:val="■"/>
@@ -1182,7 +1182,7 @@
         <w:ind w:left="4320" w:hanging="360"/>
       </w:pPr>
     </w:lvl>
-    <w:lvl w:ilvl="6" w:tplc="220ECA1A">
+    <w:lvl w:ilvl="6" w:tplc="9B28F4B6">
       <w:start w:val="1"/>
       <w:numFmt w:val="bullet"/>
       <w:lvlText w:val="●"/>
@@ -1191,7 +1191,7 @@
         <w:ind w:left="5040" w:hanging="360"/>
       </w:pPr>
     </w:lvl>
-    <w:lvl w:ilvl="7" w:tplc="C244332C">
+    <w:lvl w:ilvl="7" w:tplc="6F940ED0">
       <w:start w:val="1"/>
       <w:numFmt w:val="bullet"/>
       <w:lvlText w:val="●"/>
@@ -1200,7 +1200,7 @@
         <w:ind w:left="5760" w:hanging="360"/>
       </w:pPr>
     </w:lvl>
-    <w:lvl w:ilvl="8" w:tplc="8758A5E4">
+    <w:lvl w:ilvl="8" w:tplc="9C0C0F84">
       <w:start w:val="1"/>
       <w:numFmt w:val="bullet"/>
       <w:lvlText w:val="●"/>
@@ -1210,7 +1210,7 @@
       </w:pPr>
     </w:lvl>
   </w:abstractNum>
-  <w:num w:numId="1" w16cid:durableId="2139251375">
+  <w:num w:numId="1" w16cid:durableId="1393626170">
     <w:abstractNumId w:val="0"/>
     <w:lvlOverride w:ilvl="0">
       <w:startOverride w:val="1"/>

--- a/Kelroy-James-CV.docx
+++ b/Kelroy-James-CV.docx
@@ -845,7 +845,7 @@
           <w:sz w:val="21"/>
           <w:szCs w:val="21"/>
         </w:rPr>
-        <w:t>MicroMasters, Supply Chain Management &amp; Advanced Network Design, MIT Center for Transportation &amp; Logistics: Completed 2024</w:t>
+        <w:t>MicroMasters, Supply Chain Management &amp; Advanced Network Design, MIT Center for Transportation &amp; Logistics: coursework complete (5 core courses + advanced elective), comprehensive final exam November 2026</w:t>
       </w:r>
     </w:p>
     <w:p>
@@ -1125,10 +1125,10 @@
 <file path=word/numbering.xml><?xml version="1.0" encoding="utf-8"?>
 <w:numbering xmlns:wpc="http://schemas.microsoft.com/office/word/2010/wordprocessingCanvas" xmlns:cx="http://schemas.microsoft.com/office/drawing/2014/chartex" xmlns:cx1="http://schemas.microsoft.com/office/drawing/2015/9/8/chartex" xmlns:cx2="http://schemas.microsoft.com/office/drawing/2015/10/21/chartex" xmlns:cx3="http://schemas.microsoft.com/office/drawing/2016/5/9/chartex" xmlns:cx4="http://schemas.microsoft.com/office/drawing/2016/5/10/chartex" xmlns:cx5="http://schemas.microsoft.com/office/drawing/2016/5/11/chartex" xmlns:cx6="http://schemas.microsoft.com/office/drawing/2016/5/12/chartex" xmlns:cx7="http://schemas.microsoft.com/office/drawing/2016/5/13/chartex" xmlns:cx8="http://schemas.microsoft.com/office/drawing/2016/5/14/chartex" xmlns:mc="http://schemas.openxmlformats.org/markup-compatibility/2006" xmlns:aink="http://schemas.microsoft.com/office/drawing/2016/ink" xmlns:am3d="http://schemas.microsoft.com/office/drawing/2017/model3d" xmlns:o="urn:schemas-microsoft-com:office:office" xmlns:oel="http://schemas.microsoft.com/office/2019/extlst" xmlns:r="http://schemas.openxmlformats.org/officeDocument/2006/relationships" xmlns:m="http://schemas.openxmlformats.org/officeDocument/2006/math" xmlns:v="urn:schemas-microsoft-com:vml" xmlns:wp14="http://schemas.microsoft.com/office/word/2010/wordprocessingDrawing" xmlns:wp="http://schemas.openxmlformats.org/drawingml/2006/wordprocessingDrawing" xmlns:w10="urn:schemas-microsoft-com:office:word" xmlns:w="http://schemas.openxmlformats.org/wordprocessingml/2006/main" xmlns:w14="http://schemas.microsoft.com/office/word/2010/wordml" xmlns:w15="http://schemas.microsoft.com/office/word/2012/wordml" xmlns:w16cex="http://schemas.microsoft.com/office/word/2018/wordml/cex" xmlns:w16cid="http://schemas.microsoft.com/office/word/2016/wordml/cid" xmlns:w16="http://schemas.microsoft.com/office/word/2018/wordml" xmlns:w16du="http://schemas.microsoft.com/office/word/2023/wordml/word16du" xmlns:w16sdtdh="http://schemas.microsoft.com/office/word/2020/wordml/sdtdatahash" xmlns:w16sdtfl="http://schemas.microsoft.com/office/word/2024/wordml/sdtformatlock" xmlns:w16se="http://schemas.microsoft.com/office/word/2015/wordml/symex" xmlns:wpg="http://schemas.microsoft.com/office/word/2010/wordprocessingGroup" xmlns:wpi="http://schemas.microsoft.com/office/word/2010/wordprocessingInk" xmlns:wne="http://schemas.microsoft.com/office/word/2006/wordml" xmlns:wps="http://schemas.microsoft.com/office/word/2010/wordprocessingShape" mc:Ignorable="w14 w15 w16se w16cid w16 w16cex w16sdtdh w16sdtfl w16du wp14">
   <w:abstractNum w:abstractNumId="0" w15:restartNumberingAfterBreak="0">
-    <w:nsid w:val="3BF02429"/>
+    <w:nsid w:val="6F8A3E0A"/>
     <w:multiLevelType w:val="hybridMultilevel"/>
-    <w:tmpl w:val="0B88B9DA"/>
-    <w:lvl w:ilvl="0" w:tplc="9654BA3A">
+    <w:tmpl w:val="FE349D30"/>
+    <w:lvl w:ilvl="0" w:tplc="E6562864">
       <w:start w:val="1"/>
       <w:numFmt w:val="bullet"/>
       <w:lvlText w:val="●"/>
@@ -1137,7 +1137,7 @@
         <w:ind w:left="720" w:hanging="360"/>
       </w:pPr>
     </w:lvl>
-    <w:lvl w:ilvl="1" w:tplc="B2005DF0">
+    <w:lvl w:ilvl="1" w:tplc="EC7AB6D8">
       <w:start w:val="1"/>
       <w:numFmt w:val="bullet"/>
       <w:lvlText w:val="○"/>
@@ -1146,7 +1146,7 @@
         <w:ind w:left="1440" w:hanging="360"/>
       </w:pPr>
     </w:lvl>
-    <w:lvl w:ilvl="2" w:tplc="3ABA7B6C">
+    <w:lvl w:ilvl="2" w:tplc="0608A33E">
       <w:start w:val="1"/>
       <w:numFmt w:val="bullet"/>
       <w:lvlText w:val="■"/>
@@ -1155,7 +1155,7 @@
         <w:ind w:left="2160" w:hanging="360"/>
       </w:pPr>
     </w:lvl>
-    <w:lvl w:ilvl="3" w:tplc="4EA0D374">
+    <w:lvl w:ilvl="3" w:tplc="069E1582">
       <w:start w:val="1"/>
       <w:numFmt w:val="bullet"/>
       <w:lvlText w:val="●"/>
@@ -1164,7 +1164,7 @@
         <w:ind w:left="2880" w:hanging="360"/>
       </w:pPr>
     </w:lvl>
-    <w:lvl w:ilvl="4" w:tplc="C388D218">
+    <w:lvl w:ilvl="4" w:tplc="6B2C02E2">
       <w:start w:val="1"/>
       <w:numFmt w:val="bullet"/>
       <w:lvlText w:val="○"/>
@@ -1173,7 +1173,7 @@
         <w:ind w:left="3600" w:hanging="360"/>
       </w:pPr>
     </w:lvl>
-    <w:lvl w:ilvl="5" w:tplc="7FEAAFA4">
+    <w:lvl w:ilvl="5" w:tplc="E00856AC">
       <w:start w:val="1"/>
       <w:numFmt w:val="bullet"/>
       <w:lvlText w:val="■"/>
@@ -1182,7 +1182,7 @@
         <w:ind w:left="4320" w:hanging="360"/>
       </w:pPr>
     </w:lvl>
-    <w:lvl w:ilvl="6" w:tplc="9B28F4B6">
+    <w:lvl w:ilvl="6" w:tplc="97006F88">
       <w:start w:val="1"/>
       <w:numFmt w:val="bullet"/>
       <w:lvlText w:val="●"/>
@@ -1191,7 +1191,7 @@
         <w:ind w:left="5040" w:hanging="360"/>
       </w:pPr>
     </w:lvl>
-    <w:lvl w:ilvl="7" w:tplc="6F940ED0">
+    <w:lvl w:ilvl="7" w:tplc="1F708A08">
       <w:start w:val="1"/>
       <w:numFmt w:val="bullet"/>
       <w:lvlText w:val="●"/>
@@ -1200,7 +1200,7 @@
         <w:ind w:left="5760" w:hanging="360"/>
       </w:pPr>
     </w:lvl>
-    <w:lvl w:ilvl="8" w:tplc="9C0C0F84">
+    <w:lvl w:ilvl="8" w:tplc="E0E0AFD4">
       <w:start w:val="1"/>
       <w:numFmt w:val="bullet"/>
       <w:lvlText w:val="●"/>
@@ -1210,7 +1210,7 @@
       </w:pPr>
     </w:lvl>
   </w:abstractNum>
-  <w:num w:numId="1" w16cid:durableId="1393626170">
+  <w:num w:numId="1" w16cid:durableId="1120025734">
     <w:abstractNumId w:val="0"/>
     <w:lvlOverride w:ilvl="0">
       <w:startOverride w:val="1"/>

--- a/Kelroy-James-CV.docx
+++ b/Kelroy-James-CV.docx
@@ -202,7 +202,7 @@
           <w:sz w:val="21"/>
           <w:szCs w:val="21"/>
         </w:rPr>
-        <w:t>Took over an account graded unsatisfactory at Fleet Logistics Inspection; identified and corrected £2.4M in misallocated expenditure through systematic financial control analysis, restoring full compliance within 12 months and triggering a Navy-wide policy instruction to prevent recurrence</w:t>
+        <w:t>Took over an account graded unsatisfactory at Fleet Logistics Inspection; identified and corrected £2.4M in misallocated expenditure through systematic financial control analysis, restoring full compliance within 12 months, with the findings informing a proposed Navy-wide policy instruction to prevent recurrence</w:t>
       </w:r>
     </w:p>
     <w:p>
@@ -1125,10 +1125,10 @@
 <file path=word/numbering.xml><?xml version="1.0" encoding="utf-8"?>
 <w:numbering xmlns:wpc="http://schemas.microsoft.com/office/word/2010/wordprocessingCanvas" xmlns:cx="http://schemas.microsoft.com/office/drawing/2014/chartex" xmlns:cx1="http://schemas.microsoft.com/office/drawing/2015/9/8/chartex" xmlns:cx2="http://schemas.microsoft.com/office/drawing/2015/10/21/chartex" xmlns:cx3="http://schemas.microsoft.com/office/drawing/2016/5/9/chartex" xmlns:cx4="http://schemas.microsoft.com/office/drawing/2016/5/10/chartex" xmlns:cx5="http://schemas.microsoft.com/office/drawing/2016/5/11/chartex" xmlns:cx6="http://schemas.microsoft.com/office/drawing/2016/5/12/chartex" xmlns:cx7="http://schemas.microsoft.com/office/drawing/2016/5/13/chartex" xmlns:cx8="http://schemas.microsoft.com/office/drawing/2016/5/14/chartex" xmlns:mc="http://schemas.openxmlformats.org/markup-compatibility/2006" xmlns:aink="http://schemas.microsoft.com/office/drawing/2016/ink" xmlns:am3d="http://schemas.microsoft.com/office/drawing/2017/model3d" xmlns:o="urn:schemas-microsoft-com:office:office" xmlns:oel="http://schemas.microsoft.com/office/2019/extlst" xmlns:r="http://schemas.openxmlformats.org/officeDocument/2006/relationships" xmlns:m="http://schemas.openxmlformats.org/officeDocument/2006/math" xmlns:v="urn:schemas-microsoft-com:vml" xmlns:wp14="http://schemas.microsoft.com/office/word/2010/wordprocessingDrawing" xmlns:wp="http://schemas.openxmlformats.org/drawingml/2006/wordprocessingDrawing" xmlns:w10="urn:schemas-microsoft-com:office:word" xmlns:w="http://schemas.openxmlformats.org/wordprocessingml/2006/main" xmlns:w14="http://schemas.microsoft.com/office/word/2010/wordml" xmlns:w15="http://schemas.microsoft.com/office/word/2012/wordml" xmlns:w16cex="http://schemas.microsoft.com/office/word/2018/wordml/cex" xmlns:w16cid="http://schemas.microsoft.com/office/word/2016/wordml/cid" xmlns:w16="http://schemas.microsoft.com/office/word/2018/wordml" xmlns:w16du="http://schemas.microsoft.com/office/word/2023/wordml/word16du" xmlns:w16sdtdh="http://schemas.microsoft.com/office/word/2020/wordml/sdtdatahash" xmlns:w16sdtfl="http://schemas.microsoft.com/office/word/2024/wordml/sdtformatlock" xmlns:w16se="http://schemas.microsoft.com/office/word/2015/wordml/symex" xmlns:wpg="http://schemas.microsoft.com/office/word/2010/wordprocessingGroup" xmlns:wpi="http://schemas.microsoft.com/office/word/2010/wordprocessingInk" xmlns:wne="http://schemas.microsoft.com/office/word/2006/wordml" xmlns:wps="http://schemas.microsoft.com/office/word/2010/wordprocessingShape" mc:Ignorable="w14 w15 w16se w16cid w16 w16cex w16sdtdh w16sdtfl w16du wp14">
   <w:abstractNum w:abstractNumId="0" w15:restartNumberingAfterBreak="0">
-    <w:nsid w:val="6F8A3E0A"/>
+    <w:nsid w:val="416D381E"/>
     <w:multiLevelType w:val="hybridMultilevel"/>
-    <w:tmpl w:val="FE349D30"/>
-    <w:lvl w:ilvl="0" w:tplc="E6562864">
+    <w:tmpl w:val="D48A698E"/>
+    <w:lvl w:ilvl="0" w:tplc="DE1444F4">
       <w:start w:val="1"/>
       <w:numFmt w:val="bullet"/>
       <w:lvlText w:val="●"/>
@@ -1137,7 +1137,7 @@
         <w:ind w:left="720" w:hanging="360"/>
       </w:pPr>
     </w:lvl>
-    <w:lvl w:ilvl="1" w:tplc="EC7AB6D8">
+    <w:lvl w:ilvl="1" w:tplc="954C291C">
       <w:start w:val="1"/>
       <w:numFmt w:val="bullet"/>
       <w:lvlText w:val="○"/>
@@ -1146,7 +1146,7 @@
         <w:ind w:left="1440" w:hanging="360"/>
       </w:pPr>
     </w:lvl>
-    <w:lvl w:ilvl="2" w:tplc="0608A33E">
+    <w:lvl w:ilvl="2" w:tplc="5E401EC8">
       <w:start w:val="1"/>
       <w:numFmt w:val="bullet"/>
       <w:lvlText w:val="■"/>
@@ -1155,7 +1155,7 @@
         <w:ind w:left="2160" w:hanging="360"/>
       </w:pPr>
     </w:lvl>
-    <w:lvl w:ilvl="3" w:tplc="069E1582">
+    <w:lvl w:ilvl="3" w:tplc="3ECC99B4">
       <w:start w:val="1"/>
       <w:numFmt w:val="bullet"/>
       <w:lvlText w:val="●"/>
@@ -1164,7 +1164,7 @@
         <w:ind w:left="2880" w:hanging="360"/>
       </w:pPr>
     </w:lvl>
-    <w:lvl w:ilvl="4" w:tplc="6B2C02E2">
+    <w:lvl w:ilvl="4" w:tplc="3DFE92CE">
       <w:start w:val="1"/>
       <w:numFmt w:val="bullet"/>
       <w:lvlText w:val="○"/>
@@ -1173,7 +1173,7 @@
         <w:ind w:left="3600" w:hanging="360"/>
       </w:pPr>
     </w:lvl>
-    <w:lvl w:ilvl="5" w:tplc="E00856AC">
+    <w:lvl w:ilvl="5" w:tplc="7622708A">
       <w:start w:val="1"/>
       <w:numFmt w:val="bullet"/>
       <w:lvlText w:val="■"/>
@@ -1182,7 +1182,7 @@
         <w:ind w:left="4320" w:hanging="360"/>
       </w:pPr>
     </w:lvl>
-    <w:lvl w:ilvl="6" w:tplc="97006F88">
+    <w:lvl w:ilvl="6" w:tplc="E0C0B93C">
       <w:start w:val="1"/>
       <w:numFmt w:val="bullet"/>
       <w:lvlText w:val="●"/>
@@ -1191,7 +1191,7 @@
         <w:ind w:left="5040" w:hanging="360"/>
       </w:pPr>
     </w:lvl>
-    <w:lvl w:ilvl="7" w:tplc="1F708A08">
+    <w:lvl w:ilvl="7" w:tplc="E4B6A6FE">
       <w:start w:val="1"/>
       <w:numFmt w:val="bullet"/>
       <w:lvlText w:val="●"/>
@@ -1200,7 +1200,7 @@
         <w:ind w:left="5760" w:hanging="360"/>
       </w:pPr>
     </w:lvl>
-    <w:lvl w:ilvl="8" w:tplc="E0E0AFD4">
+    <w:lvl w:ilvl="8" w:tplc="E7C2B87E">
       <w:start w:val="1"/>
       <w:numFmt w:val="bullet"/>
       <w:lvlText w:val="●"/>
@@ -1210,7 +1210,7 @@
       </w:pPr>
     </w:lvl>
   </w:abstractNum>
-  <w:num w:numId="1" w16cid:durableId="1120025734">
+  <w:num w:numId="1" w16cid:durableId="849954366">
     <w:abstractNumId w:val="0"/>
     <w:lvlOverride w:ilvl="0">
       <w:startOverride w:val="1"/>

--- a/Kelroy-James-CV.docx
+++ b/Kelroy-James-CV.docx
@@ -202,7 +202,7 @@
           <w:sz w:val="21"/>
           <w:szCs w:val="21"/>
         </w:rPr>
-        <w:t>Took over an account graded unsatisfactory at Fleet Logistics Inspection; identified and corrected £2.4M in misallocated expenditure through systematic financial control analysis, restoring full compliance within 12 months, with the findings informing a proposed Navy-wide policy instruction to prevent recurrence</w:t>
+        <w:t>Took over an account graded unsatisfactory at Fleet Logistics Inspection; identified £2.4M in misallocated expenditure through financial control analysis and led the root-cause work behind its correction, restoring full compliance within 12 months and informing a proposed Navy-wide policy instruction to prevent recurrence</w:t>
       </w:r>
     </w:p>
     <w:p>
@@ -1125,10 +1125,10 @@
 <file path=word/numbering.xml><?xml version="1.0" encoding="utf-8"?>
 <w:numbering xmlns:wpc="http://schemas.microsoft.com/office/word/2010/wordprocessingCanvas" xmlns:cx="http://schemas.microsoft.com/office/drawing/2014/chartex" xmlns:cx1="http://schemas.microsoft.com/office/drawing/2015/9/8/chartex" xmlns:cx2="http://schemas.microsoft.com/office/drawing/2015/10/21/chartex" xmlns:cx3="http://schemas.microsoft.com/office/drawing/2016/5/9/chartex" xmlns:cx4="http://schemas.microsoft.com/office/drawing/2016/5/10/chartex" xmlns:cx5="http://schemas.microsoft.com/office/drawing/2016/5/11/chartex" xmlns:cx6="http://schemas.microsoft.com/office/drawing/2016/5/12/chartex" xmlns:cx7="http://schemas.microsoft.com/office/drawing/2016/5/13/chartex" xmlns:cx8="http://schemas.microsoft.com/office/drawing/2016/5/14/chartex" xmlns:mc="http://schemas.openxmlformats.org/markup-compatibility/2006" xmlns:aink="http://schemas.microsoft.com/office/drawing/2016/ink" xmlns:am3d="http://schemas.microsoft.com/office/drawing/2017/model3d" xmlns:o="urn:schemas-microsoft-com:office:office" xmlns:oel="http://schemas.microsoft.com/office/2019/extlst" xmlns:r="http://schemas.openxmlformats.org/officeDocument/2006/relationships" xmlns:m="http://schemas.openxmlformats.org/officeDocument/2006/math" xmlns:v="urn:schemas-microsoft-com:vml" xmlns:wp14="http://schemas.microsoft.com/office/word/2010/wordprocessingDrawing" xmlns:wp="http://schemas.openxmlformats.org/drawingml/2006/wordprocessingDrawing" xmlns:w10="urn:schemas-microsoft-com:office:word" xmlns:w="http://schemas.openxmlformats.org/wordprocessingml/2006/main" xmlns:w14="http://schemas.microsoft.com/office/word/2010/wordml" xmlns:w15="http://schemas.microsoft.com/office/word/2012/wordml" xmlns:w16cex="http://schemas.microsoft.com/office/word/2018/wordml/cex" xmlns:w16cid="http://schemas.microsoft.com/office/word/2016/wordml/cid" xmlns:w16="http://schemas.microsoft.com/office/word/2018/wordml" xmlns:w16du="http://schemas.microsoft.com/office/word/2023/wordml/word16du" xmlns:w16sdtdh="http://schemas.microsoft.com/office/word/2020/wordml/sdtdatahash" xmlns:w16sdtfl="http://schemas.microsoft.com/office/word/2024/wordml/sdtformatlock" xmlns:w16se="http://schemas.microsoft.com/office/word/2015/wordml/symex" xmlns:wpg="http://schemas.microsoft.com/office/word/2010/wordprocessingGroup" xmlns:wpi="http://schemas.microsoft.com/office/word/2010/wordprocessingInk" xmlns:wne="http://schemas.microsoft.com/office/word/2006/wordml" xmlns:wps="http://schemas.microsoft.com/office/word/2010/wordprocessingShape" mc:Ignorable="w14 w15 w16se w16cid w16 w16cex w16sdtdh w16sdtfl w16du wp14">
   <w:abstractNum w:abstractNumId="0" w15:restartNumberingAfterBreak="0">
-    <w:nsid w:val="416D381E"/>
+    <w:nsid w:val="5B051474"/>
     <w:multiLevelType w:val="hybridMultilevel"/>
-    <w:tmpl w:val="D48A698E"/>
-    <w:lvl w:ilvl="0" w:tplc="DE1444F4">
+    <w:tmpl w:val="4C3AE254"/>
+    <w:lvl w:ilvl="0" w:tplc="391C3128">
       <w:start w:val="1"/>
       <w:numFmt w:val="bullet"/>
       <w:lvlText w:val="●"/>
@@ -1137,7 +1137,7 @@
         <w:ind w:left="720" w:hanging="360"/>
       </w:pPr>
     </w:lvl>
-    <w:lvl w:ilvl="1" w:tplc="954C291C">
+    <w:lvl w:ilvl="1" w:tplc="3210F51C">
       <w:start w:val="1"/>
       <w:numFmt w:val="bullet"/>
       <w:lvlText w:val="○"/>
@@ -1146,7 +1146,7 @@
         <w:ind w:left="1440" w:hanging="360"/>
       </w:pPr>
     </w:lvl>
-    <w:lvl w:ilvl="2" w:tplc="5E401EC8">
+    <w:lvl w:ilvl="2" w:tplc="DAE41E7E">
       <w:start w:val="1"/>
       <w:numFmt w:val="bullet"/>
       <w:lvlText w:val="■"/>
@@ -1155,7 +1155,7 @@
         <w:ind w:left="2160" w:hanging="360"/>
       </w:pPr>
     </w:lvl>
-    <w:lvl w:ilvl="3" w:tplc="3ECC99B4">
+    <w:lvl w:ilvl="3" w:tplc="2052525C">
       <w:start w:val="1"/>
       <w:numFmt w:val="bullet"/>
       <w:lvlText w:val="●"/>
@@ -1164,7 +1164,7 @@
         <w:ind w:left="2880" w:hanging="360"/>
       </w:pPr>
     </w:lvl>
-    <w:lvl w:ilvl="4" w:tplc="3DFE92CE">
+    <w:lvl w:ilvl="4" w:tplc="1B284E2C">
       <w:start w:val="1"/>
       <w:numFmt w:val="bullet"/>
       <w:lvlText w:val="○"/>
@@ -1173,7 +1173,7 @@
         <w:ind w:left="3600" w:hanging="360"/>
       </w:pPr>
     </w:lvl>
-    <w:lvl w:ilvl="5" w:tplc="7622708A">
+    <w:lvl w:ilvl="5" w:tplc="84D2CFAE">
       <w:start w:val="1"/>
       <w:numFmt w:val="bullet"/>
       <w:lvlText w:val="■"/>
@@ -1182,7 +1182,7 @@
         <w:ind w:left="4320" w:hanging="360"/>
       </w:pPr>
     </w:lvl>
-    <w:lvl w:ilvl="6" w:tplc="E0C0B93C">
+    <w:lvl w:ilvl="6" w:tplc="E1923CDE">
       <w:start w:val="1"/>
       <w:numFmt w:val="bullet"/>
       <w:lvlText w:val="●"/>
@@ -1191,7 +1191,7 @@
         <w:ind w:left="5040" w:hanging="360"/>
       </w:pPr>
     </w:lvl>
-    <w:lvl w:ilvl="7" w:tplc="E4B6A6FE">
+    <w:lvl w:ilvl="7" w:tplc="6406D8C4">
       <w:start w:val="1"/>
       <w:numFmt w:val="bullet"/>
       <w:lvlText w:val="●"/>
@@ -1200,7 +1200,7 @@
         <w:ind w:left="5760" w:hanging="360"/>
       </w:pPr>
     </w:lvl>
-    <w:lvl w:ilvl="8" w:tplc="E7C2B87E">
+    <w:lvl w:ilvl="8" w:tplc="7D268B3E">
       <w:start w:val="1"/>
       <w:numFmt w:val="bullet"/>
       <w:lvlText w:val="●"/>
@@ -1210,7 +1210,7 @@
       </w:pPr>
     </w:lvl>
   </w:abstractNum>
-  <w:num w:numId="1" w16cid:durableId="849954366">
+  <w:num w:numId="1" w16cid:durableId="940138204">
     <w:abstractNumId w:val="0"/>
     <w:lvlOverride w:ilvl="0">
       <w:startOverride w:val="1"/>

--- a/Kelroy-James-CV.docx
+++ b/Kelroy-James-CV.docx
@@ -902,7 +902,7 @@
           <w:sz w:val="21"/>
           <w:szCs w:val="21"/>
         </w:rPr>
-        <w:t>ISO/IEC 27001:2022 / 42001:2023 / 27701:2025 Lead Auditor; Fellow of Management Systems Auditing (FellowMSA): Mastermind</w:t>
+        <w:t>ISO/IEC 27001:2022 / 42001:2023 / 27701:2025 Lead Auditor; Fellow of Management Systems Auditing (FellowMSA): Mastermind Assurance</w:t>
       </w:r>
     </w:p>
     <w:p>
@@ -1125,10 +1125,10 @@
 <file path=word/numbering.xml><?xml version="1.0" encoding="utf-8"?>
 <w:numbering xmlns:wpc="http://schemas.microsoft.com/office/word/2010/wordprocessingCanvas" xmlns:cx="http://schemas.microsoft.com/office/drawing/2014/chartex" xmlns:cx1="http://schemas.microsoft.com/office/drawing/2015/9/8/chartex" xmlns:cx2="http://schemas.microsoft.com/office/drawing/2015/10/21/chartex" xmlns:cx3="http://schemas.microsoft.com/office/drawing/2016/5/9/chartex" xmlns:cx4="http://schemas.microsoft.com/office/drawing/2016/5/10/chartex" xmlns:cx5="http://schemas.microsoft.com/office/drawing/2016/5/11/chartex" xmlns:cx6="http://schemas.microsoft.com/office/drawing/2016/5/12/chartex" xmlns:cx7="http://schemas.microsoft.com/office/drawing/2016/5/13/chartex" xmlns:cx8="http://schemas.microsoft.com/office/drawing/2016/5/14/chartex" xmlns:mc="http://schemas.openxmlformats.org/markup-compatibility/2006" xmlns:aink="http://schemas.microsoft.com/office/drawing/2016/ink" xmlns:am3d="http://schemas.microsoft.com/office/drawing/2017/model3d" xmlns:o="urn:schemas-microsoft-com:office:office" xmlns:oel="http://schemas.microsoft.com/office/2019/extlst" xmlns:r="http://schemas.openxmlformats.org/officeDocument/2006/relationships" xmlns:m="http://schemas.openxmlformats.org/officeDocument/2006/math" xmlns:v="urn:schemas-microsoft-com:vml" xmlns:wp14="http://schemas.microsoft.com/office/word/2010/wordprocessingDrawing" xmlns:wp="http://schemas.openxmlformats.org/drawingml/2006/wordprocessingDrawing" xmlns:w10="urn:schemas-microsoft-com:office:word" xmlns:w="http://schemas.openxmlformats.org/wordprocessingml/2006/main" xmlns:w14="http://schemas.microsoft.com/office/word/2010/wordml" xmlns:w15="http://schemas.microsoft.com/office/word/2012/wordml" xmlns:w16cex="http://schemas.microsoft.com/office/word/2018/wordml/cex" xmlns:w16cid="http://schemas.microsoft.com/office/word/2016/wordml/cid" xmlns:w16="http://schemas.microsoft.com/office/word/2018/wordml" xmlns:w16du="http://schemas.microsoft.com/office/word/2023/wordml/word16du" xmlns:w16sdtdh="http://schemas.microsoft.com/office/word/2020/wordml/sdtdatahash" xmlns:w16sdtfl="http://schemas.microsoft.com/office/word/2024/wordml/sdtformatlock" xmlns:w16se="http://schemas.microsoft.com/office/word/2015/wordml/symex" xmlns:wpg="http://schemas.microsoft.com/office/word/2010/wordprocessingGroup" xmlns:wpi="http://schemas.microsoft.com/office/word/2010/wordprocessingInk" xmlns:wne="http://schemas.microsoft.com/office/word/2006/wordml" xmlns:wps="http://schemas.microsoft.com/office/word/2010/wordprocessingShape" mc:Ignorable="w14 w15 w16se w16cid w16 w16cex w16sdtdh w16sdtfl w16du wp14">
   <w:abstractNum w:abstractNumId="0" w15:restartNumberingAfterBreak="0">
-    <w:nsid w:val="5B051474"/>
+    <w:nsid w:val="63090B5D"/>
     <w:multiLevelType w:val="hybridMultilevel"/>
-    <w:tmpl w:val="4C3AE254"/>
-    <w:lvl w:ilvl="0" w:tplc="391C3128">
+    <w:tmpl w:val="D674C754"/>
+    <w:lvl w:ilvl="0" w:tplc="83CCC0CA">
       <w:start w:val="1"/>
       <w:numFmt w:val="bullet"/>
       <w:lvlText w:val="●"/>
@@ -1137,7 +1137,7 @@
         <w:ind w:left="720" w:hanging="360"/>
       </w:pPr>
     </w:lvl>
-    <w:lvl w:ilvl="1" w:tplc="3210F51C">
+    <w:lvl w:ilvl="1" w:tplc="B3344A36">
       <w:start w:val="1"/>
       <w:numFmt w:val="bullet"/>
       <w:lvlText w:val="○"/>
@@ -1146,7 +1146,7 @@
         <w:ind w:left="1440" w:hanging="360"/>
       </w:pPr>
     </w:lvl>
-    <w:lvl w:ilvl="2" w:tplc="DAE41E7E">
+    <w:lvl w:ilvl="2" w:tplc="6706E3E6">
       <w:start w:val="1"/>
       <w:numFmt w:val="bullet"/>
       <w:lvlText w:val="■"/>
@@ -1155,7 +1155,7 @@
         <w:ind w:left="2160" w:hanging="360"/>
       </w:pPr>
     </w:lvl>
-    <w:lvl w:ilvl="3" w:tplc="2052525C">
+    <w:lvl w:ilvl="3" w:tplc="A7B8C97A">
       <w:start w:val="1"/>
       <w:numFmt w:val="bullet"/>
       <w:lvlText w:val="●"/>
@@ -1164,7 +1164,7 @@
         <w:ind w:left="2880" w:hanging="360"/>
       </w:pPr>
     </w:lvl>
-    <w:lvl w:ilvl="4" w:tplc="1B284E2C">
+    <w:lvl w:ilvl="4" w:tplc="015C7612">
       <w:start w:val="1"/>
       <w:numFmt w:val="bullet"/>
       <w:lvlText w:val="○"/>
@@ -1173,7 +1173,7 @@
         <w:ind w:left="3600" w:hanging="360"/>
       </w:pPr>
     </w:lvl>
-    <w:lvl w:ilvl="5" w:tplc="84D2CFAE">
+    <w:lvl w:ilvl="5" w:tplc="2FA2C934">
       <w:start w:val="1"/>
       <w:numFmt w:val="bullet"/>
       <w:lvlText w:val="■"/>
@@ -1182,7 +1182,7 @@
         <w:ind w:left="4320" w:hanging="360"/>
       </w:pPr>
     </w:lvl>
-    <w:lvl w:ilvl="6" w:tplc="E1923CDE">
+    <w:lvl w:ilvl="6" w:tplc="46B64560">
       <w:start w:val="1"/>
       <w:numFmt w:val="bullet"/>
       <w:lvlText w:val="●"/>
@@ -1191,7 +1191,7 @@
         <w:ind w:left="5040" w:hanging="360"/>
       </w:pPr>
     </w:lvl>
-    <w:lvl w:ilvl="7" w:tplc="6406D8C4">
+    <w:lvl w:ilvl="7" w:tplc="DD245162">
       <w:start w:val="1"/>
       <w:numFmt w:val="bullet"/>
       <w:lvlText w:val="●"/>
@@ -1200,7 +1200,7 @@
         <w:ind w:left="5760" w:hanging="360"/>
       </w:pPr>
     </w:lvl>
-    <w:lvl w:ilvl="8" w:tplc="7D268B3E">
+    <w:lvl w:ilvl="8" w:tplc="81B80366">
       <w:start w:val="1"/>
       <w:numFmt w:val="bullet"/>
       <w:lvlText w:val="●"/>
@@ -1210,7 +1210,7 @@
       </w:pPr>
     </w:lvl>
   </w:abstractNum>
-  <w:num w:numId="1" w16cid:durableId="940138204">
+  <w:num w:numId="1" w16cid:durableId="132329143">
     <w:abstractNumId w:val="0"/>
     <w:lvlOverride w:ilvl="0">
       <w:startOverride w:val="1"/>

--- a/Kelroy-James-CV.docx
+++ b/Kelroy-James-CV.docx
@@ -902,7 +902,7 @@
           <w:sz w:val="21"/>
           <w:szCs w:val="21"/>
         </w:rPr>
-        <w:t>ISO/IEC 27001:2022 / 42001:2023 / 27701:2025 Lead Auditor; Fellow of Management Systems Auditing (FellowMSA): Mastermind Assurance</w:t>
+        <w:t>ISO/IEC 27001:2022, 42001:2023 &amp; 27701:2025 Lead Auditor. Awarded Fellow of Management Systems Auditing (FellowMSA) on completion of all three: Mastermind Assurance</w:t>
       </w:r>
     </w:p>
     <w:p>
@@ -1125,10 +1125,10 @@
 <file path=word/numbering.xml><?xml version="1.0" encoding="utf-8"?>
 <w:numbering xmlns:wpc="http://schemas.microsoft.com/office/word/2010/wordprocessingCanvas" xmlns:cx="http://schemas.microsoft.com/office/drawing/2014/chartex" xmlns:cx1="http://schemas.microsoft.com/office/drawing/2015/9/8/chartex" xmlns:cx2="http://schemas.microsoft.com/office/drawing/2015/10/21/chartex" xmlns:cx3="http://schemas.microsoft.com/office/drawing/2016/5/9/chartex" xmlns:cx4="http://schemas.microsoft.com/office/drawing/2016/5/10/chartex" xmlns:cx5="http://schemas.microsoft.com/office/drawing/2016/5/11/chartex" xmlns:cx6="http://schemas.microsoft.com/office/drawing/2016/5/12/chartex" xmlns:cx7="http://schemas.microsoft.com/office/drawing/2016/5/13/chartex" xmlns:cx8="http://schemas.microsoft.com/office/drawing/2016/5/14/chartex" xmlns:mc="http://schemas.openxmlformats.org/markup-compatibility/2006" xmlns:aink="http://schemas.microsoft.com/office/drawing/2016/ink" xmlns:am3d="http://schemas.microsoft.com/office/drawing/2017/model3d" xmlns:o="urn:schemas-microsoft-com:office:office" xmlns:oel="http://schemas.microsoft.com/office/2019/extlst" xmlns:r="http://schemas.openxmlformats.org/officeDocument/2006/relationships" xmlns:m="http://schemas.openxmlformats.org/officeDocument/2006/math" xmlns:v="urn:schemas-microsoft-com:vml" xmlns:wp14="http://schemas.microsoft.com/office/word/2010/wordprocessingDrawing" xmlns:wp="http://schemas.openxmlformats.org/drawingml/2006/wordprocessingDrawing" xmlns:w10="urn:schemas-microsoft-com:office:word" xmlns:w="http://schemas.openxmlformats.org/wordprocessingml/2006/main" xmlns:w14="http://schemas.microsoft.com/office/word/2010/wordml" xmlns:w15="http://schemas.microsoft.com/office/word/2012/wordml" xmlns:w16cex="http://schemas.microsoft.com/office/word/2018/wordml/cex" xmlns:w16cid="http://schemas.microsoft.com/office/word/2016/wordml/cid" xmlns:w16="http://schemas.microsoft.com/office/word/2018/wordml" xmlns:w16du="http://schemas.microsoft.com/office/word/2023/wordml/word16du" xmlns:w16sdtdh="http://schemas.microsoft.com/office/word/2020/wordml/sdtdatahash" xmlns:w16sdtfl="http://schemas.microsoft.com/office/word/2024/wordml/sdtformatlock" xmlns:w16se="http://schemas.microsoft.com/office/word/2015/wordml/symex" xmlns:wpg="http://schemas.microsoft.com/office/word/2010/wordprocessingGroup" xmlns:wpi="http://schemas.microsoft.com/office/word/2010/wordprocessingInk" xmlns:wne="http://schemas.microsoft.com/office/word/2006/wordml" xmlns:wps="http://schemas.microsoft.com/office/word/2010/wordprocessingShape" mc:Ignorable="w14 w15 w16se w16cid w16 w16cex w16sdtdh w16sdtfl w16du wp14">
   <w:abstractNum w:abstractNumId="0" w15:restartNumberingAfterBreak="0">
-    <w:nsid w:val="63090B5D"/>
+    <w:nsid w:val="1039056D"/>
     <w:multiLevelType w:val="hybridMultilevel"/>
-    <w:tmpl w:val="D674C754"/>
-    <w:lvl w:ilvl="0" w:tplc="83CCC0CA">
+    <w:tmpl w:val="E0769A82"/>
+    <w:lvl w:ilvl="0" w:tplc="13A4E39A">
       <w:start w:val="1"/>
       <w:numFmt w:val="bullet"/>
       <w:lvlText w:val="●"/>
@@ -1137,7 +1137,7 @@
         <w:ind w:left="720" w:hanging="360"/>
       </w:pPr>
     </w:lvl>
-    <w:lvl w:ilvl="1" w:tplc="B3344A36">
+    <w:lvl w:ilvl="1" w:tplc="389E62AA">
       <w:start w:val="1"/>
       <w:numFmt w:val="bullet"/>
       <w:lvlText w:val="○"/>
@@ -1146,7 +1146,7 @@
         <w:ind w:left="1440" w:hanging="360"/>
       </w:pPr>
     </w:lvl>
-    <w:lvl w:ilvl="2" w:tplc="6706E3E6">
+    <w:lvl w:ilvl="2" w:tplc="A0102FB0">
       <w:start w:val="1"/>
       <w:numFmt w:val="bullet"/>
       <w:lvlText w:val="■"/>
@@ -1155,7 +1155,7 @@
         <w:ind w:left="2160" w:hanging="360"/>
       </w:pPr>
     </w:lvl>
-    <w:lvl w:ilvl="3" w:tplc="A7B8C97A">
+    <w:lvl w:ilvl="3" w:tplc="BC4C64AC">
       <w:start w:val="1"/>
       <w:numFmt w:val="bullet"/>
       <w:lvlText w:val="●"/>
@@ -1164,7 +1164,7 @@
         <w:ind w:left="2880" w:hanging="360"/>
       </w:pPr>
     </w:lvl>
-    <w:lvl w:ilvl="4" w:tplc="015C7612">
+    <w:lvl w:ilvl="4" w:tplc="8E362322">
       <w:start w:val="1"/>
       <w:numFmt w:val="bullet"/>
       <w:lvlText w:val="○"/>
@@ -1173,7 +1173,7 @@
         <w:ind w:left="3600" w:hanging="360"/>
       </w:pPr>
     </w:lvl>
-    <w:lvl w:ilvl="5" w:tplc="2FA2C934">
+    <w:lvl w:ilvl="5" w:tplc="4B487034">
       <w:start w:val="1"/>
       <w:numFmt w:val="bullet"/>
       <w:lvlText w:val="■"/>
@@ -1182,7 +1182,7 @@
         <w:ind w:left="4320" w:hanging="360"/>
       </w:pPr>
     </w:lvl>
-    <w:lvl w:ilvl="6" w:tplc="46B64560">
+    <w:lvl w:ilvl="6" w:tplc="E5F8F5B8">
       <w:start w:val="1"/>
       <w:numFmt w:val="bullet"/>
       <w:lvlText w:val="●"/>
@@ -1191,7 +1191,7 @@
         <w:ind w:left="5040" w:hanging="360"/>
       </w:pPr>
     </w:lvl>
-    <w:lvl w:ilvl="7" w:tplc="DD245162">
+    <w:lvl w:ilvl="7" w:tplc="2A0216F2">
       <w:start w:val="1"/>
       <w:numFmt w:val="bullet"/>
       <w:lvlText w:val="●"/>
@@ -1200,7 +1200,7 @@
         <w:ind w:left="5760" w:hanging="360"/>
       </w:pPr>
     </w:lvl>
-    <w:lvl w:ilvl="8" w:tplc="81B80366">
+    <w:lvl w:ilvl="8" w:tplc="98CE94EE">
       <w:start w:val="1"/>
       <w:numFmt w:val="bullet"/>
       <w:lvlText w:val="●"/>
@@ -1210,7 +1210,7 @@
       </w:pPr>
     </w:lvl>
   </w:abstractNum>
-  <w:num w:numId="1" w16cid:durableId="132329143">
+  <w:num w:numId="1" w16cid:durableId="1213343967">
     <w:abstractNumId w:val="0"/>
     <w:lvlOverride w:ilvl="0">
       <w:startOverride w:val="1"/>

--- a/Kelroy-James-CV.docx
+++ b/Kelroy-James-CV.docx
@@ -221,7 +221,7 @@
           <w:sz w:val="21"/>
           <w:szCs w:val="21"/>
         </w:rPr>
-        <w:t>Co-developed the STOROB inventory interrogation application in Palantir Foundry with BAE Systems and DE&amp;S, delivering enterprise-grade data validation and real-time visibility scoped for fleet-wide rollout</w:t>
+        <w:t>Designed requirements with the project manager and stakeholders, then built the STOROB inventory application in Palantir Foundry with BAE Systems and DE&amp;S, scoped for fleet-wide rollout</w:t>
       </w:r>
     </w:p>
     <w:p>
@@ -418,7 +418,7 @@
           <w:sz w:val="21"/>
           <w:szCs w:val="21"/>
         </w:rPr>
-        <w:t>Led the Garage Lite lean-maintenance trial, delivering £250K in cost savings through inventory optimisation and stock-holding reduction</w:t>
+        <w:t>Led the Garage Lite lean-maintenance trial, delivering £250K in cost savings through efficiency and inventory optimisation</w:t>
       </w:r>
     </w:p>
     <w:p>
@@ -1125,10 +1125,10 @@
 <file path=word/numbering.xml><?xml version="1.0" encoding="utf-8"?>
 <w:numbering xmlns:wpc="http://schemas.microsoft.com/office/word/2010/wordprocessingCanvas" xmlns:cx="http://schemas.microsoft.com/office/drawing/2014/chartex" xmlns:cx1="http://schemas.microsoft.com/office/drawing/2015/9/8/chartex" xmlns:cx2="http://schemas.microsoft.com/office/drawing/2015/10/21/chartex" xmlns:cx3="http://schemas.microsoft.com/office/drawing/2016/5/9/chartex" xmlns:cx4="http://schemas.microsoft.com/office/drawing/2016/5/10/chartex" xmlns:cx5="http://schemas.microsoft.com/office/drawing/2016/5/11/chartex" xmlns:cx6="http://schemas.microsoft.com/office/drawing/2016/5/12/chartex" xmlns:cx7="http://schemas.microsoft.com/office/drawing/2016/5/13/chartex" xmlns:cx8="http://schemas.microsoft.com/office/drawing/2016/5/14/chartex" xmlns:mc="http://schemas.openxmlformats.org/markup-compatibility/2006" xmlns:aink="http://schemas.microsoft.com/office/drawing/2016/ink" xmlns:am3d="http://schemas.microsoft.com/office/drawing/2017/model3d" xmlns:o="urn:schemas-microsoft-com:office:office" xmlns:oel="http://schemas.microsoft.com/office/2019/extlst" xmlns:r="http://schemas.openxmlformats.org/officeDocument/2006/relationships" xmlns:m="http://schemas.openxmlformats.org/officeDocument/2006/math" xmlns:v="urn:schemas-microsoft-com:vml" xmlns:wp14="http://schemas.microsoft.com/office/word/2010/wordprocessingDrawing" xmlns:wp="http://schemas.openxmlformats.org/drawingml/2006/wordprocessingDrawing" xmlns:w10="urn:schemas-microsoft-com:office:word" xmlns:w="http://schemas.openxmlformats.org/wordprocessingml/2006/main" xmlns:w14="http://schemas.microsoft.com/office/word/2010/wordml" xmlns:w15="http://schemas.microsoft.com/office/word/2012/wordml" xmlns:w16cex="http://schemas.microsoft.com/office/word/2018/wordml/cex" xmlns:w16cid="http://schemas.microsoft.com/office/word/2016/wordml/cid" xmlns:w16="http://schemas.microsoft.com/office/word/2018/wordml" xmlns:w16du="http://schemas.microsoft.com/office/word/2023/wordml/word16du" xmlns:w16sdtdh="http://schemas.microsoft.com/office/word/2020/wordml/sdtdatahash" xmlns:w16sdtfl="http://schemas.microsoft.com/office/word/2024/wordml/sdtformatlock" xmlns:w16se="http://schemas.microsoft.com/office/word/2015/wordml/symex" xmlns:wpg="http://schemas.microsoft.com/office/word/2010/wordprocessingGroup" xmlns:wpi="http://schemas.microsoft.com/office/word/2010/wordprocessingInk" xmlns:wne="http://schemas.microsoft.com/office/word/2006/wordml" xmlns:wps="http://schemas.microsoft.com/office/word/2010/wordprocessingShape" mc:Ignorable="w14 w15 w16se w16cid w16 w16cex w16sdtdh w16sdtfl w16du wp14">
   <w:abstractNum w:abstractNumId="0" w15:restartNumberingAfterBreak="0">
-    <w:nsid w:val="1039056D"/>
+    <w:nsid w:val="5330195F"/>
     <w:multiLevelType w:val="hybridMultilevel"/>
-    <w:tmpl w:val="E0769A82"/>
-    <w:lvl w:ilvl="0" w:tplc="13A4E39A">
+    <w:tmpl w:val="1A604498"/>
+    <w:lvl w:ilvl="0" w:tplc="06A43DEA">
       <w:start w:val="1"/>
       <w:numFmt w:val="bullet"/>
       <w:lvlText w:val="●"/>
@@ -1137,7 +1137,7 @@
         <w:ind w:left="720" w:hanging="360"/>
       </w:pPr>
     </w:lvl>
-    <w:lvl w:ilvl="1" w:tplc="389E62AA">
+    <w:lvl w:ilvl="1" w:tplc="A9AE129C">
       <w:start w:val="1"/>
       <w:numFmt w:val="bullet"/>
       <w:lvlText w:val="○"/>
@@ -1146,7 +1146,7 @@
         <w:ind w:left="1440" w:hanging="360"/>
       </w:pPr>
     </w:lvl>
-    <w:lvl w:ilvl="2" w:tplc="A0102FB0">
+    <w:lvl w:ilvl="2" w:tplc="2C3EA9DA">
       <w:start w:val="1"/>
       <w:numFmt w:val="bullet"/>
       <w:lvlText w:val="■"/>
@@ -1155,7 +1155,7 @@
         <w:ind w:left="2160" w:hanging="360"/>
       </w:pPr>
     </w:lvl>
-    <w:lvl w:ilvl="3" w:tplc="BC4C64AC">
+    <w:lvl w:ilvl="3" w:tplc="A31031F8">
       <w:start w:val="1"/>
       <w:numFmt w:val="bullet"/>
       <w:lvlText w:val="●"/>
@@ -1164,7 +1164,7 @@
         <w:ind w:left="2880" w:hanging="360"/>
       </w:pPr>
     </w:lvl>
-    <w:lvl w:ilvl="4" w:tplc="8E362322">
+    <w:lvl w:ilvl="4" w:tplc="83F82EE0">
       <w:start w:val="1"/>
       <w:numFmt w:val="bullet"/>
       <w:lvlText w:val="○"/>
@@ -1173,7 +1173,7 @@
         <w:ind w:left="3600" w:hanging="360"/>
       </w:pPr>
     </w:lvl>
-    <w:lvl w:ilvl="5" w:tplc="4B487034">
+    <w:lvl w:ilvl="5" w:tplc="ABE884C2">
       <w:start w:val="1"/>
       <w:numFmt w:val="bullet"/>
       <w:lvlText w:val="■"/>
@@ -1182,7 +1182,7 @@
         <w:ind w:left="4320" w:hanging="360"/>
       </w:pPr>
     </w:lvl>
-    <w:lvl w:ilvl="6" w:tplc="E5F8F5B8">
+    <w:lvl w:ilvl="6" w:tplc="9B1AC34A">
       <w:start w:val="1"/>
       <w:numFmt w:val="bullet"/>
       <w:lvlText w:val="●"/>
@@ -1191,7 +1191,7 @@
         <w:ind w:left="5040" w:hanging="360"/>
       </w:pPr>
     </w:lvl>
-    <w:lvl w:ilvl="7" w:tplc="2A0216F2">
+    <w:lvl w:ilvl="7" w:tplc="7E1088B4">
       <w:start w:val="1"/>
       <w:numFmt w:val="bullet"/>
       <w:lvlText w:val="●"/>
@@ -1200,7 +1200,7 @@
         <w:ind w:left="5760" w:hanging="360"/>
       </w:pPr>
     </w:lvl>
-    <w:lvl w:ilvl="8" w:tplc="98CE94EE">
+    <w:lvl w:ilvl="8" w:tplc="EEE2F03E">
       <w:start w:val="1"/>
       <w:numFmt w:val="bullet"/>
       <w:lvlText w:val="●"/>
@@ -1210,7 +1210,7 @@
       </w:pPr>
     </w:lvl>
   </w:abstractNum>
-  <w:num w:numId="1" w16cid:durableId="1213343967">
+  <w:num w:numId="1" w16cid:durableId="1487278720">
     <w:abstractNumId w:val="0"/>
     <w:lvlOverride w:ilvl="0">
       <w:startOverride w:val="1"/>

--- a/Kelroy-James-CV.docx
+++ b/Kelroy-James-CV.docx
@@ -107,7 +107,16 @@
           <w:sz w:val="21"/>
           <w:szCs w:val="21"/>
         </w:rPr>
-        <w:t>GRC and supply chain assurance specialist with 18 years of Defence logistics experience, targeting third-party risk, GRC consulting and internal audit roles at professional services firms and banks, and supply chain assurance, export control or trade compliance roles at defence primes. Track record of closing the gap between records and physical reality through systematic controls, risk-based auditing and enterprise-level process improvement, with £2.7M+ in quantified business impact.</w:t>
+        <w:t>GRC and supply chain assurance specialist combining 18 years of Defence logistics experience with formal quantitative training through the MIT MicroMasters in Supply Chain Management, targeting third-party risk, GRC consulting and internal audit roles at professional services firms and banks, and supply chain assurance, export control or trade compliance roles at defence primes. Track record of closing the gap between records and physical reality through systematic controls, risk-based auditing and enterpri</w:t>
+      </w:r>
+      <w:r>
+        <w:rPr>
+          <w:rFonts w:ascii="Calibri" w:eastAsia="Calibri" w:hAnsi="Calibri" w:cs="Calibri"/>
+          <w:color w:val="1A1A1A"/>
+          <w:sz w:val="21"/>
+          <w:szCs w:val="21"/>
+        </w:rPr>
+        <w:t>se-level process improvement, with £2.7M+ in quantified business impact.</w:t>
       </w:r>
     </w:p>
     <w:p>
@@ -1125,10 +1134,10 @@
 <file path=word/numbering.xml><?xml version="1.0" encoding="utf-8"?>
 <w:numbering xmlns:wpc="http://schemas.microsoft.com/office/word/2010/wordprocessingCanvas" xmlns:cx="http://schemas.microsoft.com/office/drawing/2014/chartex" xmlns:cx1="http://schemas.microsoft.com/office/drawing/2015/9/8/chartex" xmlns:cx2="http://schemas.microsoft.com/office/drawing/2015/10/21/chartex" xmlns:cx3="http://schemas.microsoft.com/office/drawing/2016/5/9/chartex" xmlns:cx4="http://schemas.microsoft.com/office/drawing/2016/5/10/chartex" xmlns:cx5="http://schemas.microsoft.com/office/drawing/2016/5/11/chartex" xmlns:cx6="http://schemas.microsoft.com/office/drawing/2016/5/12/chartex" xmlns:cx7="http://schemas.microsoft.com/office/drawing/2016/5/13/chartex" xmlns:cx8="http://schemas.microsoft.com/office/drawing/2016/5/14/chartex" xmlns:mc="http://schemas.openxmlformats.org/markup-compatibility/2006" xmlns:aink="http://schemas.microsoft.com/office/drawing/2016/ink" xmlns:am3d="http://schemas.microsoft.com/office/drawing/2017/model3d" xmlns:o="urn:schemas-microsoft-com:office:office" xmlns:oel="http://schemas.microsoft.com/office/2019/extlst" xmlns:r="http://schemas.openxmlformats.org/officeDocument/2006/relationships" xmlns:m="http://schemas.openxmlformats.org/officeDocument/2006/math" xmlns:v="urn:schemas-microsoft-com:vml" xmlns:wp14="http://schemas.microsoft.com/office/word/2010/wordprocessingDrawing" xmlns:wp="http://schemas.openxmlformats.org/drawingml/2006/wordprocessingDrawing" xmlns:w10="urn:schemas-microsoft-com:office:word" xmlns:w="http://schemas.openxmlformats.org/wordprocessingml/2006/main" xmlns:w14="http://schemas.microsoft.com/office/word/2010/wordml" xmlns:w15="http://schemas.microsoft.com/office/word/2012/wordml" xmlns:w16cex="http://schemas.microsoft.com/office/word/2018/wordml/cex" xmlns:w16cid="http://schemas.microsoft.com/office/word/2016/wordml/cid" xmlns:w16="http://schemas.microsoft.com/office/word/2018/wordml" xmlns:w16du="http://schemas.microsoft.com/office/word/2023/wordml/word16du" xmlns:w16sdtdh="http://schemas.microsoft.com/office/word/2020/wordml/sdtdatahash" xmlns:w16sdtfl="http://schemas.microsoft.com/office/word/2024/wordml/sdtformatlock" xmlns:w16se="http://schemas.microsoft.com/office/word/2015/wordml/symex" xmlns:wpg="http://schemas.microsoft.com/office/word/2010/wordprocessingGroup" xmlns:wpi="http://schemas.microsoft.com/office/word/2010/wordprocessingInk" xmlns:wne="http://schemas.microsoft.com/office/word/2006/wordml" xmlns:wps="http://schemas.microsoft.com/office/word/2010/wordprocessingShape" mc:Ignorable="w14 w15 w16se w16cid w16 w16cex w16sdtdh w16sdtfl w16du wp14">
   <w:abstractNum w:abstractNumId="0" w15:restartNumberingAfterBreak="0">
-    <w:nsid w:val="5330195F"/>
+    <w:nsid w:val="1F6A52E5"/>
     <w:multiLevelType w:val="hybridMultilevel"/>
-    <w:tmpl w:val="1A604498"/>
-    <w:lvl w:ilvl="0" w:tplc="06A43DEA">
+    <w:tmpl w:val="41F6EF72"/>
+    <w:lvl w:ilvl="0" w:tplc="8B68A440">
       <w:start w:val="1"/>
       <w:numFmt w:val="bullet"/>
       <w:lvlText w:val="●"/>
@@ -1137,7 +1146,7 @@
         <w:ind w:left="720" w:hanging="360"/>
       </w:pPr>
     </w:lvl>
-    <w:lvl w:ilvl="1" w:tplc="A9AE129C">
+    <w:lvl w:ilvl="1" w:tplc="D89EBCE2">
       <w:start w:val="1"/>
       <w:numFmt w:val="bullet"/>
       <w:lvlText w:val="○"/>
@@ -1146,7 +1155,7 @@
         <w:ind w:left="1440" w:hanging="360"/>
       </w:pPr>
     </w:lvl>
-    <w:lvl w:ilvl="2" w:tplc="2C3EA9DA">
+    <w:lvl w:ilvl="2" w:tplc="AD1EE27A">
       <w:start w:val="1"/>
       <w:numFmt w:val="bullet"/>
       <w:lvlText w:val="■"/>
@@ -1155,7 +1164,7 @@
         <w:ind w:left="2160" w:hanging="360"/>
       </w:pPr>
     </w:lvl>
-    <w:lvl w:ilvl="3" w:tplc="A31031F8">
+    <w:lvl w:ilvl="3" w:tplc="0E74DFBE">
       <w:start w:val="1"/>
       <w:numFmt w:val="bullet"/>
       <w:lvlText w:val="●"/>
@@ -1164,7 +1173,7 @@
         <w:ind w:left="2880" w:hanging="360"/>
       </w:pPr>
     </w:lvl>
-    <w:lvl w:ilvl="4" w:tplc="83F82EE0">
+    <w:lvl w:ilvl="4" w:tplc="0B4CA818">
       <w:start w:val="1"/>
       <w:numFmt w:val="bullet"/>
       <w:lvlText w:val="○"/>
@@ -1173,7 +1182,7 @@
         <w:ind w:left="3600" w:hanging="360"/>
       </w:pPr>
     </w:lvl>
-    <w:lvl w:ilvl="5" w:tplc="ABE884C2">
+    <w:lvl w:ilvl="5" w:tplc="1A78D232">
       <w:start w:val="1"/>
       <w:numFmt w:val="bullet"/>
       <w:lvlText w:val="■"/>
@@ -1182,7 +1191,7 @@
         <w:ind w:left="4320" w:hanging="360"/>
       </w:pPr>
     </w:lvl>
-    <w:lvl w:ilvl="6" w:tplc="9B1AC34A">
+    <w:lvl w:ilvl="6" w:tplc="8838598C">
       <w:start w:val="1"/>
       <w:numFmt w:val="bullet"/>
       <w:lvlText w:val="●"/>
@@ -1191,7 +1200,7 @@
         <w:ind w:left="5040" w:hanging="360"/>
       </w:pPr>
     </w:lvl>
-    <w:lvl w:ilvl="7" w:tplc="7E1088B4">
+    <w:lvl w:ilvl="7" w:tplc="A4E20B94">
       <w:start w:val="1"/>
       <w:numFmt w:val="bullet"/>
       <w:lvlText w:val="●"/>
@@ -1200,7 +1209,7 @@
         <w:ind w:left="5760" w:hanging="360"/>
       </w:pPr>
     </w:lvl>
-    <w:lvl w:ilvl="8" w:tplc="EEE2F03E">
+    <w:lvl w:ilvl="8" w:tplc="B0902A00">
       <w:start w:val="1"/>
       <w:numFmt w:val="bullet"/>
       <w:lvlText w:val="●"/>
@@ -1210,7 +1219,7 @@
       </w:pPr>
     </w:lvl>
   </w:abstractNum>
-  <w:num w:numId="1" w16cid:durableId="1487278720">
+  <w:num w:numId="1" w16cid:durableId="1000892050">
     <w:abstractNumId w:val="0"/>
     <w:lvlOverride w:ilvl="0">
       <w:startOverride w:val="1"/>

--- a/Kelroy-James-CV.docx
+++ b/Kelroy-James-CV.docx
@@ -82,7 +82,7 @@
         <w:pBdr>
           <w:bottom w:val="single" w:sz="4" w:space="4" w:color="1F3864"/>
         </w:pBdr>
-        <w:spacing w:before="260" w:after="100"/>
+        <w:spacing w:before="220" w:after="90"/>
       </w:pPr>
       <w:r>
         <w:rPr>
@@ -149,7 +149,7 @@
         <w:pBdr>
           <w:bottom w:val="single" w:sz="4" w:space="4" w:color="1F3864"/>
         </w:pBdr>
-        <w:spacing w:before="260" w:after="100"/>
+        <w:spacing w:before="220" w:after="90"/>
       </w:pPr>
       <w:r>
         <w:rPr>
@@ -165,7 +165,7 @@
     </w:p>
     <w:p>
       <w:pPr>
-        <w:spacing w:before="160" w:after="20"/>
+        <w:spacing w:before="130" w:after="20"/>
       </w:pPr>
       <w:r>
         <w:rPr>
@@ -202,7 +202,7 @@
           <w:ilvl w:val="0"/>
           <w:numId w:val="1"/>
         </w:numPr>
-        <w:spacing w:after="60"/>
+        <w:spacing w:after="45"/>
       </w:pPr>
       <w:r>
         <w:rPr>
@@ -221,7 +221,7 @@
           <w:ilvl w:val="0"/>
           <w:numId w:val="1"/>
         </w:numPr>
-        <w:spacing w:after="60"/>
+        <w:spacing w:after="45"/>
       </w:pPr>
       <w:r>
         <w:rPr>
@@ -240,7 +240,7 @@
           <w:ilvl w:val="0"/>
           <w:numId w:val="1"/>
         </w:numPr>
-        <w:spacing w:after="60"/>
+        <w:spacing w:after="45"/>
       </w:pPr>
       <w:r>
         <w:rPr>
@@ -259,7 +259,7 @@
           <w:ilvl w:val="0"/>
           <w:numId w:val="1"/>
         </w:numPr>
-        <w:spacing w:after="60"/>
+        <w:spacing w:after="45"/>
       </w:pPr>
       <w:r>
         <w:rPr>
@@ -273,7 +273,7 @@
     </w:p>
     <w:p>
       <w:pPr>
-        <w:spacing w:before="160" w:after="20"/>
+        <w:spacing w:before="130" w:after="20"/>
       </w:pPr>
       <w:r>
         <w:rPr>
@@ -310,7 +310,7 @@
           <w:ilvl w:val="0"/>
           <w:numId w:val="1"/>
         </w:numPr>
-        <w:spacing w:after="60"/>
+        <w:spacing w:after="45"/>
       </w:pPr>
       <w:r>
         <w:rPr>
@@ -329,7 +329,7 @@
           <w:ilvl w:val="0"/>
           <w:numId w:val="1"/>
         </w:numPr>
-        <w:spacing w:after="60"/>
+        <w:spacing w:after="45"/>
       </w:pPr>
       <w:r>
         <w:rPr>
@@ -348,7 +348,7 @@
           <w:ilvl w:val="0"/>
           <w:numId w:val="1"/>
         </w:numPr>
-        <w:spacing w:after="60"/>
+        <w:spacing w:after="45"/>
       </w:pPr>
       <w:r>
         <w:rPr>
@@ -362,7 +362,7 @@
     </w:p>
     <w:p>
       <w:pPr>
-        <w:spacing w:before="160" w:after="20"/>
+        <w:spacing w:before="130" w:after="20"/>
       </w:pPr>
       <w:r>
         <w:rPr>
@@ -399,7 +399,7 @@
           <w:ilvl w:val="0"/>
           <w:numId w:val="1"/>
         </w:numPr>
-        <w:spacing w:after="60"/>
+        <w:spacing w:after="45"/>
       </w:pPr>
       <w:r>
         <w:rPr>
@@ -418,7 +418,7 @@
           <w:ilvl w:val="0"/>
           <w:numId w:val="1"/>
         </w:numPr>
-        <w:spacing w:after="60"/>
+        <w:spacing w:after="45"/>
       </w:pPr>
       <w:r>
         <w:rPr>
@@ -437,7 +437,7 @@
           <w:ilvl w:val="0"/>
           <w:numId w:val="1"/>
         </w:numPr>
-        <w:spacing w:after="60"/>
+        <w:spacing w:after="45"/>
       </w:pPr>
       <w:r>
         <w:rPr>
@@ -451,7 +451,7 @@
     </w:p>
     <w:p>
       <w:pPr>
-        <w:spacing w:before="160" w:after="20"/>
+        <w:spacing w:before="130" w:after="20"/>
       </w:pPr>
       <w:r>
         <w:rPr>
@@ -488,7 +488,7 @@
           <w:ilvl w:val="0"/>
           <w:numId w:val="1"/>
         </w:numPr>
-        <w:spacing w:after="60"/>
+        <w:spacing w:after="45"/>
       </w:pPr>
       <w:r>
         <w:rPr>
@@ -507,7 +507,7 @@
           <w:ilvl w:val="0"/>
           <w:numId w:val="1"/>
         </w:numPr>
-        <w:spacing w:after="60"/>
+        <w:spacing w:after="45"/>
       </w:pPr>
       <w:r>
         <w:rPr>
@@ -521,7 +521,7 @@
     </w:p>
     <w:p>
       <w:pPr>
-        <w:spacing w:before="160" w:after="20"/>
+        <w:spacing w:before="130" w:after="20"/>
       </w:pPr>
       <w:r>
         <w:rPr>
@@ -532,7 +532,6 @@
           <w:sz w:val="22"/>
           <w:szCs w:val="22"/>
         </w:rPr>
-        <w:lastRenderedPageBreak/>
         <w:t>Leading Hand, Fleet Stores Coordination Cell</w:t>
       </w:r>
     </w:p>
@@ -559,15 +558,16 @@
           <w:ilvl w:val="0"/>
           <w:numId w:val="1"/>
         </w:numPr>
-        <w:spacing w:after="60"/>
-      </w:pPr>
-      <w:r>
-        <w:rPr>
-          <w:rFonts w:ascii="Calibri" w:eastAsia="Calibri" w:hAnsi="Calibri" w:cs="Calibri"/>
-          <w:color w:val="1A1A1A"/>
-          <w:sz w:val="21"/>
-          <w:szCs w:val="21"/>
-        </w:rPr>
+        <w:spacing w:after="45"/>
+      </w:pPr>
+      <w:r>
+        <w:rPr>
+          <w:rFonts w:ascii="Calibri" w:eastAsia="Calibri" w:hAnsi="Calibri" w:cs="Calibri"/>
+          <w:color w:val="1A1A1A"/>
+          <w:sz w:val="21"/>
+          <w:szCs w:val="21"/>
+        </w:rPr>
+        <w:lastRenderedPageBreak/>
         <w:t>Provided 24/7 watchkeeping cover for Fleet-wide operational-defect logistics, sustaining concurrent support to a carrier strike group deployment, a major Middle East exercise and a NATO High North exercise</w:t>
       </w:r>
     </w:p>
@@ -578,7 +578,7 @@
           <w:ilvl w:val="0"/>
           <w:numId w:val="1"/>
         </w:numPr>
-        <w:spacing w:after="60"/>
+        <w:spacing w:after="45"/>
       </w:pPr>
       <w:r>
         <w:rPr>
@@ -592,7 +592,7 @@
     </w:p>
     <w:p>
       <w:pPr>
-        <w:spacing w:before="160" w:after="20"/>
+        <w:spacing w:before="130" w:after="20"/>
       </w:pPr>
       <w:r>
         <w:rPr>
@@ -629,7 +629,7 @@
           <w:ilvl w:val="0"/>
           <w:numId w:val="1"/>
         </w:numPr>
-        <w:spacing w:after="60"/>
+        <w:spacing w:after="45"/>
       </w:pPr>
       <w:r>
         <w:rPr>
@@ -648,7 +648,7 @@
           <w:ilvl w:val="0"/>
           <w:numId w:val="1"/>
         </w:numPr>
-        <w:spacing w:after="60"/>
+        <w:spacing w:after="45"/>
       </w:pPr>
       <w:r>
         <w:rPr>
@@ -662,7 +662,7 @@
     </w:p>
     <w:p>
       <w:pPr>
-        <w:spacing w:before="160" w:after="20"/>
+        <w:spacing w:before="130" w:after="20"/>
       </w:pPr>
       <w:r>
         <w:rPr>
@@ -699,7 +699,7 @@
           <w:ilvl w:val="0"/>
           <w:numId w:val="1"/>
         </w:numPr>
-        <w:spacing w:after="60"/>
+        <w:spacing w:after="45"/>
       </w:pPr>
       <w:r>
         <w:rPr>
@@ -718,7 +718,7 @@
           <w:ilvl w:val="0"/>
           <w:numId w:val="1"/>
         </w:numPr>
-        <w:spacing w:after="60"/>
+        <w:spacing w:after="45"/>
       </w:pPr>
       <w:r>
         <w:rPr>
@@ -732,7 +732,7 @@
     </w:p>
     <w:p>
       <w:pPr>
-        <w:spacing w:before="160" w:after="20"/>
+        <w:spacing w:before="130" w:after="20"/>
       </w:pPr>
       <w:r>
         <w:rPr>
@@ -769,7 +769,7 @@
           <w:ilvl w:val="0"/>
           <w:numId w:val="1"/>
         </w:numPr>
-        <w:spacing w:after="60"/>
+        <w:spacing w:after="45"/>
       </w:pPr>
       <w:r>
         <w:rPr>
@@ -788,7 +788,7 @@
           <w:ilvl w:val="0"/>
           <w:numId w:val="1"/>
         </w:numPr>
-        <w:spacing w:after="60"/>
+        <w:spacing w:after="45"/>
       </w:pPr>
       <w:r>
         <w:rPr>
@@ -805,7 +805,7 @@
         <w:pBdr>
           <w:bottom w:val="single" w:sz="4" w:space="4" w:color="1F3864"/>
         </w:pBdr>
-        <w:spacing w:before="260" w:after="100"/>
+        <w:spacing w:before="220" w:after="90"/>
       </w:pPr>
       <w:r>
         <w:rPr>
@@ -826,7 +826,7 @@
           <w:ilvl w:val="0"/>
           <w:numId w:val="1"/>
         </w:numPr>
-        <w:spacing w:after="60"/>
+        <w:spacing w:after="45"/>
       </w:pPr>
       <w:r>
         <w:rPr>
@@ -845,7 +845,7 @@
           <w:ilvl w:val="0"/>
           <w:numId w:val="1"/>
         </w:numPr>
-        <w:spacing w:after="60"/>
+        <w:spacing w:after="45"/>
       </w:pPr>
       <w:r>
         <w:rPr>
@@ -864,7 +864,7 @@
           <w:ilvl w:val="0"/>
           <w:numId w:val="1"/>
         </w:numPr>
-        <w:spacing w:after="60"/>
+        <w:spacing w:after="45"/>
       </w:pPr>
       <w:r>
         <w:rPr>
@@ -874,6 +874,63 @@
           <w:szCs w:val="21"/>
         </w:rPr>
         <w:t>Professional Award in Cyber Security &amp; OSINT, Abertay University: Distinction, 2023–2025</w:t>
+      </w:r>
+    </w:p>
+    <w:p>
+      <w:pPr>
+        <w:pStyle w:val="ListParagraph"/>
+        <w:numPr>
+          <w:ilvl w:val="0"/>
+          <w:numId w:val="1"/>
+        </w:numPr>
+        <w:spacing w:after="45"/>
+      </w:pPr>
+      <w:r>
+        <w:rPr>
+          <w:rFonts w:ascii="Calibri" w:eastAsia="Calibri" w:hAnsi="Calibri" w:cs="Calibri"/>
+          <w:color w:val="1A1A1A"/>
+          <w:sz w:val="21"/>
+          <w:szCs w:val="21"/>
+        </w:rPr>
+        <w:t>MicroMasters, Predictive Analytics using Python, University of Edinburgh: 2021–2022</w:t>
+      </w:r>
+    </w:p>
+    <w:p>
+      <w:pPr>
+        <w:pStyle w:val="ListParagraph"/>
+        <w:numPr>
+          <w:ilvl w:val="0"/>
+          <w:numId w:val="1"/>
+        </w:numPr>
+        <w:spacing w:after="45"/>
+      </w:pPr>
+      <w:r>
+        <w:rPr>
+          <w:rFonts w:ascii="Calibri" w:eastAsia="Calibri" w:hAnsi="Calibri" w:cs="Calibri"/>
+          <w:color w:val="1A1A1A"/>
+          <w:sz w:val="21"/>
+          <w:szCs w:val="21"/>
+        </w:rPr>
+        <w:t>BSc (Hons) Logistics and Operations Management, Aston University: 2:1, 2017–2019</w:t>
+      </w:r>
+    </w:p>
+    <w:p>
+      <w:pPr>
+        <w:pStyle w:val="ListParagraph"/>
+        <w:numPr>
+          <w:ilvl w:val="0"/>
+          <w:numId w:val="1"/>
+        </w:numPr>
+        <w:spacing w:after="45"/>
+      </w:pPr>
+      <w:r>
+        <w:rPr>
+          <w:rFonts w:ascii="Calibri" w:eastAsia="Calibri" w:hAnsi="Calibri" w:cs="Calibri"/>
+          <w:color w:val="1A1A1A"/>
+          <w:sz w:val="21"/>
+          <w:szCs w:val="21"/>
+        </w:rPr>
+        <w:t>FdSc Logistics Management, University of Lincoln: 2016–2018</w:t>
       </w:r>
     </w:p>
     <w:p>
@@ -881,7 +938,7 @@
         <w:pBdr>
           <w:bottom w:val="single" w:sz="4" w:space="4" w:color="1F3864"/>
         </w:pBdr>
-        <w:spacing w:before="260" w:after="100"/>
+        <w:spacing w:before="220" w:after="90"/>
       </w:pPr>
       <w:r>
         <w:rPr>
@@ -902,7 +959,7 @@
           <w:ilvl w:val="0"/>
           <w:numId w:val="1"/>
         </w:numPr>
-        <w:spacing w:after="60"/>
+        <w:spacing w:after="45"/>
       </w:pPr>
       <w:r>
         <w:rPr>
@@ -921,7 +978,7 @@
           <w:ilvl w:val="0"/>
           <w:numId w:val="1"/>
         </w:numPr>
-        <w:spacing w:after="60"/>
+        <w:spacing w:after="45"/>
       </w:pPr>
       <w:r>
         <w:rPr>
@@ -940,7 +997,7 @@
           <w:ilvl w:val="0"/>
           <w:numId w:val="1"/>
         </w:numPr>
-        <w:spacing w:after="60"/>
+        <w:spacing w:after="45"/>
       </w:pPr>
       <w:r>
         <w:rPr>
@@ -959,7 +1016,7 @@
           <w:ilvl w:val="0"/>
           <w:numId w:val="1"/>
         </w:numPr>
-        <w:spacing w:after="60"/>
+        <w:spacing w:after="45"/>
       </w:pPr>
       <w:r>
         <w:rPr>
@@ -1002,7 +1059,7 @@
         <w:pBdr>
           <w:bottom w:val="single" w:sz="4" w:space="4" w:color="1F3864"/>
         </w:pBdr>
-        <w:spacing w:before="260" w:after="100"/>
+        <w:spacing w:before="220" w:after="90"/>
       </w:pPr>
       <w:r>
         <w:rPr>
@@ -1023,7 +1080,7 @@
           <w:ilvl w:val="0"/>
           <w:numId w:val="1"/>
         </w:numPr>
-        <w:spacing w:after="60"/>
+        <w:spacing w:after="45"/>
       </w:pPr>
       <w:r>
         <w:rPr>
@@ -1042,7 +1099,7 @@
           <w:ilvl w:val="0"/>
           <w:numId w:val="1"/>
         </w:numPr>
-        <w:spacing w:after="60"/>
+        <w:spacing w:after="45"/>
       </w:pPr>
       <w:r>
         <w:rPr>
@@ -1061,7 +1118,7 @@
           <w:ilvl w:val="0"/>
           <w:numId w:val="1"/>
         </w:numPr>
-        <w:spacing w:after="60"/>
+        <w:spacing w:after="45"/>
       </w:pPr>
       <w:r>
         <w:rPr>
@@ -1078,7 +1135,7 @@
         <w:pBdr>
           <w:top w:val="single" w:sz="4" w:space="6" w:color="CCCCCC"/>
         </w:pBdr>
-        <w:spacing w:before="220" w:after="60"/>
+        <w:spacing w:before="160" w:after="50"/>
       </w:pPr>
       <w:r>
         <w:rPr>
@@ -1123,7 +1180,7 @@
     </w:p>
     <w:sectPr>
       <w:pgSz w:w="11906" w:h="16838"/>
-      <w:pgMar w:top="620" w:right="620" w:bottom="620" w:left="620" w:header="708" w:footer="708" w:gutter="0"/>
+      <w:pgMar w:top="420" w:right="580" w:bottom="420" w:left="580" w:header="708" w:footer="708" w:gutter="0"/>
       <w:cols w:space="720"/>
       <w:docGrid w:linePitch="360"/>
     </w:sectPr>
@@ -1134,10 +1191,10 @@
 <file path=word/numbering.xml><?xml version="1.0" encoding="utf-8"?>
 <w:numbering xmlns:wpc="http://schemas.microsoft.com/office/word/2010/wordprocessingCanvas" xmlns:cx="http://schemas.microsoft.com/office/drawing/2014/chartex" xmlns:cx1="http://schemas.microsoft.com/office/drawing/2015/9/8/chartex" xmlns:cx2="http://schemas.microsoft.com/office/drawing/2015/10/21/chartex" xmlns:cx3="http://schemas.microsoft.com/office/drawing/2016/5/9/chartex" xmlns:cx4="http://schemas.microsoft.com/office/drawing/2016/5/10/chartex" xmlns:cx5="http://schemas.microsoft.com/office/drawing/2016/5/11/chartex" xmlns:cx6="http://schemas.microsoft.com/office/drawing/2016/5/12/chartex" xmlns:cx7="http://schemas.microsoft.com/office/drawing/2016/5/13/chartex" xmlns:cx8="http://schemas.microsoft.com/office/drawing/2016/5/14/chartex" xmlns:mc="http://schemas.openxmlformats.org/markup-compatibility/2006" xmlns:aink="http://schemas.microsoft.com/office/drawing/2016/ink" xmlns:am3d="http://schemas.microsoft.com/office/drawing/2017/model3d" xmlns:o="urn:schemas-microsoft-com:office:office" xmlns:oel="http://schemas.microsoft.com/office/2019/extlst" xmlns:r="http://schemas.openxmlformats.org/officeDocument/2006/relationships" xmlns:m="http://schemas.openxmlformats.org/officeDocument/2006/math" xmlns:v="urn:schemas-microsoft-com:vml" xmlns:wp14="http://schemas.microsoft.com/office/word/2010/wordprocessingDrawing" xmlns:wp="http://schemas.openxmlformats.org/drawingml/2006/wordprocessingDrawing" xmlns:w10="urn:schemas-microsoft-com:office:word" xmlns:w="http://schemas.openxmlformats.org/wordprocessingml/2006/main" xmlns:w14="http://schemas.microsoft.com/office/word/2010/wordml" xmlns:w15="http://schemas.microsoft.com/office/word/2012/wordml" xmlns:w16cex="http://schemas.microsoft.com/office/word/2018/wordml/cex" xmlns:w16cid="http://schemas.microsoft.com/office/word/2016/wordml/cid" xmlns:w16="http://schemas.microsoft.com/office/word/2018/wordml" xmlns:w16du="http://schemas.microsoft.com/office/word/2023/wordml/word16du" xmlns:w16sdtdh="http://schemas.microsoft.com/office/word/2020/wordml/sdtdatahash" xmlns:w16sdtfl="http://schemas.microsoft.com/office/word/2024/wordml/sdtformatlock" xmlns:w16se="http://schemas.microsoft.com/office/word/2015/wordml/symex" xmlns:wpg="http://schemas.microsoft.com/office/word/2010/wordprocessingGroup" xmlns:wpi="http://schemas.microsoft.com/office/word/2010/wordprocessingInk" xmlns:wne="http://schemas.microsoft.com/office/word/2006/wordml" xmlns:wps="http://schemas.microsoft.com/office/word/2010/wordprocessingShape" mc:Ignorable="w14 w15 w16se w16cid w16 w16cex w16sdtdh w16sdtfl w16du wp14">
   <w:abstractNum w:abstractNumId="0" w15:restartNumberingAfterBreak="0">
-    <w:nsid w:val="1F6A52E5"/>
+    <w:nsid w:val="33D956AE"/>
     <w:multiLevelType w:val="hybridMultilevel"/>
-    <w:tmpl w:val="41F6EF72"/>
-    <w:lvl w:ilvl="0" w:tplc="8B68A440">
+    <w:tmpl w:val="C282ACC8"/>
+    <w:lvl w:ilvl="0" w:tplc="12E8B670">
       <w:start w:val="1"/>
       <w:numFmt w:val="bullet"/>
       <w:lvlText w:val="●"/>
@@ -1146,7 +1203,7 @@
         <w:ind w:left="720" w:hanging="360"/>
       </w:pPr>
     </w:lvl>
-    <w:lvl w:ilvl="1" w:tplc="D89EBCE2">
+    <w:lvl w:ilvl="1" w:tplc="8F567C46">
       <w:start w:val="1"/>
       <w:numFmt w:val="bullet"/>
       <w:lvlText w:val="○"/>
@@ -1155,7 +1212,7 @@
         <w:ind w:left="1440" w:hanging="360"/>
       </w:pPr>
     </w:lvl>
-    <w:lvl w:ilvl="2" w:tplc="AD1EE27A">
+    <w:lvl w:ilvl="2" w:tplc="E9D88288">
       <w:start w:val="1"/>
       <w:numFmt w:val="bullet"/>
       <w:lvlText w:val="■"/>
@@ -1164,7 +1221,7 @@
         <w:ind w:left="2160" w:hanging="360"/>
       </w:pPr>
     </w:lvl>
-    <w:lvl w:ilvl="3" w:tplc="0E74DFBE">
+    <w:lvl w:ilvl="3" w:tplc="0994DB34">
       <w:start w:val="1"/>
       <w:numFmt w:val="bullet"/>
       <w:lvlText w:val="●"/>
@@ -1173,7 +1230,7 @@
         <w:ind w:left="2880" w:hanging="360"/>
       </w:pPr>
     </w:lvl>
-    <w:lvl w:ilvl="4" w:tplc="0B4CA818">
+    <w:lvl w:ilvl="4" w:tplc="03FE86D6">
       <w:start w:val="1"/>
       <w:numFmt w:val="bullet"/>
       <w:lvlText w:val="○"/>
@@ -1182,7 +1239,7 @@
         <w:ind w:left="3600" w:hanging="360"/>
       </w:pPr>
     </w:lvl>
-    <w:lvl w:ilvl="5" w:tplc="1A78D232">
+    <w:lvl w:ilvl="5" w:tplc="5D8EA0A4">
       <w:start w:val="1"/>
       <w:numFmt w:val="bullet"/>
       <w:lvlText w:val="■"/>
@@ -1191,7 +1248,7 @@
         <w:ind w:left="4320" w:hanging="360"/>
       </w:pPr>
     </w:lvl>
-    <w:lvl w:ilvl="6" w:tplc="8838598C">
+    <w:lvl w:ilvl="6" w:tplc="5A2A878A">
       <w:start w:val="1"/>
       <w:numFmt w:val="bullet"/>
       <w:lvlText w:val="●"/>
@@ -1200,7 +1257,7 @@
         <w:ind w:left="5040" w:hanging="360"/>
       </w:pPr>
     </w:lvl>
-    <w:lvl w:ilvl="7" w:tplc="A4E20B94">
+    <w:lvl w:ilvl="7" w:tplc="42BEF694">
       <w:start w:val="1"/>
       <w:numFmt w:val="bullet"/>
       <w:lvlText w:val="●"/>
@@ -1209,7 +1266,7 @@
         <w:ind w:left="5760" w:hanging="360"/>
       </w:pPr>
     </w:lvl>
-    <w:lvl w:ilvl="8" w:tplc="B0902A00">
+    <w:lvl w:ilvl="8" w:tplc="44C81E3C">
       <w:start w:val="1"/>
       <w:numFmt w:val="bullet"/>
       <w:lvlText w:val="●"/>
@@ -1219,7 +1276,7 @@
       </w:pPr>
     </w:lvl>
   </w:abstractNum>
-  <w:num w:numId="1" w16cid:durableId="1000892050">
+  <w:num w:numId="1" w16cid:durableId="1320616828">
     <w:abstractNumId w:val="0"/>
     <w:lvlOverride w:ilvl="0">
       <w:startOverride w:val="1"/>

--- a/Kelroy-James-CV.docx
+++ b/Kelroy-James-CV.docx
@@ -1127,7 +1127,7 @@
           <w:sz w:val="21"/>
           <w:szCs w:val="21"/>
         </w:rPr>
-        <w:t>Herbert Lott Naval Trust Fund Efficiency Award: 2019, process improvement and operational excellence</w:t>
+        <w:t>Herbert Lott Efficiency Award: 2019, Fleet Stores Coordination Cell team award, Fleet Operations (Northwood)</w:t>
       </w:r>
     </w:p>
     <w:p>
@@ -1191,10 +1191,10 @@
 <file path=word/numbering.xml><?xml version="1.0" encoding="utf-8"?>
 <w:numbering xmlns:wpc="http://schemas.microsoft.com/office/word/2010/wordprocessingCanvas" xmlns:cx="http://schemas.microsoft.com/office/drawing/2014/chartex" xmlns:cx1="http://schemas.microsoft.com/office/drawing/2015/9/8/chartex" xmlns:cx2="http://schemas.microsoft.com/office/drawing/2015/10/21/chartex" xmlns:cx3="http://schemas.microsoft.com/office/drawing/2016/5/9/chartex" xmlns:cx4="http://schemas.microsoft.com/office/drawing/2016/5/10/chartex" xmlns:cx5="http://schemas.microsoft.com/office/drawing/2016/5/11/chartex" xmlns:cx6="http://schemas.microsoft.com/office/drawing/2016/5/12/chartex" xmlns:cx7="http://schemas.microsoft.com/office/drawing/2016/5/13/chartex" xmlns:cx8="http://schemas.microsoft.com/office/drawing/2016/5/14/chartex" xmlns:mc="http://schemas.openxmlformats.org/markup-compatibility/2006" xmlns:aink="http://schemas.microsoft.com/office/drawing/2016/ink" xmlns:am3d="http://schemas.microsoft.com/office/drawing/2017/model3d" xmlns:o="urn:schemas-microsoft-com:office:office" xmlns:oel="http://schemas.microsoft.com/office/2019/extlst" xmlns:r="http://schemas.openxmlformats.org/officeDocument/2006/relationships" xmlns:m="http://schemas.openxmlformats.org/officeDocument/2006/math" xmlns:v="urn:schemas-microsoft-com:vml" xmlns:wp14="http://schemas.microsoft.com/office/word/2010/wordprocessingDrawing" xmlns:wp="http://schemas.openxmlformats.org/drawingml/2006/wordprocessingDrawing" xmlns:w10="urn:schemas-microsoft-com:office:word" xmlns:w="http://schemas.openxmlformats.org/wordprocessingml/2006/main" xmlns:w14="http://schemas.microsoft.com/office/word/2010/wordml" xmlns:w15="http://schemas.microsoft.com/office/word/2012/wordml" xmlns:w16cex="http://schemas.microsoft.com/office/word/2018/wordml/cex" xmlns:w16cid="http://schemas.microsoft.com/office/word/2016/wordml/cid" xmlns:w16="http://schemas.microsoft.com/office/word/2018/wordml" xmlns:w16du="http://schemas.microsoft.com/office/word/2023/wordml/word16du" xmlns:w16sdtdh="http://schemas.microsoft.com/office/word/2020/wordml/sdtdatahash" xmlns:w16sdtfl="http://schemas.microsoft.com/office/word/2024/wordml/sdtformatlock" xmlns:w16se="http://schemas.microsoft.com/office/word/2015/wordml/symex" xmlns:wpg="http://schemas.microsoft.com/office/word/2010/wordprocessingGroup" xmlns:wpi="http://schemas.microsoft.com/office/word/2010/wordprocessingInk" xmlns:wne="http://schemas.microsoft.com/office/word/2006/wordml" xmlns:wps="http://schemas.microsoft.com/office/word/2010/wordprocessingShape" mc:Ignorable="w14 w15 w16se w16cid w16 w16cex w16sdtdh w16sdtfl w16du wp14">
   <w:abstractNum w:abstractNumId="0" w15:restartNumberingAfterBreak="0">
-    <w:nsid w:val="33D956AE"/>
+    <w:nsid w:val="4AB41D3E"/>
     <w:multiLevelType w:val="hybridMultilevel"/>
-    <w:tmpl w:val="C282ACC8"/>
-    <w:lvl w:ilvl="0" w:tplc="12E8B670">
+    <w:tmpl w:val="4A563DF0"/>
+    <w:lvl w:ilvl="0" w:tplc="AAA2AEAC">
       <w:start w:val="1"/>
       <w:numFmt w:val="bullet"/>
       <w:lvlText w:val="●"/>
@@ -1203,7 +1203,7 @@
         <w:ind w:left="720" w:hanging="360"/>
       </w:pPr>
     </w:lvl>
-    <w:lvl w:ilvl="1" w:tplc="8F567C46">
+    <w:lvl w:ilvl="1" w:tplc="A5FAF6D4">
       <w:start w:val="1"/>
       <w:numFmt w:val="bullet"/>
       <w:lvlText w:val="○"/>
@@ -1212,7 +1212,7 @@
         <w:ind w:left="1440" w:hanging="360"/>
       </w:pPr>
     </w:lvl>
-    <w:lvl w:ilvl="2" w:tplc="E9D88288">
+    <w:lvl w:ilvl="2" w:tplc="D89C8526">
       <w:start w:val="1"/>
       <w:numFmt w:val="bullet"/>
       <w:lvlText w:val="■"/>
@@ -1221,7 +1221,7 @@
         <w:ind w:left="2160" w:hanging="360"/>
       </w:pPr>
     </w:lvl>
-    <w:lvl w:ilvl="3" w:tplc="0994DB34">
+    <w:lvl w:ilvl="3" w:tplc="93A00D78">
       <w:start w:val="1"/>
       <w:numFmt w:val="bullet"/>
       <w:lvlText w:val="●"/>
@@ -1230,7 +1230,7 @@
         <w:ind w:left="2880" w:hanging="360"/>
       </w:pPr>
     </w:lvl>
-    <w:lvl w:ilvl="4" w:tplc="03FE86D6">
+    <w:lvl w:ilvl="4" w:tplc="0CDC9F84">
       <w:start w:val="1"/>
       <w:numFmt w:val="bullet"/>
       <w:lvlText w:val="○"/>
@@ -1239,7 +1239,7 @@
         <w:ind w:left="3600" w:hanging="360"/>
       </w:pPr>
     </w:lvl>
-    <w:lvl w:ilvl="5" w:tplc="5D8EA0A4">
+    <w:lvl w:ilvl="5" w:tplc="02688A12">
       <w:start w:val="1"/>
       <w:numFmt w:val="bullet"/>
       <w:lvlText w:val="■"/>
@@ -1248,7 +1248,7 @@
         <w:ind w:left="4320" w:hanging="360"/>
       </w:pPr>
     </w:lvl>
-    <w:lvl w:ilvl="6" w:tplc="5A2A878A">
+    <w:lvl w:ilvl="6" w:tplc="49606652">
       <w:start w:val="1"/>
       <w:numFmt w:val="bullet"/>
       <w:lvlText w:val="●"/>
@@ -1257,7 +1257,7 @@
         <w:ind w:left="5040" w:hanging="360"/>
       </w:pPr>
     </w:lvl>
-    <w:lvl w:ilvl="7" w:tplc="42BEF694">
+    <w:lvl w:ilvl="7" w:tplc="F0AED35C">
       <w:start w:val="1"/>
       <w:numFmt w:val="bullet"/>
       <w:lvlText w:val="●"/>
@@ -1266,7 +1266,7 @@
         <w:ind w:left="5760" w:hanging="360"/>
       </w:pPr>
     </w:lvl>
-    <w:lvl w:ilvl="8" w:tplc="44C81E3C">
+    <w:lvl w:ilvl="8" w:tplc="19B46704">
       <w:start w:val="1"/>
       <w:numFmt w:val="bullet"/>
       <w:lvlText w:val="●"/>
@@ -1276,7 +1276,7 @@
       </w:pPr>
     </w:lvl>
   </w:abstractNum>
-  <w:num w:numId="1" w16cid:durableId="1320616828">
+  <w:num w:numId="1" w16cid:durableId="963197520">
     <w:abstractNumId w:val="0"/>
     <w:lvlOverride w:ilvl="0">
       <w:startOverride w:val="1"/>

--- a/Kelroy-James-CV.docx
+++ b/Kelroy-James-CV.docx
@@ -1108,7 +1108,7 @@
           <w:sz w:val="21"/>
           <w:szCs w:val="21"/>
         </w:rPr>
-        <w:t>Chief Naval Logistics Officer's Award: 2018, Coaching, Mentoring &amp; Training</w:t>
+        <w:t>Chief Naval Logistics Officer's Award, Supply Chain Branch: 2018, for dangerous goods training delivery to EOD personnel, SOP authorship and mentoring ahead of RN Qualifying Courses</w:t>
       </w:r>
     </w:p>
     <w:p>
@@ -1191,10 +1191,10 @@
 <file path=word/numbering.xml><?xml version="1.0" encoding="utf-8"?>
 <w:numbering xmlns:wpc="http://schemas.microsoft.com/office/word/2010/wordprocessingCanvas" xmlns:cx="http://schemas.microsoft.com/office/drawing/2014/chartex" xmlns:cx1="http://schemas.microsoft.com/office/drawing/2015/9/8/chartex" xmlns:cx2="http://schemas.microsoft.com/office/drawing/2015/10/21/chartex" xmlns:cx3="http://schemas.microsoft.com/office/drawing/2016/5/9/chartex" xmlns:cx4="http://schemas.microsoft.com/office/drawing/2016/5/10/chartex" xmlns:cx5="http://schemas.microsoft.com/office/drawing/2016/5/11/chartex" xmlns:cx6="http://schemas.microsoft.com/office/drawing/2016/5/12/chartex" xmlns:cx7="http://schemas.microsoft.com/office/drawing/2016/5/13/chartex" xmlns:cx8="http://schemas.microsoft.com/office/drawing/2016/5/14/chartex" xmlns:mc="http://schemas.openxmlformats.org/markup-compatibility/2006" xmlns:aink="http://schemas.microsoft.com/office/drawing/2016/ink" xmlns:am3d="http://schemas.microsoft.com/office/drawing/2017/model3d" xmlns:o="urn:schemas-microsoft-com:office:office" xmlns:oel="http://schemas.microsoft.com/office/2019/extlst" xmlns:r="http://schemas.openxmlformats.org/officeDocument/2006/relationships" xmlns:m="http://schemas.openxmlformats.org/officeDocument/2006/math" xmlns:v="urn:schemas-microsoft-com:vml" xmlns:wp14="http://schemas.microsoft.com/office/word/2010/wordprocessingDrawing" xmlns:wp="http://schemas.openxmlformats.org/drawingml/2006/wordprocessingDrawing" xmlns:w10="urn:schemas-microsoft-com:office:word" xmlns:w="http://schemas.openxmlformats.org/wordprocessingml/2006/main" xmlns:w14="http://schemas.microsoft.com/office/word/2010/wordml" xmlns:w15="http://schemas.microsoft.com/office/word/2012/wordml" xmlns:w16cex="http://schemas.microsoft.com/office/word/2018/wordml/cex" xmlns:w16cid="http://schemas.microsoft.com/office/word/2016/wordml/cid" xmlns:w16="http://schemas.microsoft.com/office/word/2018/wordml" xmlns:w16du="http://schemas.microsoft.com/office/word/2023/wordml/word16du" xmlns:w16sdtdh="http://schemas.microsoft.com/office/word/2020/wordml/sdtdatahash" xmlns:w16sdtfl="http://schemas.microsoft.com/office/word/2024/wordml/sdtformatlock" xmlns:w16se="http://schemas.microsoft.com/office/word/2015/wordml/symex" xmlns:wpg="http://schemas.microsoft.com/office/word/2010/wordprocessingGroup" xmlns:wpi="http://schemas.microsoft.com/office/word/2010/wordprocessingInk" xmlns:wne="http://schemas.microsoft.com/office/word/2006/wordml" xmlns:wps="http://schemas.microsoft.com/office/word/2010/wordprocessingShape" mc:Ignorable="w14 w15 w16se w16cid w16 w16cex w16sdtdh w16sdtfl w16du wp14">
   <w:abstractNum w:abstractNumId="0" w15:restartNumberingAfterBreak="0">
-    <w:nsid w:val="4AB41D3E"/>
+    <w:nsid w:val="733B65B7"/>
     <w:multiLevelType w:val="hybridMultilevel"/>
-    <w:tmpl w:val="4A563DF0"/>
-    <w:lvl w:ilvl="0" w:tplc="AAA2AEAC">
+    <w:tmpl w:val="794841B2"/>
+    <w:lvl w:ilvl="0" w:tplc="BA7A7C1E">
       <w:start w:val="1"/>
       <w:numFmt w:val="bullet"/>
       <w:lvlText w:val="●"/>
@@ -1203,7 +1203,7 @@
         <w:ind w:left="720" w:hanging="360"/>
       </w:pPr>
     </w:lvl>
-    <w:lvl w:ilvl="1" w:tplc="A5FAF6D4">
+    <w:lvl w:ilvl="1" w:tplc="1DDA9E5A">
       <w:start w:val="1"/>
       <w:numFmt w:val="bullet"/>
       <w:lvlText w:val="○"/>
@@ -1212,7 +1212,7 @@
         <w:ind w:left="1440" w:hanging="360"/>
       </w:pPr>
     </w:lvl>
-    <w:lvl w:ilvl="2" w:tplc="D89C8526">
+    <w:lvl w:ilvl="2" w:tplc="947E3D90">
       <w:start w:val="1"/>
       <w:numFmt w:val="bullet"/>
       <w:lvlText w:val="■"/>
@@ -1221,7 +1221,7 @@
         <w:ind w:left="2160" w:hanging="360"/>
       </w:pPr>
     </w:lvl>
-    <w:lvl w:ilvl="3" w:tplc="93A00D78">
+    <w:lvl w:ilvl="3" w:tplc="484CDD2A">
       <w:start w:val="1"/>
       <w:numFmt w:val="bullet"/>
       <w:lvlText w:val="●"/>
@@ -1230,7 +1230,7 @@
         <w:ind w:left="2880" w:hanging="360"/>
       </w:pPr>
     </w:lvl>
-    <w:lvl w:ilvl="4" w:tplc="0CDC9F84">
+    <w:lvl w:ilvl="4" w:tplc="24F8A820">
       <w:start w:val="1"/>
       <w:numFmt w:val="bullet"/>
       <w:lvlText w:val="○"/>
@@ -1239,7 +1239,7 @@
         <w:ind w:left="3600" w:hanging="360"/>
       </w:pPr>
     </w:lvl>
-    <w:lvl w:ilvl="5" w:tplc="02688A12">
+    <w:lvl w:ilvl="5" w:tplc="67C68AE2">
       <w:start w:val="1"/>
       <w:numFmt w:val="bullet"/>
       <w:lvlText w:val="■"/>
@@ -1248,7 +1248,7 @@
         <w:ind w:left="4320" w:hanging="360"/>
       </w:pPr>
     </w:lvl>
-    <w:lvl w:ilvl="6" w:tplc="49606652">
+    <w:lvl w:ilvl="6" w:tplc="9B105578">
       <w:start w:val="1"/>
       <w:numFmt w:val="bullet"/>
       <w:lvlText w:val="●"/>
@@ -1257,7 +1257,7 @@
         <w:ind w:left="5040" w:hanging="360"/>
       </w:pPr>
     </w:lvl>
-    <w:lvl w:ilvl="7" w:tplc="F0AED35C">
+    <w:lvl w:ilvl="7" w:tplc="5EBEFF76">
       <w:start w:val="1"/>
       <w:numFmt w:val="bullet"/>
       <w:lvlText w:val="●"/>
@@ -1266,7 +1266,7 @@
         <w:ind w:left="5760" w:hanging="360"/>
       </w:pPr>
     </w:lvl>
-    <w:lvl w:ilvl="8" w:tplc="19B46704">
+    <w:lvl w:ilvl="8" w:tplc="1D56BBF8">
       <w:start w:val="1"/>
       <w:numFmt w:val="bullet"/>
       <w:lvlText w:val="●"/>
@@ -1276,7 +1276,7 @@
       </w:pPr>
     </w:lvl>
   </w:abstractNum>
-  <w:num w:numId="1" w16cid:durableId="963197520">
+  <w:num w:numId="1" w16cid:durableId="2142186312">
     <w:abstractNumId w:val="0"/>
     <w:lvlOverride w:ilvl="0">
       <w:startOverride w:val="1"/>

--- a/Kelroy-James-CV.docx
+++ b/Kelroy-James-CV.docx
@@ -230,7 +230,7 @@
           <w:sz w:val="21"/>
           <w:szCs w:val="21"/>
         </w:rPr>
-        <w:t>Designed requirements with the project manager and stakeholders, then built the STOROB inventory application in Palantir Foundry with BAE Systems and DE&amp;S, scoped for fleet-wide rollout</w:t>
+        <w:t>Designed requirements with the project manager and stakeholders, then directed the build of the STOROB inventory application in Palantir Foundry through iterative testing with BAE Systems and DE&amp;S, scoped for fleet-wide rollout</w:t>
       </w:r>
     </w:p>
     <w:p>
@@ -1191,10 +1191,10 @@
 <file path=word/numbering.xml><?xml version="1.0" encoding="utf-8"?>
 <w:numbering xmlns:wpc="http://schemas.microsoft.com/office/word/2010/wordprocessingCanvas" xmlns:cx="http://schemas.microsoft.com/office/drawing/2014/chartex" xmlns:cx1="http://schemas.microsoft.com/office/drawing/2015/9/8/chartex" xmlns:cx2="http://schemas.microsoft.com/office/drawing/2015/10/21/chartex" xmlns:cx3="http://schemas.microsoft.com/office/drawing/2016/5/9/chartex" xmlns:cx4="http://schemas.microsoft.com/office/drawing/2016/5/10/chartex" xmlns:cx5="http://schemas.microsoft.com/office/drawing/2016/5/11/chartex" xmlns:cx6="http://schemas.microsoft.com/office/drawing/2016/5/12/chartex" xmlns:cx7="http://schemas.microsoft.com/office/drawing/2016/5/13/chartex" xmlns:cx8="http://schemas.microsoft.com/office/drawing/2016/5/14/chartex" xmlns:mc="http://schemas.openxmlformats.org/markup-compatibility/2006" xmlns:aink="http://schemas.microsoft.com/office/drawing/2016/ink" xmlns:am3d="http://schemas.microsoft.com/office/drawing/2017/model3d" xmlns:o="urn:schemas-microsoft-com:office:office" xmlns:oel="http://schemas.microsoft.com/office/2019/extlst" xmlns:r="http://schemas.openxmlformats.org/officeDocument/2006/relationships" xmlns:m="http://schemas.openxmlformats.org/officeDocument/2006/math" xmlns:v="urn:schemas-microsoft-com:vml" xmlns:wp14="http://schemas.microsoft.com/office/word/2010/wordprocessingDrawing" xmlns:wp="http://schemas.openxmlformats.org/drawingml/2006/wordprocessingDrawing" xmlns:w10="urn:schemas-microsoft-com:office:word" xmlns:w="http://schemas.openxmlformats.org/wordprocessingml/2006/main" xmlns:w14="http://schemas.microsoft.com/office/word/2010/wordml" xmlns:w15="http://schemas.microsoft.com/office/word/2012/wordml" xmlns:w16cex="http://schemas.microsoft.com/office/word/2018/wordml/cex" xmlns:w16cid="http://schemas.microsoft.com/office/word/2016/wordml/cid" xmlns:w16="http://schemas.microsoft.com/office/word/2018/wordml" xmlns:w16du="http://schemas.microsoft.com/office/word/2023/wordml/word16du" xmlns:w16sdtdh="http://schemas.microsoft.com/office/word/2020/wordml/sdtdatahash" xmlns:w16sdtfl="http://schemas.microsoft.com/office/word/2024/wordml/sdtformatlock" xmlns:w16se="http://schemas.microsoft.com/office/word/2015/wordml/symex" xmlns:wpg="http://schemas.microsoft.com/office/word/2010/wordprocessingGroup" xmlns:wpi="http://schemas.microsoft.com/office/word/2010/wordprocessingInk" xmlns:wne="http://schemas.microsoft.com/office/word/2006/wordml" xmlns:wps="http://schemas.microsoft.com/office/word/2010/wordprocessingShape" mc:Ignorable="w14 w15 w16se w16cid w16 w16cex w16sdtdh w16sdtfl w16du wp14">
   <w:abstractNum w:abstractNumId="0" w15:restartNumberingAfterBreak="0">
-    <w:nsid w:val="733B65B7"/>
+    <w:nsid w:val="634472D0"/>
     <w:multiLevelType w:val="hybridMultilevel"/>
-    <w:tmpl w:val="794841B2"/>
-    <w:lvl w:ilvl="0" w:tplc="BA7A7C1E">
+    <w:tmpl w:val="3438A9B4"/>
+    <w:lvl w:ilvl="0" w:tplc="DBC0EE7A">
       <w:start w:val="1"/>
       <w:numFmt w:val="bullet"/>
       <w:lvlText w:val="●"/>
@@ -1203,7 +1203,7 @@
         <w:ind w:left="720" w:hanging="360"/>
       </w:pPr>
     </w:lvl>
-    <w:lvl w:ilvl="1" w:tplc="1DDA9E5A">
+    <w:lvl w:ilvl="1" w:tplc="7FEAD9EC">
       <w:start w:val="1"/>
       <w:numFmt w:val="bullet"/>
       <w:lvlText w:val="○"/>
@@ -1212,7 +1212,7 @@
         <w:ind w:left="1440" w:hanging="360"/>
       </w:pPr>
     </w:lvl>
-    <w:lvl w:ilvl="2" w:tplc="947E3D90">
+    <w:lvl w:ilvl="2" w:tplc="D82EEC08">
       <w:start w:val="1"/>
       <w:numFmt w:val="bullet"/>
       <w:lvlText w:val="■"/>
@@ -1221,7 +1221,7 @@
         <w:ind w:left="2160" w:hanging="360"/>
       </w:pPr>
     </w:lvl>
-    <w:lvl w:ilvl="3" w:tplc="484CDD2A">
+    <w:lvl w:ilvl="3" w:tplc="B2A051F6">
       <w:start w:val="1"/>
       <w:numFmt w:val="bullet"/>
       <w:lvlText w:val="●"/>
@@ -1230,7 +1230,7 @@
         <w:ind w:left="2880" w:hanging="360"/>
       </w:pPr>
     </w:lvl>
-    <w:lvl w:ilvl="4" w:tplc="24F8A820">
+    <w:lvl w:ilvl="4" w:tplc="E46240CC">
       <w:start w:val="1"/>
       <w:numFmt w:val="bullet"/>
       <w:lvlText w:val="○"/>
@@ -1239,7 +1239,7 @@
         <w:ind w:left="3600" w:hanging="360"/>
       </w:pPr>
     </w:lvl>
-    <w:lvl w:ilvl="5" w:tplc="67C68AE2">
+    <w:lvl w:ilvl="5" w:tplc="2A544322">
       <w:start w:val="1"/>
       <w:numFmt w:val="bullet"/>
       <w:lvlText w:val="■"/>
@@ -1248,7 +1248,7 @@
         <w:ind w:left="4320" w:hanging="360"/>
       </w:pPr>
     </w:lvl>
-    <w:lvl w:ilvl="6" w:tplc="9B105578">
+    <w:lvl w:ilvl="6" w:tplc="061CA38A">
       <w:start w:val="1"/>
       <w:numFmt w:val="bullet"/>
       <w:lvlText w:val="●"/>
@@ -1257,7 +1257,7 @@
         <w:ind w:left="5040" w:hanging="360"/>
       </w:pPr>
     </w:lvl>
-    <w:lvl w:ilvl="7" w:tplc="5EBEFF76">
+    <w:lvl w:ilvl="7" w:tplc="7EFC1FD6">
       <w:start w:val="1"/>
       <w:numFmt w:val="bullet"/>
       <w:lvlText w:val="●"/>
@@ -1266,7 +1266,7 @@
         <w:ind w:left="5760" w:hanging="360"/>
       </w:pPr>
     </w:lvl>
-    <w:lvl w:ilvl="8" w:tplc="1D56BBF8">
+    <w:lvl w:ilvl="8" w:tplc="C6BC8EA0">
       <w:start w:val="1"/>
       <w:numFmt w:val="bullet"/>
       <w:lvlText w:val="●"/>
@@ -1276,7 +1276,7 @@
       </w:pPr>
     </w:lvl>
   </w:abstractNum>
-  <w:num w:numId="1" w16cid:durableId="2142186312">
+  <w:num w:numId="1" w16cid:durableId="585843207">
     <w:abstractNumId w:val="0"/>
     <w:lvlOverride w:ilvl="0">
       <w:startOverride w:val="1"/>

--- a/Kelroy-James-CV.docx
+++ b/Kelroy-James-CV.docx
@@ -249,7 +249,7 @@
           <w:sz w:val="21"/>
           <w:szCs w:val="21"/>
         </w:rPr>
-        <w:t>Ranked in the top 3 of 79 peer senior rates across Surface Flotilla HQ, assessed against the whole peer group rather than a single trade; reduced financial liability by 80% through asset verification and documentation remediation</w:t>
+        <w:t>In a separate asset verification and documentation remediation initiative on the same account, reduced financial liability by 80%; ranked in the top 3 of 79 peer senior rates across Surface Flotilla HQ, assessed against the whole peer group rather than a single trade</w:t>
       </w:r>
     </w:p>
     <w:p>
@@ -548,6 +548,7 @@
           <w:iCs/>
           <w:color w:val="555555"/>
         </w:rPr>
+        <w:lastRenderedPageBreak/>
         <w:t>Royal Navy, Fleet Operations (Maritime Operations Centre) | Jul 2018 – Mar 2020</w:t>
       </w:r>
     </w:p>
@@ -567,7 +568,6 @@
           <w:sz w:val="21"/>
           <w:szCs w:val="21"/>
         </w:rPr>
-        <w:lastRenderedPageBreak/>
         <w:t>Provided 24/7 watchkeeping cover for Fleet-wide operational-defect logistics, sustaining concurrent support to a carrier strike group deployment, a major Middle East exercise and a NATO High North exercise</w:t>
       </w:r>
     </w:p>
@@ -1191,10 +1191,10 @@
 <file path=word/numbering.xml><?xml version="1.0" encoding="utf-8"?>
 <w:numbering xmlns:wpc="http://schemas.microsoft.com/office/word/2010/wordprocessingCanvas" xmlns:cx="http://schemas.microsoft.com/office/drawing/2014/chartex" xmlns:cx1="http://schemas.microsoft.com/office/drawing/2015/9/8/chartex" xmlns:cx2="http://schemas.microsoft.com/office/drawing/2015/10/21/chartex" xmlns:cx3="http://schemas.microsoft.com/office/drawing/2016/5/9/chartex" xmlns:cx4="http://schemas.microsoft.com/office/drawing/2016/5/10/chartex" xmlns:cx5="http://schemas.microsoft.com/office/drawing/2016/5/11/chartex" xmlns:cx6="http://schemas.microsoft.com/office/drawing/2016/5/12/chartex" xmlns:cx7="http://schemas.microsoft.com/office/drawing/2016/5/13/chartex" xmlns:cx8="http://schemas.microsoft.com/office/drawing/2016/5/14/chartex" xmlns:mc="http://schemas.openxmlformats.org/markup-compatibility/2006" xmlns:aink="http://schemas.microsoft.com/office/drawing/2016/ink" xmlns:am3d="http://schemas.microsoft.com/office/drawing/2017/model3d" xmlns:o="urn:schemas-microsoft-com:office:office" xmlns:oel="http://schemas.microsoft.com/office/2019/extlst" xmlns:r="http://schemas.openxmlformats.org/officeDocument/2006/relationships" xmlns:m="http://schemas.openxmlformats.org/officeDocument/2006/math" xmlns:v="urn:schemas-microsoft-com:vml" xmlns:wp14="http://schemas.microsoft.com/office/word/2010/wordprocessingDrawing" xmlns:wp="http://schemas.openxmlformats.org/drawingml/2006/wordprocessingDrawing" xmlns:w10="urn:schemas-microsoft-com:office:word" xmlns:w="http://schemas.openxmlformats.org/wordprocessingml/2006/main" xmlns:w14="http://schemas.microsoft.com/office/word/2010/wordml" xmlns:w15="http://schemas.microsoft.com/office/word/2012/wordml" xmlns:w16cex="http://schemas.microsoft.com/office/word/2018/wordml/cex" xmlns:w16cid="http://schemas.microsoft.com/office/word/2016/wordml/cid" xmlns:w16="http://schemas.microsoft.com/office/word/2018/wordml" xmlns:w16du="http://schemas.microsoft.com/office/word/2023/wordml/word16du" xmlns:w16sdtdh="http://schemas.microsoft.com/office/word/2020/wordml/sdtdatahash" xmlns:w16sdtfl="http://schemas.microsoft.com/office/word/2024/wordml/sdtformatlock" xmlns:w16se="http://schemas.microsoft.com/office/word/2015/wordml/symex" xmlns:wpg="http://schemas.microsoft.com/office/word/2010/wordprocessingGroup" xmlns:wpi="http://schemas.microsoft.com/office/word/2010/wordprocessingInk" xmlns:wne="http://schemas.microsoft.com/office/word/2006/wordml" xmlns:wps="http://schemas.microsoft.com/office/word/2010/wordprocessingShape" mc:Ignorable="w14 w15 w16se w16cid w16 w16cex w16sdtdh w16sdtfl w16du wp14">
   <w:abstractNum w:abstractNumId="0" w15:restartNumberingAfterBreak="0">
-    <w:nsid w:val="634472D0"/>
+    <w:nsid w:val="6A8D7066"/>
     <w:multiLevelType w:val="hybridMultilevel"/>
-    <w:tmpl w:val="3438A9B4"/>
-    <w:lvl w:ilvl="0" w:tplc="DBC0EE7A">
+    <w:tmpl w:val="0D5CCDFC"/>
+    <w:lvl w:ilvl="0" w:tplc="C270EC88">
       <w:start w:val="1"/>
       <w:numFmt w:val="bullet"/>
       <w:lvlText w:val="●"/>
@@ -1203,7 +1203,7 @@
         <w:ind w:left="720" w:hanging="360"/>
       </w:pPr>
     </w:lvl>
-    <w:lvl w:ilvl="1" w:tplc="7FEAD9EC">
+    <w:lvl w:ilvl="1" w:tplc="A3987C7A">
       <w:start w:val="1"/>
       <w:numFmt w:val="bullet"/>
       <w:lvlText w:val="○"/>
@@ -1212,7 +1212,7 @@
         <w:ind w:left="1440" w:hanging="360"/>
       </w:pPr>
     </w:lvl>
-    <w:lvl w:ilvl="2" w:tplc="D82EEC08">
+    <w:lvl w:ilvl="2" w:tplc="E572047E">
       <w:start w:val="1"/>
       <w:numFmt w:val="bullet"/>
       <w:lvlText w:val="■"/>
@@ -1221,7 +1221,7 @@
         <w:ind w:left="2160" w:hanging="360"/>
       </w:pPr>
     </w:lvl>
-    <w:lvl w:ilvl="3" w:tplc="B2A051F6">
+    <w:lvl w:ilvl="3" w:tplc="9420FDA6">
       <w:start w:val="1"/>
       <w:numFmt w:val="bullet"/>
       <w:lvlText w:val="●"/>
@@ -1230,7 +1230,7 @@
         <w:ind w:left="2880" w:hanging="360"/>
       </w:pPr>
     </w:lvl>
-    <w:lvl w:ilvl="4" w:tplc="E46240CC">
+    <w:lvl w:ilvl="4" w:tplc="6EEE1B2E">
       <w:start w:val="1"/>
       <w:numFmt w:val="bullet"/>
       <w:lvlText w:val="○"/>
@@ -1239,7 +1239,7 @@
         <w:ind w:left="3600" w:hanging="360"/>
       </w:pPr>
     </w:lvl>
-    <w:lvl w:ilvl="5" w:tplc="2A544322">
+    <w:lvl w:ilvl="5" w:tplc="18BE71E2">
       <w:start w:val="1"/>
       <w:numFmt w:val="bullet"/>
       <w:lvlText w:val="■"/>
@@ -1248,7 +1248,7 @@
         <w:ind w:left="4320" w:hanging="360"/>
       </w:pPr>
     </w:lvl>
-    <w:lvl w:ilvl="6" w:tplc="061CA38A">
+    <w:lvl w:ilvl="6" w:tplc="697659E4">
       <w:start w:val="1"/>
       <w:numFmt w:val="bullet"/>
       <w:lvlText w:val="●"/>
@@ -1257,7 +1257,7 @@
         <w:ind w:left="5040" w:hanging="360"/>
       </w:pPr>
     </w:lvl>
-    <w:lvl w:ilvl="7" w:tplc="7EFC1FD6">
+    <w:lvl w:ilvl="7" w:tplc="D9287422">
       <w:start w:val="1"/>
       <w:numFmt w:val="bullet"/>
       <w:lvlText w:val="●"/>
@@ -1266,7 +1266,7 @@
         <w:ind w:left="5760" w:hanging="360"/>
       </w:pPr>
     </w:lvl>
-    <w:lvl w:ilvl="8" w:tplc="C6BC8EA0">
+    <w:lvl w:ilvl="8" w:tplc="B20E78DA">
       <w:start w:val="1"/>
       <w:numFmt w:val="bullet"/>
       <w:lvlText w:val="●"/>
@@ -1276,7 +1276,7 @@
       </w:pPr>
     </w:lvl>
   </w:abstractNum>
-  <w:num w:numId="1" w16cid:durableId="585843207">
+  <w:num w:numId="1" w16cid:durableId="1430853331">
     <w:abstractNumId w:val="0"/>
     <w:lvlOverride w:ilvl="0">
       <w:startOverride w:val="1"/>

--- a/Kelroy-James-CV.docx
+++ b/Kelroy-James-CV.docx
@@ -1025,7 +1025,7 @@
           <w:sz w:val="21"/>
           <w:szCs w:val="21"/>
         </w:rPr>
-        <w:t>1SL Richmond Fellowship, Royal Navy Strategic Studies Centre: 2025–2026</w:t>
+        <w:t>Richmond Fellowship, Royal Navy Strategic Studies Centre: 2025–2026</w:t>
       </w:r>
     </w:p>
     <w:p>
@@ -1191,10 +1191,10 @@
 <file path=word/numbering.xml><?xml version="1.0" encoding="utf-8"?>
 <w:numbering xmlns:wpc="http://schemas.microsoft.com/office/word/2010/wordprocessingCanvas" xmlns:cx="http://schemas.microsoft.com/office/drawing/2014/chartex" xmlns:cx1="http://schemas.microsoft.com/office/drawing/2015/9/8/chartex" xmlns:cx2="http://schemas.microsoft.com/office/drawing/2015/10/21/chartex" xmlns:cx3="http://schemas.microsoft.com/office/drawing/2016/5/9/chartex" xmlns:cx4="http://schemas.microsoft.com/office/drawing/2016/5/10/chartex" xmlns:cx5="http://schemas.microsoft.com/office/drawing/2016/5/11/chartex" xmlns:cx6="http://schemas.microsoft.com/office/drawing/2016/5/12/chartex" xmlns:cx7="http://schemas.microsoft.com/office/drawing/2016/5/13/chartex" xmlns:cx8="http://schemas.microsoft.com/office/drawing/2016/5/14/chartex" xmlns:mc="http://schemas.openxmlformats.org/markup-compatibility/2006" xmlns:aink="http://schemas.microsoft.com/office/drawing/2016/ink" xmlns:am3d="http://schemas.microsoft.com/office/drawing/2017/model3d" xmlns:o="urn:schemas-microsoft-com:office:office" xmlns:oel="http://schemas.microsoft.com/office/2019/extlst" xmlns:r="http://schemas.openxmlformats.org/officeDocument/2006/relationships" xmlns:m="http://schemas.openxmlformats.org/officeDocument/2006/math" xmlns:v="urn:schemas-microsoft-com:vml" xmlns:wp14="http://schemas.microsoft.com/office/word/2010/wordprocessingDrawing" xmlns:wp="http://schemas.openxmlformats.org/drawingml/2006/wordprocessingDrawing" xmlns:w10="urn:schemas-microsoft-com:office:word" xmlns:w="http://schemas.openxmlformats.org/wordprocessingml/2006/main" xmlns:w14="http://schemas.microsoft.com/office/word/2010/wordml" xmlns:w15="http://schemas.microsoft.com/office/word/2012/wordml" xmlns:w16cex="http://schemas.microsoft.com/office/word/2018/wordml/cex" xmlns:w16cid="http://schemas.microsoft.com/office/word/2016/wordml/cid" xmlns:w16="http://schemas.microsoft.com/office/word/2018/wordml" xmlns:w16du="http://schemas.microsoft.com/office/word/2023/wordml/word16du" xmlns:w16sdtdh="http://schemas.microsoft.com/office/word/2020/wordml/sdtdatahash" xmlns:w16sdtfl="http://schemas.microsoft.com/office/word/2024/wordml/sdtformatlock" xmlns:w16se="http://schemas.microsoft.com/office/word/2015/wordml/symex" xmlns:wpg="http://schemas.microsoft.com/office/word/2010/wordprocessingGroup" xmlns:wpi="http://schemas.microsoft.com/office/word/2010/wordprocessingInk" xmlns:wne="http://schemas.microsoft.com/office/word/2006/wordml" xmlns:wps="http://schemas.microsoft.com/office/word/2010/wordprocessingShape" mc:Ignorable="w14 w15 w16se w16cid w16 w16cex w16sdtdh w16sdtfl w16du wp14">
   <w:abstractNum w:abstractNumId="0" w15:restartNumberingAfterBreak="0">
-    <w:nsid w:val="6A8D7066"/>
+    <w:nsid w:val="618D1818"/>
     <w:multiLevelType w:val="hybridMultilevel"/>
-    <w:tmpl w:val="0D5CCDFC"/>
-    <w:lvl w:ilvl="0" w:tplc="C270EC88">
+    <w:tmpl w:val="0D5E1808"/>
+    <w:lvl w:ilvl="0" w:tplc="71CAC23C">
       <w:start w:val="1"/>
       <w:numFmt w:val="bullet"/>
       <w:lvlText w:val="●"/>
@@ -1203,7 +1203,7 @@
         <w:ind w:left="720" w:hanging="360"/>
       </w:pPr>
     </w:lvl>
-    <w:lvl w:ilvl="1" w:tplc="A3987C7A">
+    <w:lvl w:ilvl="1" w:tplc="19147BCC">
       <w:start w:val="1"/>
       <w:numFmt w:val="bullet"/>
       <w:lvlText w:val="○"/>
@@ -1212,7 +1212,7 @@
         <w:ind w:left="1440" w:hanging="360"/>
       </w:pPr>
     </w:lvl>
-    <w:lvl w:ilvl="2" w:tplc="E572047E">
+    <w:lvl w:ilvl="2" w:tplc="D2F8F140">
       <w:start w:val="1"/>
       <w:numFmt w:val="bullet"/>
       <w:lvlText w:val="■"/>
@@ -1221,7 +1221,7 @@
         <w:ind w:left="2160" w:hanging="360"/>
       </w:pPr>
     </w:lvl>
-    <w:lvl w:ilvl="3" w:tplc="9420FDA6">
+    <w:lvl w:ilvl="3" w:tplc="D3201962">
       <w:start w:val="1"/>
       <w:numFmt w:val="bullet"/>
       <w:lvlText w:val="●"/>
@@ -1230,7 +1230,7 @@
         <w:ind w:left="2880" w:hanging="360"/>
       </w:pPr>
     </w:lvl>
-    <w:lvl w:ilvl="4" w:tplc="6EEE1B2E">
+    <w:lvl w:ilvl="4" w:tplc="4AAE750E">
       <w:start w:val="1"/>
       <w:numFmt w:val="bullet"/>
       <w:lvlText w:val="○"/>
@@ -1239,7 +1239,7 @@
         <w:ind w:left="3600" w:hanging="360"/>
       </w:pPr>
     </w:lvl>
-    <w:lvl w:ilvl="5" w:tplc="18BE71E2">
+    <w:lvl w:ilvl="5" w:tplc="FB84B0DE">
       <w:start w:val="1"/>
       <w:numFmt w:val="bullet"/>
       <w:lvlText w:val="■"/>
@@ -1248,7 +1248,7 @@
         <w:ind w:left="4320" w:hanging="360"/>
       </w:pPr>
     </w:lvl>
-    <w:lvl w:ilvl="6" w:tplc="697659E4">
+    <w:lvl w:ilvl="6" w:tplc="E9865114">
       <w:start w:val="1"/>
       <w:numFmt w:val="bullet"/>
       <w:lvlText w:val="●"/>
@@ -1257,7 +1257,7 @@
         <w:ind w:left="5040" w:hanging="360"/>
       </w:pPr>
     </w:lvl>
-    <w:lvl w:ilvl="7" w:tplc="D9287422">
+    <w:lvl w:ilvl="7" w:tplc="D7EAD444">
       <w:start w:val="1"/>
       <w:numFmt w:val="bullet"/>
       <w:lvlText w:val="●"/>
@@ -1266,7 +1266,7 @@
         <w:ind w:left="5760" w:hanging="360"/>
       </w:pPr>
     </w:lvl>
-    <w:lvl w:ilvl="8" w:tplc="B20E78DA">
+    <w:lvl w:ilvl="8" w:tplc="E376E490">
       <w:start w:val="1"/>
       <w:numFmt w:val="bullet"/>
       <w:lvlText w:val="●"/>
@@ -1276,7 +1276,7 @@
       </w:pPr>
     </w:lvl>
   </w:abstractNum>
-  <w:num w:numId="1" w16cid:durableId="1430853331">
+  <w:num w:numId="1" w16cid:durableId="231354301">
     <w:abstractNumId w:val="0"/>
     <w:lvlOverride w:ilvl="0">
       <w:startOverride w:val="1"/>
